--- a/AP3_TERRAL.docx
+++ b/AP3_TERRAL.docx
@@ -4,13 +4,6 @@
   <w:body>
     <w:sdt>
       <w:sdtPr>
-        <w:id w:val="1662809748"/>
-        <w:docPartObj>
-          <w:docPartGallery w:val="Cover Pages"/>
-          <w:docPartUnique/>
-        </w:docPartObj>
-      </w:sdtPr>
-      <w:sdtEndPr>
         <w:rPr>
           <w:rFonts w:eastAsiaTheme="minorHAnsi"/>
           <w:kern w:val="2"/>
@@ -19,7 +12,13 @@
           <w:lang w:eastAsia="en-US"/>
           <w14:ligatures w14:val="standardContextual"/>
         </w:rPr>
-      </w:sdtEndPr>
+        <w:id w:val="1662809748"/>
+        <w:docPartObj>
+          <w:docPartGallery w:val="Cover Pages"/>
+          <w:docPartUnique/>
+        </w:docPartObj>
+      </w:sdtPr>
+      <w:sdtEndPr/>
       <w:sdtContent>
         <w:p>
           <w:pPr>
@@ -158,6 +157,7 @@
                                       <w:calendar w:val="gregorian"/>
                                     </w:date>
                                   </w:sdtPr>
+                                  <w:sdtEndPr/>
                                   <w:sdtContent>
                                     <w:p>
                                       <w:pPr>
@@ -3470,6 +3470,7 @@
                                 <w:calendar w:val="gregorian"/>
                               </w:date>
                             </w:sdtPr>
+                            <w:sdtEndPr/>
                             <w:sdtContent>
                               <w:p>
                                 <w:pPr>
@@ -3694,6 +3695,7 @@
                                     <w:dataBinding w:prefixMappings="xmlns:ns0='http://purl.org/dc/elements/1.1/' xmlns:ns1='http://schemas.openxmlformats.org/package/2006/metadata/core-properties' " w:xpath="/ns1:coreProperties[1]/ns0:creator[1]" w:storeItemID="{6C3C8BC8-F283-45AE-878A-BAB7291924A1}"/>
                                     <w:text/>
                                   </w:sdtPr>
+                                  <w:sdtEndPr/>
                                   <w:sdtContent>
                                     <w:r>
                                       <w:rPr>
@@ -3757,6 +3759,7 @@
                               <w:dataBinding w:prefixMappings="xmlns:ns0='http://purl.org/dc/elements/1.1/' xmlns:ns1='http://schemas.openxmlformats.org/package/2006/metadata/core-properties' " w:xpath="/ns1:coreProperties[1]/ns0:creator[1]" w:storeItemID="{6C3C8BC8-F283-45AE-878A-BAB7291924A1}"/>
                               <w:text/>
                             </w:sdtPr>
+                            <w:sdtEndPr/>
                             <w:sdtContent>
                               <w:r>
                                 <w:rPr>
@@ -3874,6 +3877,7 @@
                                     <w:dataBinding w:prefixMappings="xmlns:ns0='http://purl.org/dc/elements/1.1/' xmlns:ns1='http://schemas.openxmlformats.org/package/2006/metadata/core-properties' " w:xpath="/ns1:coreProperties[1]/ns0:title[1]" w:storeItemID="{6C3C8BC8-F283-45AE-878A-BAB7291924A1}"/>
                                     <w:text/>
                                   </w:sdtPr>
+                                  <w:sdtEndPr/>
                                   <w:sdtContent>
                                     <w:r>
                                       <w:rPr>
@@ -3909,6 +3913,7 @@
                                     <w:dataBinding w:prefixMappings="xmlns:ns0='http://purl.org/dc/elements/1.1/' xmlns:ns1='http://schemas.openxmlformats.org/package/2006/metadata/core-properties' " w:xpath="/ns1:coreProperties[1]/ns0:subject[1]" w:storeItemID="{6C3C8BC8-F283-45AE-878A-BAB7291924A1}"/>
                                     <w:text/>
                                   </w:sdtPr>
+                                  <w:sdtEndPr/>
                                   <w:sdtContent>
                                     <w:r>
                                       <w:rPr>
@@ -3969,6 +3974,7 @@
                               <w:dataBinding w:prefixMappings="xmlns:ns0='http://purl.org/dc/elements/1.1/' xmlns:ns1='http://schemas.openxmlformats.org/package/2006/metadata/core-properties' " w:xpath="/ns1:coreProperties[1]/ns0:title[1]" w:storeItemID="{6C3C8BC8-F283-45AE-878A-BAB7291924A1}"/>
                               <w:text/>
                             </w:sdtPr>
+                            <w:sdtEndPr/>
                             <w:sdtContent>
                               <w:r>
                                 <w:rPr>
@@ -4004,6 +4010,7 @@
                               <w:dataBinding w:prefixMappings="xmlns:ns0='http://purl.org/dc/elements/1.1/' xmlns:ns1='http://schemas.openxmlformats.org/package/2006/metadata/core-properties' " w:xpath="/ns1:coreProperties[1]/ns0:subject[1]" w:storeItemID="{6C3C8BC8-F283-45AE-878A-BAB7291924A1}"/>
                               <w:text/>
                             </w:sdtPr>
+                            <w:sdtEndPr/>
                             <w:sdtContent>
                               <w:r>
                                 <w:rPr>
@@ -4034,7 +4041,7 @@
       <w:pPr>
         <w:pStyle w:val="Titre1"/>
       </w:pPr>
-      <w:bookmarkStart w:id="0" w:name="_Toc184142730"/>
+      <w:bookmarkStart w:id="0" w:name="_Toc184285164"/>
       <w:r>
         <w:lastRenderedPageBreak/>
         <w:t>Introduction</w:t>
@@ -4063,6 +4070,15 @@
     <w:p/>
     <w:sdt>
       <w:sdtPr>
+        <w:rPr>
+          <w:rFonts w:asciiTheme="minorHAnsi" w:eastAsiaTheme="minorHAnsi" w:hAnsiTheme="minorHAnsi" w:cstheme="minorBidi"/>
+          <w:color w:val="auto"/>
+          <w:kern w:val="2"/>
+          <w:sz w:val="24"/>
+          <w:szCs w:val="24"/>
+          <w:lang w:eastAsia="en-US"/>
+          <w14:ligatures w14:val="standardContextual"/>
+        </w:rPr>
         <w:id w:val="1849747663"/>
         <w:docPartObj>
           <w:docPartGallery w:val="Table of Contents"/>
@@ -4071,15 +4087,8 @@
       </w:sdtPr>
       <w:sdtEndPr>
         <w:rPr>
-          <w:rFonts w:asciiTheme="minorHAnsi" w:eastAsiaTheme="minorHAnsi" w:hAnsiTheme="minorHAnsi" w:cstheme="minorBidi"/>
           <w:b/>
           <w:bCs/>
-          <w:color w:val="auto"/>
-          <w:kern w:val="2"/>
-          <w:sz w:val="24"/>
-          <w:szCs w:val="24"/>
-          <w:lang w:eastAsia="en-US"/>
-          <w14:ligatures w14:val="standardContextual"/>
         </w:rPr>
       </w:sdtEndPr>
       <w:sdtContent>
@@ -4098,7 +4107,9 @@
               <w:tab w:val="right" w:leader="dot" w:pos="9062"/>
             </w:tabs>
             <w:rPr>
+              <w:rFonts w:eastAsiaTheme="minorEastAsia"/>
               <w:noProof/>
+              <w:lang w:eastAsia="fr-FR"/>
             </w:rPr>
           </w:pPr>
           <w:r>
@@ -4110,7 +4121,7 @@
           <w:r>
             <w:fldChar w:fldCharType="separate"/>
           </w:r>
-          <w:hyperlink w:anchor="_Toc184142730" w:history="1">
+          <w:hyperlink w:anchor="_Toc184285164" w:history="1">
             <w:r>
               <w:rPr>
                 <w:rStyle w:val="Lienhypertexte"/>
@@ -4137,7 +4148,7 @@
                 <w:noProof/>
                 <w:webHidden/>
               </w:rPr>
-              <w:instrText xml:space="preserve"> PAGEREF _Toc184142730 \h </w:instrText>
+              <w:instrText xml:space="preserve"> PAGEREF _Toc184285164 \h </w:instrText>
             </w:r>
             <w:r>
               <w:rPr>
@@ -4158,6 +4169,1126 @@
                 <w:webHidden/>
               </w:rPr>
               <w:t>1</w:t>
+            </w:r>
+            <w:r>
+              <w:rPr>
+                <w:noProof/>
+                <w:webHidden/>
+              </w:rPr>
+              <w:fldChar w:fldCharType="end"/>
+            </w:r>
+          </w:hyperlink>
+        </w:p>
+        <w:p>
+          <w:pPr>
+            <w:pStyle w:val="TM1"/>
+            <w:tabs>
+              <w:tab w:val="right" w:leader="dot" w:pos="9062"/>
+            </w:tabs>
+            <w:rPr>
+              <w:rFonts w:eastAsiaTheme="minorEastAsia"/>
+              <w:noProof/>
+              <w:lang w:eastAsia="fr-FR"/>
+            </w:rPr>
+          </w:pPr>
+          <w:hyperlink w:anchor="_Toc184285165" w:history="1">
+            <w:r>
+              <w:rPr>
+                <w:rStyle w:val="Lienhypertexte"/>
+                <w:noProof/>
+              </w:rPr>
+              <w:t>Program.cs</w:t>
+            </w:r>
+            <w:r>
+              <w:rPr>
+                <w:noProof/>
+                <w:webHidden/>
+              </w:rPr>
+              <w:tab/>
+            </w:r>
+            <w:r>
+              <w:rPr>
+                <w:noProof/>
+                <w:webHidden/>
+              </w:rPr>
+              <w:fldChar w:fldCharType="begin"/>
+            </w:r>
+            <w:r>
+              <w:rPr>
+                <w:noProof/>
+                <w:webHidden/>
+              </w:rPr>
+              <w:instrText xml:space="preserve"> PAGEREF _Toc184285165 \h </w:instrText>
+            </w:r>
+            <w:r>
+              <w:rPr>
+                <w:noProof/>
+                <w:webHidden/>
+              </w:rPr>
+            </w:r>
+            <w:r>
+              <w:rPr>
+                <w:noProof/>
+                <w:webHidden/>
+              </w:rPr>
+              <w:fldChar w:fldCharType="separate"/>
+            </w:r>
+            <w:r>
+              <w:rPr>
+                <w:noProof/>
+                <w:webHidden/>
+              </w:rPr>
+              <w:t>2</w:t>
+            </w:r>
+            <w:r>
+              <w:rPr>
+                <w:noProof/>
+                <w:webHidden/>
+              </w:rPr>
+              <w:fldChar w:fldCharType="end"/>
+            </w:r>
+          </w:hyperlink>
+        </w:p>
+        <w:p>
+          <w:pPr>
+            <w:pStyle w:val="TM2"/>
+            <w:tabs>
+              <w:tab w:val="right" w:leader="dot" w:pos="9062"/>
+            </w:tabs>
+            <w:rPr>
+              <w:rFonts w:eastAsiaTheme="minorEastAsia"/>
+              <w:noProof/>
+              <w:lang w:eastAsia="fr-FR"/>
+            </w:rPr>
+          </w:pPr>
+          <w:hyperlink w:anchor="_Toc184285166" w:history="1">
+            <w:r>
+              <w:rPr>
+                <w:rStyle w:val="Lienhypertexte"/>
+                <w:noProof/>
+              </w:rPr>
+              <w:t>GenererAleatoire</w:t>
+            </w:r>
+            <w:r>
+              <w:rPr>
+                <w:noProof/>
+                <w:webHidden/>
+              </w:rPr>
+              <w:tab/>
+            </w:r>
+            <w:r>
+              <w:rPr>
+                <w:noProof/>
+                <w:webHidden/>
+              </w:rPr>
+              <w:fldChar w:fldCharType="begin"/>
+            </w:r>
+            <w:r>
+              <w:rPr>
+                <w:noProof/>
+                <w:webHidden/>
+              </w:rPr>
+              <w:instrText xml:space="preserve"> PAGEREF _Toc184285166 \h </w:instrText>
+            </w:r>
+            <w:r>
+              <w:rPr>
+                <w:noProof/>
+                <w:webHidden/>
+              </w:rPr>
+            </w:r>
+            <w:r>
+              <w:rPr>
+                <w:noProof/>
+                <w:webHidden/>
+              </w:rPr>
+              <w:fldChar w:fldCharType="separate"/>
+            </w:r>
+            <w:r>
+              <w:rPr>
+                <w:noProof/>
+                <w:webHidden/>
+              </w:rPr>
+              <w:t>2</w:t>
+            </w:r>
+            <w:r>
+              <w:rPr>
+                <w:noProof/>
+                <w:webHidden/>
+              </w:rPr>
+              <w:fldChar w:fldCharType="end"/>
+            </w:r>
+          </w:hyperlink>
+        </w:p>
+        <w:p>
+          <w:pPr>
+            <w:pStyle w:val="TM2"/>
+            <w:tabs>
+              <w:tab w:val="right" w:leader="dot" w:pos="9062"/>
+            </w:tabs>
+            <w:rPr>
+              <w:rFonts w:eastAsiaTheme="minorEastAsia"/>
+              <w:noProof/>
+              <w:lang w:eastAsia="fr-FR"/>
+            </w:rPr>
+          </w:pPr>
+          <w:hyperlink w:anchor="_Toc184285167" w:history="1">
+            <w:r>
+              <w:rPr>
+                <w:rStyle w:val="Lienhypertexte"/>
+                <w:noProof/>
+              </w:rPr>
+              <w:t>MettreEnIndice</w:t>
+            </w:r>
+            <w:r>
+              <w:rPr>
+                <w:noProof/>
+                <w:webHidden/>
+              </w:rPr>
+              <w:tab/>
+            </w:r>
+            <w:r>
+              <w:rPr>
+                <w:noProof/>
+                <w:webHidden/>
+              </w:rPr>
+              <w:fldChar w:fldCharType="begin"/>
+            </w:r>
+            <w:r>
+              <w:rPr>
+                <w:noProof/>
+                <w:webHidden/>
+              </w:rPr>
+              <w:instrText xml:space="preserve"> PAGEREF _Toc184285167 \h </w:instrText>
+            </w:r>
+            <w:r>
+              <w:rPr>
+                <w:noProof/>
+                <w:webHidden/>
+              </w:rPr>
+            </w:r>
+            <w:r>
+              <w:rPr>
+                <w:noProof/>
+                <w:webHidden/>
+              </w:rPr>
+              <w:fldChar w:fldCharType="separate"/>
+            </w:r>
+            <w:r>
+              <w:rPr>
+                <w:noProof/>
+                <w:webHidden/>
+              </w:rPr>
+              <w:t>2</w:t>
+            </w:r>
+            <w:r>
+              <w:rPr>
+                <w:noProof/>
+                <w:webHidden/>
+              </w:rPr>
+              <w:fldChar w:fldCharType="end"/>
+            </w:r>
+          </w:hyperlink>
+        </w:p>
+        <w:p>
+          <w:pPr>
+            <w:pStyle w:val="TM1"/>
+            <w:tabs>
+              <w:tab w:val="right" w:leader="dot" w:pos="9062"/>
+            </w:tabs>
+            <w:rPr>
+              <w:rFonts w:eastAsiaTheme="minorEastAsia"/>
+              <w:noProof/>
+              <w:lang w:eastAsia="fr-FR"/>
+            </w:rPr>
+          </w:pPr>
+          <w:hyperlink w:anchor="_Toc184285168" w:history="1">
+            <w:r>
+              <w:rPr>
+                <w:rStyle w:val="Lienhypertexte"/>
+                <w:noProof/>
+              </w:rPr>
+              <w:t>Les classes</w:t>
+            </w:r>
+            <w:r>
+              <w:rPr>
+                <w:noProof/>
+                <w:webHidden/>
+              </w:rPr>
+              <w:tab/>
+            </w:r>
+            <w:r>
+              <w:rPr>
+                <w:noProof/>
+                <w:webHidden/>
+              </w:rPr>
+              <w:fldChar w:fldCharType="begin"/>
+            </w:r>
+            <w:r>
+              <w:rPr>
+                <w:noProof/>
+                <w:webHidden/>
+              </w:rPr>
+              <w:instrText xml:space="preserve"> PAGEREF _Toc184285168 \h </w:instrText>
+            </w:r>
+            <w:r>
+              <w:rPr>
+                <w:noProof/>
+                <w:webHidden/>
+              </w:rPr>
+            </w:r>
+            <w:r>
+              <w:rPr>
+                <w:noProof/>
+                <w:webHidden/>
+              </w:rPr>
+              <w:fldChar w:fldCharType="separate"/>
+            </w:r>
+            <w:r>
+              <w:rPr>
+                <w:noProof/>
+                <w:webHidden/>
+              </w:rPr>
+              <w:t>2</w:t>
+            </w:r>
+            <w:r>
+              <w:rPr>
+                <w:noProof/>
+                <w:webHidden/>
+              </w:rPr>
+              <w:fldChar w:fldCharType="end"/>
+            </w:r>
+          </w:hyperlink>
+        </w:p>
+        <w:p>
+          <w:pPr>
+            <w:pStyle w:val="TM2"/>
+            <w:tabs>
+              <w:tab w:val="right" w:leader="dot" w:pos="9062"/>
+            </w:tabs>
+            <w:rPr>
+              <w:rFonts w:eastAsiaTheme="minorEastAsia"/>
+              <w:noProof/>
+              <w:lang w:eastAsia="fr-FR"/>
+            </w:rPr>
+          </w:pPr>
+          <w:hyperlink w:anchor="_Toc184285169" w:history="1">
+            <w:r>
+              <w:rPr>
+                <w:rStyle w:val="Lienhypertexte"/>
+                <w:noProof/>
+              </w:rPr>
+              <w:t>Suite</w:t>
+            </w:r>
+            <w:r>
+              <w:rPr>
+                <w:noProof/>
+                <w:webHidden/>
+              </w:rPr>
+              <w:tab/>
+            </w:r>
+            <w:r>
+              <w:rPr>
+                <w:noProof/>
+                <w:webHidden/>
+              </w:rPr>
+              <w:fldChar w:fldCharType="begin"/>
+            </w:r>
+            <w:r>
+              <w:rPr>
+                <w:noProof/>
+                <w:webHidden/>
+              </w:rPr>
+              <w:instrText xml:space="preserve"> PAGEREF _Toc184285169 \h </w:instrText>
+            </w:r>
+            <w:r>
+              <w:rPr>
+                <w:noProof/>
+                <w:webHidden/>
+              </w:rPr>
+            </w:r>
+            <w:r>
+              <w:rPr>
+                <w:noProof/>
+                <w:webHidden/>
+              </w:rPr>
+              <w:fldChar w:fldCharType="separate"/>
+            </w:r>
+            <w:r>
+              <w:rPr>
+                <w:noProof/>
+                <w:webHidden/>
+              </w:rPr>
+              <w:t>3</w:t>
+            </w:r>
+            <w:r>
+              <w:rPr>
+                <w:noProof/>
+                <w:webHidden/>
+              </w:rPr>
+              <w:fldChar w:fldCharType="end"/>
+            </w:r>
+          </w:hyperlink>
+        </w:p>
+        <w:p>
+          <w:pPr>
+            <w:pStyle w:val="TM2"/>
+            <w:tabs>
+              <w:tab w:val="right" w:leader="dot" w:pos="9062"/>
+            </w:tabs>
+            <w:rPr>
+              <w:rFonts w:eastAsiaTheme="minorEastAsia"/>
+              <w:noProof/>
+              <w:lang w:eastAsia="fr-FR"/>
+            </w:rPr>
+          </w:pPr>
+          <w:hyperlink w:anchor="_Toc184285170" w:history="1">
+            <w:r>
+              <w:rPr>
+                <w:rStyle w:val="Lienhypertexte"/>
+                <w:noProof/>
+              </w:rPr>
+              <w:t>Suite_arithmetique</w:t>
+            </w:r>
+            <w:r>
+              <w:rPr>
+                <w:noProof/>
+                <w:webHidden/>
+              </w:rPr>
+              <w:tab/>
+            </w:r>
+            <w:r>
+              <w:rPr>
+                <w:noProof/>
+                <w:webHidden/>
+              </w:rPr>
+              <w:fldChar w:fldCharType="begin"/>
+            </w:r>
+            <w:r>
+              <w:rPr>
+                <w:noProof/>
+                <w:webHidden/>
+              </w:rPr>
+              <w:instrText xml:space="preserve"> PAGEREF _Toc184285170 \h </w:instrText>
+            </w:r>
+            <w:r>
+              <w:rPr>
+                <w:noProof/>
+                <w:webHidden/>
+              </w:rPr>
+            </w:r>
+            <w:r>
+              <w:rPr>
+                <w:noProof/>
+                <w:webHidden/>
+              </w:rPr>
+              <w:fldChar w:fldCharType="separate"/>
+            </w:r>
+            <w:r>
+              <w:rPr>
+                <w:noProof/>
+                <w:webHidden/>
+              </w:rPr>
+              <w:t>3</w:t>
+            </w:r>
+            <w:r>
+              <w:rPr>
+                <w:noProof/>
+                <w:webHidden/>
+              </w:rPr>
+              <w:fldChar w:fldCharType="end"/>
+            </w:r>
+          </w:hyperlink>
+        </w:p>
+        <w:p>
+          <w:pPr>
+            <w:pStyle w:val="TM2"/>
+            <w:tabs>
+              <w:tab w:val="right" w:leader="dot" w:pos="9062"/>
+            </w:tabs>
+            <w:rPr>
+              <w:rFonts w:eastAsiaTheme="minorEastAsia"/>
+              <w:noProof/>
+              <w:lang w:eastAsia="fr-FR"/>
+            </w:rPr>
+          </w:pPr>
+          <w:hyperlink w:anchor="_Toc184285171" w:history="1">
+            <w:r>
+              <w:rPr>
+                <w:rStyle w:val="Lienhypertexte"/>
+                <w:noProof/>
+              </w:rPr>
+              <w:t>Suite_geometrique</w:t>
+            </w:r>
+            <w:r>
+              <w:rPr>
+                <w:noProof/>
+                <w:webHidden/>
+              </w:rPr>
+              <w:tab/>
+            </w:r>
+            <w:r>
+              <w:rPr>
+                <w:noProof/>
+                <w:webHidden/>
+              </w:rPr>
+              <w:fldChar w:fldCharType="begin"/>
+            </w:r>
+            <w:r>
+              <w:rPr>
+                <w:noProof/>
+                <w:webHidden/>
+              </w:rPr>
+              <w:instrText xml:space="preserve"> PAGEREF _Toc184285171 \h </w:instrText>
+            </w:r>
+            <w:r>
+              <w:rPr>
+                <w:noProof/>
+                <w:webHidden/>
+              </w:rPr>
+            </w:r>
+            <w:r>
+              <w:rPr>
+                <w:noProof/>
+                <w:webHidden/>
+              </w:rPr>
+              <w:fldChar w:fldCharType="separate"/>
+            </w:r>
+            <w:r>
+              <w:rPr>
+                <w:noProof/>
+                <w:webHidden/>
+              </w:rPr>
+              <w:t>3</w:t>
+            </w:r>
+            <w:r>
+              <w:rPr>
+                <w:noProof/>
+                <w:webHidden/>
+              </w:rPr>
+              <w:fldChar w:fldCharType="end"/>
+            </w:r>
+          </w:hyperlink>
+        </w:p>
+        <w:p>
+          <w:pPr>
+            <w:pStyle w:val="TM2"/>
+            <w:tabs>
+              <w:tab w:val="right" w:leader="dot" w:pos="9062"/>
+            </w:tabs>
+            <w:rPr>
+              <w:rFonts w:eastAsiaTheme="minorEastAsia"/>
+              <w:noProof/>
+              <w:lang w:eastAsia="fr-FR"/>
+            </w:rPr>
+          </w:pPr>
+          <w:hyperlink w:anchor="_Toc184285172" w:history="1">
+            <w:r>
+              <w:rPr>
+                <w:rStyle w:val="Lienhypertexte"/>
+                <w:noProof/>
+              </w:rPr>
+              <w:t>Joueur</w:t>
+            </w:r>
+            <w:r>
+              <w:rPr>
+                <w:noProof/>
+                <w:webHidden/>
+              </w:rPr>
+              <w:tab/>
+            </w:r>
+            <w:r>
+              <w:rPr>
+                <w:noProof/>
+                <w:webHidden/>
+              </w:rPr>
+              <w:fldChar w:fldCharType="begin"/>
+            </w:r>
+            <w:r>
+              <w:rPr>
+                <w:noProof/>
+                <w:webHidden/>
+              </w:rPr>
+              <w:instrText xml:space="preserve"> PAGEREF _Toc184285172 \h </w:instrText>
+            </w:r>
+            <w:r>
+              <w:rPr>
+                <w:noProof/>
+                <w:webHidden/>
+              </w:rPr>
+            </w:r>
+            <w:r>
+              <w:rPr>
+                <w:noProof/>
+                <w:webHidden/>
+              </w:rPr>
+              <w:fldChar w:fldCharType="separate"/>
+            </w:r>
+            <w:r>
+              <w:rPr>
+                <w:noProof/>
+                <w:webHidden/>
+              </w:rPr>
+              <w:t>3</w:t>
+            </w:r>
+            <w:r>
+              <w:rPr>
+                <w:noProof/>
+                <w:webHidden/>
+              </w:rPr>
+              <w:fldChar w:fldCharType="end"/>
+            </w:r>
+          </w:hyperlink>
+        </w:p>
+        <w:p>
+          <w:pPr>
+            <w:pStyle w:val="TM1"/>
+            <w:tabs>
+              <w:tab w:val="right" w:leader="dot" w:pos="9062"/>
+            </w:tabs>
+            <w:rPr>
+              <w:rFonts w:eastAsiaTheme="minorEastAsia"/>
+              <w:noProof/>
+              <w:lang w:eastAsia="fr-FR"/>
+            </w:rPr>
+          </w:pPr>
+          <w:hyperlink w:anchor="_Toc184285173" w:history="1">
+            <w:r>
+              <w:rPr>
+                <w:rStyle w:val="Lienhypertexte"/>
+                <w:noProof/>
+              </w:rPr>
+              <w:t>Les interfaces Graphiques</w:t>
+            </w:r>
+            <w:r>
+              <w:rPr>
+                <w:noProof/>
+                <w:webHidden/>
+              </w:rPr>
+              <w:tab/>
+            </w:r>
+            <w:r>
+              <w:rPr>
+                <w:noProof/>
+                <w:webHidden/>
+              </w:rPr>
+              <w:fldChar w:fldCharType="begin"/>
+            </w:r>
+            <w:r>
+              <w:rPr>
+                <w:noProof/>
+                <w:webHidden/>
+              </w:rPr>
+              <w:instrText xml:space="preserve"> PAGEREF _Toc184285173 \h </w:instrText>
+            </w:r>
+            <w:r>
+              <w:rPr>
+                <w:noProof/>
+                <w:webHidden/>
+              </w:rPr>
+            </w:r>
+            <w:r>
+              <w:rPr>
+                <w:noProof/>
+                <w:webHidden/>
+              </w:rPr>
+              <w:fldChar w:fldCharType="separate"/>
+            </w:r>
+            <w:r>
+              <w:rPr>
+                <w:noProof/>
+                <w:webHidden/>
+              </w:rPr>
+              <w:t>3</w:t>
+            </w:r>
+            <w:r>
+              <w:rPr>
+                <w:noProof/>
+                <w:webHidden/>
+              </w:rPr>
+              <w:fldChar w:fldCharType="end"/>
+            </w:r>
+          </w:hyperlink>
+        </w:p>
+        <w:p>
+          <w:pPr>
+            <w:pStyle w:val="TM2"/>
+            <w:tabs>
+              <w:tab w:val="right" w:leader="dot" w:pos="9062"/>
+            </w:tabs>
+            <w:rPr>
+              <w:rFonts w:eastAsiaTheme="minorEastAsia"/>
+              <w:noProof/>
+              <w:lang w:eastAsia="fr-FR"/>
+            </w:rPr>
+          </w:pPr>
+          <w:hyperlink w:anchor="_Toc184285174" w:history="1">
+            <w:r>
+              <w:rPr>
+                <w:rStyle w:val="Lienhypertexte"/>
+                <w:noProof/>
+              </w:rPr>
+              <w:t>Interface_Accueil</w:t>
+            </w:r>
+            <w:r>
+              <w:rPr>
+                <w:noProof/>
+                <w:webHidden/>
+              </w:rPr>
+              <w:tab/>
+            </w:r>
+            <w:r>
+              <w:rPr>
+                <w:noProof/>
+                <w:webHidden/>
+              </w:rPr>
+              <w:fldChar w:fldCharType="begin"/>
+            </w:r>
+            <w:r>
+              <w:rPr>
+                <w:noProof/>
+                <w:webHidden/>
+              </w:rPr>
+              <w:instrText xml:space="preserve"> PAGEREF _Toc184285174 \h </w:instrText>
+            </w:r>
+            <w:r>
+              <w:rPr>
+                <w:noProof/>
+                <w:webHidden/>
+              </w:rPr>
+            </w:r>
+            <w:r>
+              <w:rPr>
+                <w:noProof/>
+                <w:webHidden/>
+              </w:rPr>
+              <w:fldChar w:fldCharType="separate"/>
+            </w:r>
+            <w:r>
+              <w:rPr>
+                <w:noProof/>
+                <w:webHidden/>
+              </w:rPr>
+              <w:t>3</w:t>
+            </w:r>
+            <w:r>
+              <w:rPr>
+                <w:noProof/>
+                <w:webHidden/>
+              </w:rPr>
+              <w:fldChar w:fldCharType="end"/>
+            </w:r>
+          </w:hyperlink>
+        </w:p>
+        <w:p>
+          <w:pPr>
+            <w:pStyle w:val="TM2"/>
+            <w:tabs>
+              <w:tab w:val="right" w:leader="dot" w:pos="9062"/>
+            </w:tabs>
+            <w:rPr>
+              <w:rFonts w:eastAsiaTheme="minorEastAsia"/>
+              <w:noProof/>
+              <w:lang w:eastAsia="fr-FR"/>
+            </w:rPr>
+          </w:pPr>
+          <w:hyperlink w:anchor="_Toc184285175" w:history="1">
+            <w:r>
+              <w:rPr>
+                <w:rStyle w:val="Lienhypertexte"/>
+                <w:noProof/>
+              </w:rPr>
+              <w:t>Interface_Arithmetique</w:t>
+            </w:r>
+            <w:r>
+              <w:rPr>
+                <w:noProof/>
+                <w:webHidden/>
+              </w:rPr>
+              <w:tab/>
+            </w:r>
+            <w:r>
+              <w:rPr>
+                <w:noProof/>
+                <w:webHidden/>
+              </w:rPr>
+              <w:fldChar w:fldCharType="begin"/>
+            </w:r>
+            <w:r>
+              <w:rPr>
+                <w:noProof/>
+                <w:webHidden/>
+              </w:rPr>
+              <w:instrText xml:space="preserve"> PAGEREF _Toc184285175 \h </w:instrText>
+            </w:r>
+            <w:r>
+              <w:rPr>
+                <w:noProof/>
+                <w:webHidden/>
+              </w:rPr>
+            </w:r>
+            <w:r>
+              <w:rPr>
+                <w:noProof/>
+                <w:webHidden/>
+              </w:rPr>
+              <w:fldChar w:fldCharType="separate"/>
+            </w:r>
+            <w:r>
+              <w:rPr>
+                <w:noProof/>
+                <w:webHidden/>
+              </w:rPr>
+              <w:t>3</w:t>
+            </w:r>
+            <w:r>
+              <w:rPr>
+                <w:noProof/>
+                <w:webHidden/>
+              </w:rPr>
+              <w:fldChar w:fldCharType="end"/>
+            </w:r>
+          </w:hyperlink>
+        </w:p>
+        <w:p>
+          <w:pPr>
+            <w:pStyle w:val="TM2"/>
+            <w:tabs>
+              <w:tab w:val="right" w:leader="dot" w:pos="9062"/>
+            </w:tabs>
+            <w:rPr>
+              <w:rFonts w:eastAsiaTheme="minorEastAsia"/>
+              <w:noProof/>
+              <w:lang w:eastAsia="fr-FR"/>
+            </w:rPr>
+          </w:pPr>
+          <w:hyperlink w:anchor="_Toc184285176" w:history="1">
+            <w:r>
+              <w:rPr>
+                <w:rStyle w:val="Lienhypertexte"/>
+                <w:noProof/>
+              </w:rPr>
+              <w:t>Interface_Geometrique</w:t>
+            </w:r>
+            <w:r>
+              <w:rPr>
+                <w:noProof/>
+                <w:webHidden/>
+              </w:rPr>
+              <w:tab/>
+            </w:r>
+            <w:r>
+              <w:rPr>
+                <w:noProof/>
+                <w:webHidden/>
+              </w:rPr>
+              <w:fldChar w:fldCharType="begin"/>
+            </w:r>
+            <w:r>
+              <w:rPr>
+                <w:noProof/>
+                <w:webHidden/>
+              </w:rPr>
+              <w:instrText xml:space="preserve"> PAGEREF _Toc184285176 \h </w:instrText>
+            </w:r>
+            <w:r>
+              <w:rPr>
+                <w:noProof/>
+                <w:webHidden/>
+              </w:rPr>
+            </w:r>
+            <w:r>
+              <w:rPr>
+                <w:noProof/>
+                <w:webHidden/>
+              </w:rPr>
+              <w:fldChar w:fldCharType="separate"/>
+            </w:r>
+            <w:r>
+              <w:rPr>
+                <w:noProof/>
+                <w:webHidden/>
+              </w:rPr>
+              <w:t>3</w:t>
+            </w:r>
+            <w:r>
+              <w:rPr>
+                <w:noProof/>
+                <w:webHidden/>
+              </w:rPr>
+              <w:fldChar w:fldCharType="end"/>
+            </w:r>
+          </w:hyperlink>
+        </w:p>
+        <w:p>
+          <w:pPr>
+            <w:pStyle w:val="TM2"/>
+            <w:tabs>
+              <w:tab w:val="right" w:leader="dot" w:pos="9062"/>
+            </w:tabs>
+            <w:rPr>
+              <w:rFonts w:eastAsiaTheme="minorEastAsia"/>
+              <w:noProof/>
+              <w:lang w:eastAsia="fr-FR"/>
+            </w:rPr>
+          </w:pPr>
+          <w:hyperlink w:anchor="_Toc184285177" w:history="1">
+            <w:r>
+              <w:rPr>
+                <w:rStyle w:val="Lienhypertexte"/>
+                <w:noProof/>
+              </w:rPr>
+              <w:t>Interface_InitialisationJeu</w:t>
+            </w:r>
+            <w:r>
+              <w:rPr>
+                <w:noProof/>
+                <w:webHidden/>
+              </w:rPr>
+              <w:tab/>
+            </w:r>
+            <w:r>
+              <w:rPr>
+                <w:noProof/>
+                <w:webHidden/>
+              </w:rPr>
+              <w:fldChar w:fldCharType="begin"/>
+            </w:r>
+            <w:r>
+              <w:rPr>
+                <w:noProof/>
+                <w:webHidden/>
+              </w:rPr>
+              <w:instrText xml:space="preserve"> PAGEREF _Toc184285177 \h </w:instrText>
+            </w:r>
+            <w:r>
+              <w:rPr>
+                <w:noProof/>
+                <w:webHidden/>
+              </w:rPr>
+            </w:r>
+            <w:r>
+              <w:rPr>
+                <w:noProof/>
+                <w:webHidden/>
+              </w:rPr>
+              <w:fldChar w:fldCharType="separate"/>
+            </w:r>
+            <w:r>
+              <w:rPr>
+                <w:noProof/>
+                <w:webHidden/>
+              </w:rPr>
+              <w:t>3</w:t>
+            </w:r>
+            <w:r>
+              <w:rPr>
+                <w:noProof/>
+                <w:webHidden/>
+              </w:rPr>
+              <w:fldChar w:fldCharType="end"/>
+            </w:r>
+          </w:hyperlink>
+        </w:p>
+        <w:p>
+          <w:pPr>
+            <w:pStyle w:val="TM2"/>
+            <w:tabs>
+              <w:tab w:val="right" w:leader="dot" w:pos="9062"/>
+            </w:tabs>
+            <w:rPr>
+              <w:rFonts w:eastAsiaTheme="minorEastAsia"/>
+              <w:noProof/>
+              <w:lang w:eastAsia="fr-FR"/>
+            </w:rPr>
+          </w:pPr>
+          <w:hyperlink w:anchor="_Toc184285178" w:history="1">
+            <w:r>
+              <w:rPr>
+                <w:rStyle w:val="Lienhypertexte"/>
+                <w:noProof/>
+              </w:rPr>
+              <w:t>Interface_Jeu</w:t>
+            </w:r>
+            <w:r>
+              <w:rPr>
+                <w:noProof/>
+                <w:webHidden/>
+              </w:rPr>
+              <w:tab/>
+            </w:r>
+            <w:r>
+              <w:rPr>
+                <w:noProof/>
+                <w:webHidden/>
+              </w:rPr>
+              <w:fldChar w:fldCharType="begin"/>
+            </w:r>
+            <w:r>
+              <w:rPr>
+                <w:noProof/>
+                <w:webHidden/>
+              </w:rPr>
+              <w:instrText xml:space="preserve"> PAGEREF _Toc184285178 \h </w:instrText>
+            </w:r>
+            <w:r>
+              <w:rPr>
+                <w:noProof/>
+                <w:webHidden/>
+              </w:rPr>
+            </w:r>
+            <w:r>
+              <w:rPr>
+                <w:noProof/>
+                <w:webHidden/>
+              </w:rPr>
+              <w:fldChar w:fldCharType="separate"/>
+            </w:r>
+            <w:r>
+              <w:rPr>
+                <w:noProof/>
+                <w:webHidden/>
+              </w:rPr>
+              <w:t>3</w:t>
+            </w:r>
+            <w:r>
+              <w:rPr>
+                <w:noProof/>
+                <w:webHidden/>
+              </w:rPr>
+              <w:fldChar w:fldCharType="end"/>
+            </w:r>
+          </w:hyperlink>
+        </w:p>
+        <w:p>
+          <w:pPr>
+            <w:pStyle w:val="TM2"/>
+            <w:tabs>
+              <w:tab w:val="right" w:leader="dot" w:pos="9062"/>
+            </w:tabs>
+            <w:rPr>
+              <w:rFonts w:eastAsiaTheme="minorEastAsia"/>
+              <w:noProof/>
+              <w:lang w:eastAsia="fr-FR"/>
+            </w:rPr>
+          </w:pPr>
+          <w:hyperlink w:anchor="_Toc184285179" w:history="1">
+            <w:r>
+              <w:rPr>
+                <w:rStyle w:val="Lienhypertexte"/>
+                <w:noProof/>
+              </w:rPr>
+              <w:t>Interface_MeilleurScore</w:t>
+            </w:r>
+            <w:r>
+              <w:rPr>
+                <w:noProof/>
+                <w:webHidden/>
+              </w:rPr>
+              <w:tab/>
+            </w:r>
+            <w:r>
+              <w:rPr>
+                <w:noProof/>
+                <w:webHidden/>
+              </w:rPr>
+              <w:fldChar w:fldCharType="begin"/>
+            </w:r>
+            <w:r>
+              <w:rPr>
+                <w:noProof/>
+                <w:webHidden/>
+              </w:rPr>
+              <w:instrText xml:space="preserve"> PAGEREF _Toc184285179 \h </w:instrText>
+            </w:r>
+            <w:r>
+              <w:rPr>
+                <w:noProof/>
+                <w:webHidden/>
+              </w:rPr>
+            </w:r>
+            <w:r>
+              <w:rPr>
+                <w:noProof/>
+                <w:webHidden/>
+              </w:rPr>
+              <w:fldChar w:fldCharType="separate"/>
+            </w:r>
+            <w:r>
+              <w:rPr>
+                <w:noProof/>
+                <w:webHidden/>
+              </w:rPr>
+              <w:t>3</w:t>
+            </w:r>
+            <w:r>
+              <w:rPr>
+                <w:noProof/>
+                <w:webHidden/>
+              </w:rPr>
+              <w:fldChar w:fldCharType="end"/>
+            </w:r>
+          </w:hyperlink>
+        </w:p>
+        <w:p>
+          <w:pPr>
+            <w:pStyle w:val="TM2"/>
+            <w:tabs>
+              <w:tab w:val="right" w:leader="dot" w:pos="9062"/>
+            </w:tabs>
+            <w:rPr>
+              <w:rFonts w:eastAsiaTheme="minorEastAsia"/>
+              <w:noProof/>
+              <w:lang w:eastAsia="fr-FR"/>
+            </w:rPr>
+          </w:pPr>
+          <w:hyperlink w:anchor="_Toc184285180" w:history="1">
+            <w:r>
+              <w:rPr>
+                <w:rStyle w:val="Lienhypertexte"/>
+                <w:noProof/>
+              </w:rPr>
+              <w:t>Interface_Score</w:t>
+            </w:r>
+            <w:r>
+              <w:rPr>
+                <w:noProof/>
+                <w:webHidden/>
+              </w:rPr>
+              <w:tab/>
+            </w:r>
+            <w:r>
+              <w:rPr>
+                <w:noProof/>
+                <w:webHidden/>
+              </w:rPr>
+              <w:fldChar w:fldCharType="begin"/>
+            </w:r>
+            <w:r>
+              <w:rPr>
+                <w:noProof/>
+                <w:webHidden/>
+              </w:rPr>
+              <w:instrText xml:space="preserve"> PAGEREF _Toc184285180 \h </w:instrText>
+            </w:r>
+            <w:r>
+              <w:rPr>
+                <w:noProof/>
+                <w:webHidden/>
+              </w:rPr>
+            </w:r>
+            <w:r>
+              <w:rPr>
+                <w:noProof/>
+                <w:webHidden/>
+              </w:rPr>
+              <w:fldChar w:fldCharType="separate"/>
+            </w:r>
+            <w:r>
+              <w:rPr>
+                <w:noProof/>
+                <w:webHidden/>
+              </w:rPr>
+              <w:t>3</w:t>
             </w:r>
             <w:r>
               <w:rPr>
@@ -4188,11 +5319,13 @@
       <w:pPr>
         <w:pStyle w:val="Titre1"/>
       </w:pPr>
+      <w:bookmarkStart w:id="1" w:name="_Toc184285165"/>
       <w:proofErr w:type="spellStart"/>
       <w:r>
         <w:lastRenderedPageBreak/>
         <w:t>Program.cs</w:t>
       </w:r>
+      <w:bookmarkEnd w:id="1"/>
       <w:proofErr w:type="spellEnd"/>
     </w:p>
     <w:p/>
@@ -4312,18 +5445,243 @@
       <w:pPr>
         <w:pStyle w:val="Titre2"/>
       </w:pPr>
+      <w:bookmarkStart w:id="2" w:name="_Toc184285166"/>
       <w:proofErr w:type="spellStart"/>
       <w:r>
         <w:t>GenererAleatoire</w:t>
       </w:r>
+      <w:bookmarkEnd w:id="2"/>
       <w:proofErr w:type="spellEnd"/>
     </w:p>
     <w:p/>
     <w:p>
       <w:r>
-        <w:t xml:space="preserve">Cette fonction permet simplement de générer un nombre aléatoire. </w:t>
+        <w:t>Cette fonction permet simplement de générer un nombre aléatoire</w:t>
+      </w:r>
+      <w:r>
+        <w:t>.</w:t>
       </w:r>
     </w:p>
+    <w:p/>
+    <w:p>
+      <w:pPr>
+        <w:pStyle w:val="Titre2"/>
+      </w:pPr>
+      <w:bookmarkStart w:id="3" w:name="_Toc184285167"/>
+      <w:proofErr w:type="spellStart"/>
+      <w:r>
+        <w:t>MettreEnIndice</w:t>
+      </w:r>
+      <w:bookmarkEnd w:id="3"/>
+      <w:proofErr w:type="spellEnd"/>
+    </w:p>
+    <w:p>
+      <w:r>
+        <w:t xml:space="preserve">Cette fonction renvois une chaine contenant le </w:t>
+      </w:r>
+      <w:r>
+        <w:t>nombre</w:t>
+      </w:r>
+      <w:r>
+        <w:t>, reçus en paramètre, mis en indice.</w:t>
+      </w:r>
+    </w:p>
+    <w:p/>
+    <w:p>
+      <w:pPr>
+        <w:pStyle w:val="Titre1"/>
+      </w:pPr>
+      <w:bookmarkStart w:id="4" w:name="_Toc184285168"/>
+      <w:r>
+        <w:t>Les classes</w:t>
+      </w:r>
+      <w:bookmarkEnd w:id="4"/>
+    </w:p>
+    <w:p/>
+    <w:p>
+      <w:r>
+        <w:t>Le choix des classes étant imposé dans la demande, j’ai créé les quatre classes suivantes</w:t>
+      </w:r>
+    </w:p>
+    <w:p/>
+    <w:p>
+      <w:pPr>
+        <w:pStyle w:val="Titre2"/>
+      </w:pPr>
+      <w:bookmarkStart w:id="5" w:name="_Toc184285169"/>
+      <w:r>
+        <w:t>Suite</w:t>
+      </w:r>
+      <w:bookmarkEnd w:id="5"/>
+    </w:p>
+    <w:p/>
+    <w:p>
+      <w:pPr>
+        <w:pStyle w:val="Titre2"/>
+      </w:pPr>
+      <w:bookmarkStart w:id="6" w:name="_Toc184285170"/>
+      <w:proofErr w:type="spellStart"/>
+      <w:r>
+        <w:t>Suite_arithmetique</w:t>
+      </w:r>
+      <w:bookmarkEnd w:id="6"/>
+      <w:proofErr w:type="spellEnd"/>
+    </w:p>
+    <w:p/>
+    <w:p>
+      <w:pPr>
+        <w:pStyle w:val="Titre2"/>
+      </w:pPr>
+      <w:bookmarkStart w:id="7" w:name="_Toc184285171"/>
+      <w:proofErr w:type="spellStart"/>
+      <w:r>
+        <w:t>Suite_geometrique</w:t>
+      </w:r>
+      <w:bookmarkEnd w:id="7"/>
+      <w:proofErr w:type="spellEnd"/>
+    </w:p>
+    <w:p/>
+    <w:p>
+      <w:pPr>
+        <w:pStyle w:val="Titre2"/>
+      </w:pPr>
+      <w:bookmarkStart w:id="8" w:name="_Toc184285172"/>
+      <w:r>
+        <w:t>J</w:t>
+      </w:r>
+      <w:r>
+        <w:t>oueur</w:t>
+      </w:r>
+      <w:bookmarkEnd w:id="8"/>
+    </w:p>
+    <w:p/>
+    <w:p>
+      <w:pPr>
+        <w:pStyle w:val="Titre1"/>
+      </w:pPr>
+      <w:bookmarkStart w:id="9" w:name="_Toc184285173"/>
+      <w:r>
+        <w:t>Les interfaces Graphiques</w:t>
+      </w:r>
+      <w:bookmarkEnd w:id="9"/>
+    </w:p>
+    <w:p/>
+    <w:p>
+      <w:pPr>
+        <w:pStyle w:val="Titre2"/>
+      </w:pPr>
+      <w:bookmarkStart w:id="10" w:name="_Toc184285174"/>
+      <w:proofErr w:type="spellStart"/>
+      <w:r>
+        <w:t>Interface_Accueil</w:t>
+      </w:r>
+      <w:bookmarkEnd w:id="10"/>
+      <w:proofErr w:type="spellEnd"/>
+    </w:p>
+    <w:p/>
+    <w:p>
+      <w:pPr>
+        <w:pStyle w:val="Titre2"/>
+      </w:pPr>
+      <w:bookmarkStart w:id="11" w:name="_Toc184285175"/>
+      <w:proofErr w:type="spellStart"/>
+      <w:r>
+        <w:t>Interface_Arithmetique</w:t>
+      </w:r>
+      <w:bookmarkEnd w:id="11"/>
+      <w:proofErr w:type="spellEnd"/>
+    </w:p>
+    <w:p/>
+    <w:p>
+      <w:pPr>
+        <w:pStyle w:val="Titre2"/>
+      </w:pPr>
+      <w:bookmarkStart w:id="12" w:name="_Toc184285176"/>
+      <w:proofErr w:type="spellStart"/>
+      <w:r>
+        <w:t>Interface_Geometrique</w:t>
+      </w:r>
+      <w:bookmarkEnd w:id="12"/>
+      <w:proofErr w:type="spellEnd"/>
+    </w:p>
+    <w:p/>
+    <w:p>
+      <w:pPr>
+        <w:pStyle w:val="Titre2"/>
+      </w:pPr>
+      <w:bookmarkStart w:id="13" w:name="_Toc184285177"/>
+      <w:proofErr w:type="spellStart"/>
+      <w:r>
+        <w:t>Interface_InitialisationJeu</w:t>
+      </w:r>
+      <w:bookmarkEnd w:id="13"/>
+      <w:proofErr w:type="spellEnd"/>
+    </w:p>
+    <w:p/>
+    <w:p>
+      <w:pPr>
+        <w:pStyle w:val="Titre2"/>
+      </w:pPr>
+      <w:bookmarkStart w:id="14" w:name="_Toc184285178"/>
+      <w:proofErr w:type="spellStart"/>
+      <w:r>
+        <w:t>Interface_Jeu</w:t>
+      </w:r>
+      <w:bookmarkEnd w:id="14"/>
+      <w:proofErr w:type="spellEnd"/>
+    </w:p>
+    <w:p/>
+    <w:p>
+      <w:pPr>
+        <w:pStyle w:val="Titre2"/>
+      </w:pPr>
+      <w:bookmarkStart w:id="15" w:name="_Toc184285179"/>
+      <w:proofErr w:type="spellStart"/>
+      <w:r>
+        <w:t>Interface_MeilleurScore</w:t>
+      </w:r>
+      <w:bookmarkEnd w:id="15"/>
+      <w:proofErr w:type="spellEnd"/>
+    </w:p>
+    <w:p/>
+    <w:p>
+      <w:pPr>
+        <w:pStyle w:val="Titre2"/>
+      </w:pPr>
+      <w:bookmarkStart w:id="16" w:name="_Toc184285180"/>
+      <w:proofErr w:type="spellStart"/>
+      <w:r>
+        <w:t>Interface_Score</w:t>
+      </w:r>
+      <w:bookmarkEnd w:id="16"/>
+      <w:proofErr w:type="spellEnd"/>
+    </w:p>
+    <w:p/>
+    <w:p>
+      <w:r>
+        <w:br w:type="page"/>
+      </w:r>
+    </w:p>
+    <w:p>
+      <w:pPr>
+        <w:pStyle w:val="Titre1"/>
+      </w:pPr>
+      <w:r>
+        <w:lastRenderedPageBreak/>
+        <w:t>Annexes</w:t>
+      </w:r>
+    </w:p>
+    <w:p>
+      <w:pPr>
+        <w:pStyle w:val="Titre2"/>
+      </w:pPr>
+      <w:proofErr w:type="spellStart"/>
+      <w:r>
+        <w:t>Program.cs</w:t>
+      </w:r>
+      <w:proofErr w:type="spellEnd"/>
+    </w:p>
+    <w:p/>
     <w:p/>
     <w:sectPr>
       <w:pgSz w:w="11906" w:h="16838"/>
@@ -4452,8 +5810,124 @@
       </w:rPr>
     </w:lvl>
   </w:abstractNum>
+  <w:abstractNum w:abstractNumId="1" w15:restartNumberingAfterBreak="0">
+    <w:nsid w:val="36CB3BFD"/>
+    <w:multiLevelType w:val="hybridMultilevel"/>
+    <w:tmpl w:val="4B686264"/>
+    <w:lvl w:ilvl="0" w:tplc="040C0001">
+      <w:start w:val="1"/>
+      <w:numFmt w:val="bullet"/>
+      <w:lvlText w:val=""/>
+      <w:lvlJc w:val="left"/>
+      <w:pPr>
+        <w:ind w:left="720" w:hanging="360"/>
+      </w:pPr>
+      <w:rPr>
+        <w:rFonts w:ascii="Symbol" w:hAnsi="Symbol" w:hint="default"/>
+      </w:rPr>
+    </w:lvl>
+    <w:lvl w:ilvl="1" w:tplc="040C0003" w:tentative="1">
+      <w:start w:val="1"/>
+      <w:numFmt w:val="bullet"/>
+      <w:lvlText w:val="o"/>
+      <w:lvlJc w:val="left"/>
+      <w:pPr>
+        <w:ind w:left="1440" w:hanging="360"/>
+      </w:pPr>
+      <w:rPr>
+        <w:rFonts w:ascii="Courier New" w:hAnsi="Courier New" w:cs="Courier New" w:hint="default"/>
+      </w:rPr>
+    </w:lvl>
+    <w:lvl w:ilvl="2" w:tplc="040C0005" w:tentative="1">
+      <w:start w:val="1"/>
+      <w:numFmt w:val="bullet"/>
+      <w:lvlText w:val=""/>
+      <w:lvlJc w:val="left"/>
+      <w:pPr>
+        <w:ind w:left="2160" w:hanging="360"/>
+      </w:pPr>
+      <w:rPr>
+        <w:rFonts w:ascii="Wingdings" w:hAnsi="Wingdings" w:hint="default"/>
+      </w:rPr>
+    </w:lvl>
+    <w:lvl w:ilvl="3" w:tplc="040C0001" w:tentative="1">
+      <w:start w:val="1"/>
+      <w:numFmt w:val="bullet"/>
+      <w:lvlText w:val=""/>
+      <w:lvlJc w:val="left"/>
+      <w:pPr>
+        <w:ind w:left="2880" w:hanging="360"/>
+      </w:pPr>
+      <w:rPr>
+        <w:rFonts w:ascii="Symbol" w:hAnsi="Symbol" w:hint="default"/>
+      </w:rPr>
+    </w:lvl>
+    <w:lvl w:ilvl="4" w:tplc="040C0003" w:tentative="1">
+      <w:start w:val="1"/>
+      <w:numFmt w:val="bullet"/>
+      <w:lvlText w:val="o"/>
+      <w:lvlJc w:val="left"/>
+      <w:pPr>
+        <w:ind w:left="3600" w:hanging="360"/>
+      </w:pPr>
+      <w:rPr>
+        <w:rFonts w:ascii="Courier New" w:hAnsi="Courier New" w:cs="Courier New" w:hint="default"/>
+      </w:rPr>
+    </w:lvl>
+    <w:lvl w:ilvl="5" w:tplc="040C0005" w:tentative="1">
+      <w:start w:val="1"/>
+      <w:numFmt w:val="bullet"/>
+      <w:lvlText w:val=""/>
+      <w:lvlJc w:val="left"/>
+      <w:pPr>
+        <w:ind w:left="4320" w:hanging="360"/>
+      </w:pPr>
+      <w:rPr>
+        <w:rFonts w:ascii="Wingdings" w:hAnsi="Wingdings" w:hint="default"/>
+      </w:rPr>
+    </w:lvl>
+    <w:lvl w:ilvl="6" w:tplc="040C0001" w:tentative="1">
+      <w:start w:val="1"/>
+      <w:numFmt w:val="bullet"/>
+      <w:lvlText w:val=""/>
+      <w:lvlJc w:val="left"/>
+      <w:pPr>
+        <w:ind w:left="5040" w:hanging="360"/>
+      </w:pPr>
+      <w:rPr>
+        <w:rFonts w:ascii="Symbol" w:hAnsi="Symbol" w:hint="default"/>
+      </w:rPr>
+    </w:lvl>
+    <w:lvl w:ilvl="7" w:tplc="040C0003" w:tentative="1">
+      <w:start w:val="1"/>
+      <w:numFmt w:val="bullet"/>
+      <w:lvlText w:val="o"/>
+      <w:lvlJc w:val="left"/>
+      <w:pPr>
+        <w:ind w:left="5760" w:hanging="360"/>
+      </w:pPr>
+      <w:rPr>
+        <w:rFonts w:ascii="Courier New" w:hAnsi="Courier New" w:cs="Courier New" w:hint="default"/>
+      </w:rPr>
+    </w:lvl>
+    <w:lvl w:ilvl="8" w:tplc="040C0005" w:tentative="1">
+      <w:start w:val="1"/>
+      <w:numFmt w:val="bullet"/>
+      <w:lvlText w:val=""/>
+      <w:lvlJc w:val="left"/>
+      <w:pPr>
+        <w:ind w:left="6480" w:hanging="360"/>
+      </w:pPr>
+      <w:rPr>
+        <w:rFonts w:ascii="Wingdings" w:hAnsi="Wingdings" w:hint="default"/>
+      </w:rPr>
+    </w:lvl>
+  </w:abstractNum>
   <w:num w:numId="1" w16cid:durableId="1926188127">
     <w:abstractNumId w:val="0"/>
+  </w:num>
+  <w:num w:numId="2" w16cid:durableId="46035850">
+    <w:abstractNumId w:val="1"/>
   </w:num>
 </w:numbering>
 </file>
@@ -5060,7 +6534,6 @@
   <w:style w:type="character" w:default="1" w:styleId="Policepardfaut">
     <w:name w:val="Default Paragraph Font"/>
     <w:uiPriority w:val="1"/>
-    <w:semiHidden/>
     <w:unhideWhenUsed/>
   </w:style>
   <w:style w:type="table" w:default="1" w:styleId="TableauNormal">
@@ -5449,6 +6922,19 @@
       <w:u w:val="single"/>
     </w:rPr>
   </w:style>
+  <w:style w:type="paragraph" w:styleId="TM2">
+    <w:name w:val="toc 2"/>
+    <w:basedOn w:val="Normal"/>
+    <w:next w:val="Normal"/>
+    <w:autoRedefine/>
+    <w:uiPriority w:val="39"/>
+    <w:unhideWhenUsed/>
+    <w:rsid w:val="00C55136"/>
+    <w:pPr>
+      <w:spacing w:after="100"/>
+      <w:ind w:left="240"/>
+    </w:pPr>
+  </w:style>
 </w:styles>
 </file>
 

--- a/AP3_TERRAL.docx
+++ b/AP3_TERRAL.docx
@@ -5681,7 +5681,165 @@
       </w:r>
       <w:proofErr w:type="spellEnd"/>
     </w:p>
+    <w:p>
+      <w:r>
+        <w:drawing>
+          <wp:inline distT="0" distB="0" distL="0" distR="0" wp14:anchorId="1913449F" wp14:editId="21F92C4D">
+            <wp:extent cx="5760720" cy="4221480"/>
+            <wp:effectExtent l="0" t="0" r="0" b="7620"/>
+            <wp:docPr id="123077037" name="Image 1" descr="Une image contenant texte, capture d’écran, logiciel&#10;&#10;Description générée automatiquement"/>
+            <wp:cNvGraphicFramePr>
+              <a:graphicFrameLocks xmlns:a="http://schemas.openxmlformats.org/drawingml/2006/main" noChangeAspect="1"/>
+            </wp:cNvGraphicFramePr>
+            <a:graphic xmlns:a="http://schemas.openxmlformats.org/drawingml/2006/main">
+              <a:graphicData uri="http://schemas.openxmlformats.org/drawingml/2006/picture">
+                <pic:pic xmlns:pic="http://schemas.openxmlformats.org/drawingml/2006/picture">
+                  <pic:nvPicPr>
+                    <pic:cNvPr id="123077037" name="Image 1" descr="Une image contenant texte, capture d’écran, logiciel&#10;&#10;Description générée automatiquement"/>
+                    <pic:cNvPicPr/>
+                  </pic:nvPicPr>
+                  <pic:blipFill>
+                    <a:blip r:embed="rId7"/>
+                    <a:stretch>
+                      <a:fillRect/>
+                    </a:stretch>
+                  </pic:blipFill>
+                  <pic:spPr>
+                    <a:xfrm>
+                      <a:off x="0" y="0"/>
+                      <a:ext cx="5760720" cy="4221480"/>
+                    </a:xfrm>
+                    <a:prstGeom prst="rect">
+                      <a:avLst/>
+                    </a:prstGeom>
+                  </pic:spPr>
+                </pic:pic>
+              </a:graphicData>
+            </a:graphic>
+          </wp:inline>
+        </w:drawing>
+      </w:r>
+    </w:p>
     <w:p/>
+    <w:p>
+      <w:pPr>
+        <w:pStyle w:val="Titre2"/>
+      </w:pPr>
+      <w:proofErr w:type="spellStart"/>
+      <w:r>
+        <w:t>Interface_</w:t>
+      </w:r>
+      <w:r>
+        <w:t>Accueil</w:t>
+      </w:r>
+      <w:proofErr w:type="spellEnd"/>
+    </w:p>
+    <w:p>
+      <w:r>
+        <w:drawing>
+          <wp:inline distT="0" distB="0" distL="0" distR="0" wp14:anchorId="269A87FC" wp14:editId="51123C49">
+            <wp:extent cx="5760720" cy="3851275"/>
+            <wp:effectExtent l="0" t="0" r="0" b="0"/>
+            <wp:docPr id="681075742" name="Image 1" descr="Une image contenant texte, Appareils électroniques, capture d’écran, logiciel&#10;&#10;Description générée automatiquement"/>
+            <wp:cNvGraphicFramePr>
+              <a:graphicFrameLocks xmlns:a="http://schemas.openxmlformats.org/drawingml/2006/main" noChangeAspect="1"/>
+            </wp:cNvGraphicFramePr>
+            <a:graphic xmlns:a="http://schemas.openxmlformats.org/drawingml/2006/main">
+              <a:graphicData uri="http://schemas.openxmlformats.org/drawingml/2006/picture">
+                <pic:pic xmlns:pic="http://schemas.openxmlformats.org/drawingml/2006/picture">
+                  <pic:nvPicPr>
+                    <pic:cNvPr id="681075742" name="Image 1" descr="Une image contenant texte, Appareils électroniques, capture d’écran, logiciel&#10;&#10;Description générée automatiquement"/>
+                    <pic:cNvPicPr/>
+                  </pic:nvPicPr>
+                  <pic:blipFill>
+                    <a:blip r:embed="rId8"/>
+                    <a:stretch>
+                      <a:fillRect/>
+                    </a:stretch>
+                  </pic:blipFill>
+                  <pic:spPr>
+                    <a:xfrm>
+                      <a:off x="0" y="0"/>
+                      <a:ext cx="5760720" cy="3851275"/>
+                    </a:xfrm>
+                    <a:prstGeom prst="rect">
+                      <a:avLst/>
+                    </a:prstGeom>
+                  </pic:spPr>
+                </pic:pic>
+              </a:graphicData>
+            </a:graphic>
+          </wp:inline>
+        </w:drawing>
+      </w:r>
+    </w:p>
+    <w:p/>
+    <w:p/>
+    <w:p>
+      <w:pPr>
+        <w:pStyle w:val="Titre2"/>
+      </w:pPr>
+      <w:proofErr w:type="spellStart"/>
+      <w:r>
+        <w:t>Interface_Arithmetique</w:t>
+      </w:r>
+      <w:proofErr w:type="spellEnd"/>
+    </w:p>
+    <w:p/>
+    <w:p>
+      <w:pPr>
+        <w:pStyle w:val="Titre2"/>
+      </w:pPr>
+      <w:proofErr w:type="spellStart"/>
+      <w:r>
+        <w:t>Interface_Geometrique</w:t>
+      </w:r>
+      <w:proofErr w:type="spellEnd"/>
+    </w:p>
+    <w:p/>
+    <w:p>
+      <w:pPr>
+        <w:pStyle w:val="Titre2"/>
+      </w:pPr>
+      <w:proofErr w:type="spellStart"/>
+      <w:r>
+        <w:t>Interface_InitialisationJeu</w:t>
+      </w:r>
+      <w:proofErr w:type="spellEnd"/>
+    </w:p>
+    <w:p/>
+    <w:p>
+      <w:pPr>
+        <w:pStyle w:val="Titre2"/>
+      </w:pPr>
+      <w:proofErr w:type="spellStart"/>
+      <w:r>
+        <w:t>Interface_Jeu</w:t>
+      </w:r>
+      <w:proofErr w:type="spellEnd"/>
+    </w:p>
+    <w:p/>
+    <w:p>
+      <w:pPr>
+        <w:pStyle w:val="Titre2"/>
+      </w:pPr>
+      <w:proofErr w:type="spellStart"/>
+      <w:r>
+        <w:t>Interface_MeilleurScore</w:t>
+      </w:r>
+      <w:proofErr w:type="spellEnd"/>
+    </w:p>
+    <w:p/>
+    <w:p>
+      <w:pPr>
+        <w:pStyle w:val="Titre2"/>
+      </w:pPr>
+      <w:proofErr w:type="spellStart"/>
+      <w:r>
+        <w:t>Interface_Score</w:t>
+      </w:r>
+      <w:proofErr w:type="spellEnd"/>
+    </w:p>
     <w:p/>
     <w:sectPr>
       <w:pgSz w:w="11906" w:h="16838"/>

--- a/AP3_TERRAL.docx
+++ b/AP3_TERRAL.docx
@@ -5320,47 +5320,21 @@
         <w:pStyle w:val="Titre1"/>
       </w:pPr>
       <w:bookmarkStart w:id="1" w:name="_Toc184285165"/>
-      <w:proofErr w:type="spellStart"/>
       <w:r>
         <w:lastRenderedPageBreak/>
         <w:t>Program.cs</w:t>
       </w:r>
       <w:bookmarkEnd w:id="1"/>
-      <w:proofErr w:type="spellEnd"/>
     </w:p>
     <w:p/>
     <w:p>
       <w:r>
-        <w:t xml:space="preserve">Point d’entrée de l’application, ce programme lance </w:t>
-      </w:r>
-      <w:proofErr w:type="spellStart"/>
-      <w:r>
-        <w:t>Interface_Acceuil</w:t>
-      </w:r>
-      <w:proofErr w:type="spellEnd"/>
-      <w:r>
-        <w:t xml:space="preserve"> au démarrage.</w:t>
+        <w:t>Point d’entrée de l’application, ce programme lance Interface_Acceuil au démarrage.</w:t>
       </w:r>
     </w:p>
     <w:p>
       <w:r>
-        <w:t>Il contient deux fonctions, « </w:t>
-      </w:r>
-      <w:proofErr w:type="spellStart"/>
-      <w:r>
-        <w:t>GenererAleatoire</w:t>
-      </w:r>
-      <w:proofErr w:type="spellEnd"/>
-      <w:r>
-        <w:t> » et « </w:t>
-      </w:r>
-      <w:proofErr w:type="spellStart"/>
-      <w:r>
-        <w:t>MettreEnIndice</w:t>
-      </w:r>
-      <w:proofErr w:type="spellEnd"/>
-      <w:r>
-        <w:t> » qui vont être appelé respectivement 30 et 26 fois à plusieurs endroits dans le programme.</w:t>
+        <w:t>Il contient deux fonctions, « GenererAleatoire » et « MettreEnIndice » qui vont être appelé respectivement 30 et 26 fois à plusieurs endroits dans le programme.</w:t>
       </w:r>
     </w:p>
     <w:p/>
@@ -5401,13 +5375,8 @@
           <w:numId w:val="1"/>
         </w:numPr>
       </w:pPr>
-      <w:proofErr w:type="spellStart"/>
       <w:r>
-        <w:t>Protected</w:t>
-      </w:r>
-      <w:proofErr w:type="spellEnd"/>
-      <w:r>
-        <w:t> : L’élément est accessible uniquement par la classe en cours et ses classes dérivées.</w:t>
+        <w:t>Protected : L’élément est accessible uniquement par la classe en cours et ses classes dérivées.</w:t>
       </w:r>
     </w:p>
     <w:p>
@@ -5418,21 +5387,8 @@
           <w:numId w:val="1"/>
         </w:numPr>
       </w:pPr>
-      <w:proofErr w:type="spellStart"/>
       <w:r>
-        <w:t>Internal</w:t>
-      </w:r>
-      <w:proofErr w:type="spellEnd"/>
-      <w:r>
-        <w:t> : L’élément est accessible depuis n’importe où dans le projet (</w:t>
-      </w:r>
-      <w:proofErr w:type="spellStart"/>
-      <w:r>
-        <w:t>assembly</w:t>
-      </w:r>
-      <w:proofErr w:type="spellEnd"/>
-      <w:r>
-        <w:t>)</w:t>
+        <w:t>Internal : L’élément est accessible depuis n’importe où dans le projet (assembly)</w:t>
       </w:r>
     </w:p>
     <w:p>
@@ -5446,12 +5402,10 @@
         <w:pStyle w:val="Titre2"/>
       </w:pPr>
       <w:bookmarkStart w:id="2" w:name="_Toc184285166"/>
-      <w:proofErr w:type="spellStart"/>
       <w:r>
         <w:t>GenererAleatoire</w:t>
       </w:r>
       <w:bookmarkEnd w:id="2"/>
-      <w:proofErr w:type="spellEnd"/>
     </w:p>
     <w:p/>
     <w:p>
@@ -5468,12 +5422,10 @@
         <w:pStyle w:val="Titre2"/>
       </w:pPr>
       <w:bookmarkStart w:id="3" w:name="_Toc184285167"/>
-      <w:proofErr w:type="spellStart"/>
       <w:r>
         <w:t>MettreEnIndice</w:t>
       </w:r>
       <w:bookmarkEnd w:id="3"/>
-      <w:proofErr w:type="spellEnd"/>
     </w:p>
     <w:p>
       <w:r>
@@ -5520,12 +5472,10 @@
         <w:pStyle w:val="Titre2"/>
       </w:pPr>
       <w:bookmarkStart w:id="6" w:name="_Toc184285170"/>
-      <w:proofErr w:type="spellStart"/>
       <w:r>
         <w:t>Suite_arithmetique</w:t>
       </w:r>
       <w:bookmarkEnd w:id="6"/>
-      <w:proofErr w:type="spellEnd"/>
     </w:p>
     <w:p/>
     <w:p>
@@ -5533,12 +5483,10 @@
         <w:pStyle w:val="Titre2"/>
       </w:pPr>
       <w:bookmarkStart w:id="7" w:name="_Toc184285171"/>
-      <w:proofErr w:type="spellStart"/>
       <w:r>
         <w:t>Suite_geometrique</w:t>
       </w:r>
       <w:bookmarkEnd w:id="7"/>
-      <w:proofErr w:type="spellEnd"/>
     </w:p>
     <w:p/>
     <w:p>
@@ -5571,12 +5519,10 @@
         <w:pStyle w:val="Titre2"/>
       </w:pPr>
       <w:bookmarkStart w:id="10" w:name="_Toc184285174"/>
-      <w:proofErr w:type="spellStart"/>
       <w:r>
         <w:t>Interface_Accueil</w:t>
       </w:r>
       <w:bookmarkEnd w:id="10"/>
-      <w:proofErr w:type="spellEnd"/>
     </w:p>
     <w:p/>
     <w:p>
@@ -5584,12 +5530,10 @@
         <w:pStyle w:val="Titre2"/>
       </w:pPr>
       <w:bookmarkStart w:id="11" w:name="_Toc184285175"/>
-      <w:proofErr w:type="spellStart"/>
       <w:r>
         <w:t>Interface_Arithmetique</w:t>
       </w:r>
       <w:bookmarkEnd w:id="11"/>
-      <w:proofErr w:type="spellEnd"/>
     </w:p>
     <w:p/>
     <w:p>
@@ -5597,12 +5541,10 @@
         <w:pStyle w:val="Titre2"/>
       </w:pPr>
       <w:bookmarkStart w:id="12" w:name="_Toc184285176"/>
-      <w:proofErr w:type="spellStart"/>
       <w:r>
         <w:t>Interface_Geometrique</w:t>
       </w:r>
       <w:bookmarkEnd w:id="12"/>
-      <w:proofErr w:type="spellEnd"/>
     </w:p>
     <w:p/>
     <w:p>
@@ -5610,12 +5552,10 @@
         <w:pStyle w:val="Titre2"/>
       </w:pPr>
       <w:bookmarkStart w:id="13" w:name="_Toc184285177"/>
-      <w:proofErr w:type="spellStart"/>
       <w:r>
         <w:t>Interface_InitialisationJeu</w:t>
       </w:r>
       <w:bookmarkEnd w:id="13"/>
-      <w:proofErr w:type="spellEnd"/>
     </w:p>
     <w:p/>
     <w:p>
@@ -5623,12 +5563,10 @@
         <w:pStyle w:val="Titre2"/>
       </w:pPr>
       <w:bookmarkStart w:id="14" w:name="_Toc184285178"/>
-      <w:proofErr w:type="spellStart"/>
       <w:r>
         <w:t>Interface_Jeu</w:t>
       </w:r>
       <w:bookmarkEnd w:id="14"/>
-      <w:proofErr w:type="spellEnd"/>
     </w:p>
     <w:p/>
     <w:p>
@@ -5636,12 +5574,10 @@
         <w:pStyle w:val="Titre2"/>
       </w:pPr>
       <w:bookmarkStart w:id="15" w:name="_Toc184285179"/>
-      <w:proofErr w:type="spellStart"/>
       <w:r>
         <w:t>Interface_MeilleurScore</w:t>
       </w:r>
       <w:bookmarkEnd w:id="15"/>
-      <w:proofErr w:type="spellEnd"/>
     </w:p>
     <w:p/>
     <w:p>
@@ -5649,12 +5585,10 @@
         <w:pStyle w:val="Titre2"/>
       </w:pPr>
       <w:bookmarkStart w:id="16" w:name="_Toc184285180"/>
-      <w:proofErr w:type="spellStart"/>
       <w:r>
         <w:t>Interface_Score</w:t>
       </w:r>
       <w:bookmarkEnd w:id="16"/>
-      <w:proofErr w:type="spellEnd"/>
     </w:p>
     <w:p/>
     <w:p>
@@ -5675,11 +5609,9 @@
       <w:pPr>
         <w:pStyle w:val="Titre2"/>
       </w:pPr>
-      <w:proofErr w:type="spellStart"/>
       <w:r>
         <w:t>Program.cs</w:t>
       </w:r>
-      <w:proofErr w:type="spellEnd"/>
     </w:p>
     <w:p>
       <w:r>
@@ -5725,14 +5657,12 @@
       <w:pPr>
         <w:pStyle w:val="Titre2"/>
       </w:pPr>
-      <w:proofErr w:type="spellStart"/>
       <w:r>
         <w:t>Interface_</w:t>
       </w:r>
       <w:r>
         <w:t>Accueil</w:t>
       </w:r>
-      <w:proofErr w:type="spellEnd"/>
     </w:p>
     <w:p>
       <w:r>
@@ -5779,66 +5709,287 @@
       <w:pPr>
         <w:pStyle w:val="Titre2"/>
       </w:pPr>
-      <w:proofErr w:type="spellStart"/>
       <w:r>
         <w:t>Interface_Arithmetique</w:t>
       </w:r>
-      <w:proofErr w:type="spellEnd"/>
+    </w:p>
+    <w:p>
+      <w:r>
+        <w:drawing>
+          <wp:inline distT="0" distB="0" distL="0" distR="0" wp14:anchorId="3AB387C4" wp14:editId="2B7D84C3">
+            <wp:extent cx="5760720" cy="3259455"/>
+            <wp:effectExtent l="0" t="0" r="0" b="0"/>
+            <wp:docPr id="1859715860" name="Image 1"/>
+            <wp:cNvGraphicFramePr>
+              <a:graphicFrameLocks xmlns:a="http://schemas.openxmlformats.org/drawingml/2006/main" noChangeAspect="1"/>
+            </wp:cNvGraphicFramePr>
+            <a:graphic xmlns:a="http://schemas.openxmlformats.org/drawingml/2006/main">
+              <a:graphicData uri="http://schemas.openxmlformats.org/drawingml/2006/picture">
+                <pic:pic xmlns:pic="http://schemas.openxmlformats.org/drawingml/2006/picture">
+                  <pic:nvPicPr>
+                    <pic:cNvPr id="1859715860" name=""/>
+                    <pic:cNvPicPr/>
+                  </pic:nvPicPr>
+                  <pic:blipFill>
+                    <a:blip r:embed="rId9"/>
+                    <a:stretch>
+                      <a:fillRect/>
+                    </a:stretch>
+                  </pic:blipFill>
+                  <pic:spPr>
+                    <a:xfrm>
+                      <a:off x="0" y="0"/>
+                      <a:ext cx="5760720" cy="3259455"/>
+                    </a:xfrm>
+                    <a:prstGeom prst="rect">
+                      <a:avLst/>
+                    </a:prstGeom>
+                  </pic:spPr>
+                </pic:pic>
+              </a:graphicData>
+            </a:graphic>
+          </wp:inline>
+        </w:drawing>
+      </w:r>
     </w:p>
     <w:p/>
     <w:p>
       <w:pPr>
         <w:pStyle w:val="Titre2"/>
       </w:pPr>
-      <w:proofErr w:type="spellStart"/>
       <w:r>
         <w:t>Interface_Geometrique</w:t>
       </w:r>
-      <w:proofErr w:type="spellEnd"/>
+    </w:p>
+    <w:p>
+      <w:r>
+        <w:drawing>
+          <wp:inline distT="0" distB="0" distL="0" distR="0" wp14:anchorId="240B62C8" wp14:editId="48BC6538">
+            <wp:extent cx="5760720" cy="3262630"/>
+            <wp:effectExtent l="0" t="0" r="0" b="0"/>
+            <wp:docPr id="694122912" name="Image 1"/>
+            <wp:cNvGraphicFramePr>
+              <a:graphicFrameLocks xmlns:a="http://schemas.openxmlformats.org/drawingml/2006/main" noChangeAspect="1"/>
+            </wp:cNvGraphicFramePr>
+            <a:graphic xmlns:a="http://schemas.openxmlformats.org/drawingml/2006/main">
+              <a:graphicData uri="http://schemas.openxmlformats.org/drawingml/2006/picture">
+                <pic:pic xmlns:pic="http://schemas.openxmlformats.org/drawingml/2006/picture">
+                  <pic:nvPicPr>
+                    <pic:cNvPr id="694122912" name=""/>
+                    <pic:cNvPicPr/>
+                  </pic:nvPicPr>
+                  <pic:blipFill>
+                    <a:blip r:embed="rId10"/>
+                    <a:stretch>
+                      <a:fillRect/>
+                    </a:stretch>
+                  </pic:blipFill>
+                  <pic:spPr>
+                    <a:xfrm>
+                      <a:off x="0" y="0"/>
+                      <a:ext cx="5760720" cy="3262630"/>
+                    </a:xfrm>
+                    <a:prstGeom prst="rect">
+                      <a:avLst/>
+                    </a:prstGeom>
+                  </pic:spPr>
+                </pic:pic>
+              </a:graphicData>
+            </a:graphic>
+          </wp:inline>
+        </w:drawing>
+      </w:r>
     </w:p>
     <w:p/>
     <w:p>
       <w:pPr>
         <w:pStyle w:val="Titre2"/>
       </w:pPr>
-      <w:proofErr w:type="spellStart"/>
       <w:r>
         <w:t>Interface_InitialisationJeu</w:t>
       </w:r>
-      <w:proofErr w:type="spellEnd"/>
+    </w:p>
+    <w:p>
+      <w:r>
+        <w:drawing>
+          <wp:inline distT="0" distB="0" distL="0" distR="0" wp14:anchorId="27D1F7F4" wp14:editId="49E6576C">
+            <wp:extent cx="5760720" cy="3469005"/>
+            <wp:effectExtent l="0" t="0" r="0" b="0"/>
+            <wp:docPr id="1577999258" name="Image 1"/>
+            <wp:cNvGraphicFramePr>
+              <a:graphicFrameLocks xmlns:a="http://schemas.openxmlformats.org/drawingml/2006/main" noChangeAspect="1"/>
+            </wp:cNvGraphicFramePr>
+            <a:graphic xmlns:a="http://schemas.openxmlformats.org/drawingml/2006/main">
+              <a:graphicData uri="http://schemas.openxmlformats.org/drawingml/2006/picture">
+                <pic:pic xmlns:pic="http://schemas.openxmlformats.org/drawingml/2006/picture">
+                  <pic:nvPicPr>
+                    <pic:cNvPr id="1577999258" name=""/>
+                    <pic:cNvPicPr/>
+                  </pic:nvPicPr>
+                  <pic:blipFill>
+                    <a:blip r:embed="rId11"/>
+                    <a:stretch>
+                      <a:fillRect/>
+                    </a:stretch>
+                  </pic:blipFill>
+                  <pic:spPr>
+                    <a:xfrm>
+                      <a:off x="0" y="0"/>
+                      <a:ext cx="5760720" cy="3469005"/>
+                    </a:xfrm>
+                    <a:prstGeom prst="rect">
+                      <a:avLst/>
+                    </a:prstGeom>
+                  </pic:spPr>
+                </pic:pic>
+              </a:graphicData>
+            </a:graphic>
+          </wp:inline>
+        </w:drawing>
+      </w:r>
     </w:p>
     <w:p/>
     <w:p>
       <w:pPr>
         <w:pStyle w:val="Titre2"/>
       </w:pPr>
-      <w:proofErr w:type="spellStart"/>
       <w:r>
         <w:t>Interface_Jeu</w:t>
       </w:r>
-      <w:proofErr w:type="spellEnd"/>
+    </w:p>
+    <w:p>
+      <w:r>
+        <w:drawing>
+          <wp:inline distT="0" distB="0" distL="0" distR="0" wp14:anchorId="148B2DD5" wp14:editId="375D441D">
+            <wp:extent cx="5760720" cy="3462020"/>
+            <wp:effectExtent l="0" t="0" r="0" b="5080"/>
+            <wp:docPr id="1155629122" name="Image 1"/>
+            <wp:cNvGraphicFramePr>
+              <a:graphicFrameLocks xmlns:a="http://schemas.openxmlformats.org/drawingml/2006/main" noChangeAspect="1"/>
+            </wp:cNvGraphicFramePr>
+            <a:graphic xmlns:a="http://schemas.openxmlformats.org/drawingml/2006/main">
+              <a:graphicData uri="http://schemas.openxmlformats.org/drawingml/2006/picture">
+                <pic:pic xmlns:pic="http://schemas.openxmlformats.org/drawingml/2006/picture">
+                  <pic:nvPicPr>
+                    <pic:cNvPr id="1155629122" name=""/>
+                    <pic:cNvPicPr/>
+                  </pic:nvPicPr>
+                  <pic:blipFill>
+                    <a:blip r:embed="rId12"/>
+                    <a:stretch>
+                      <a:fillRect/>
+                    </a:stretch>
+                  </pic:blipFill>
+                  <pic:spPr>
+                    <a:xfrm>
+                      <a:off x="0" y="0"/>
+                      <a:ext cx="5760720" cy="3462020"/>
+                    </a:xfrm>
+                    <a:prstGeom prst="rect">
+                      <a:avLst/>
+                    </a:prstGeom>
+                  </pic:spPr>
+                </pic:pic>
+              </a:graphicData>
+            </a:graphic>
+          </wp:inline>
+        </w:drawing>
+      </w:r>
+    </w:p>
+    <w:p>
+      <w:pPr>
+        <w:pStyle w:val="Titre2"/>
+      </w:pPr>
+      <w:r>
+        <w:t>Interface_MeilleurScore</w:t>
+      </w:r>
+    </w:p>
+    <w:p>
+      <w:r>
+        <w:drawing>
+          <wp:inline distT="0" distB="0" distL="0" distR="0" wp14:anchorId="692B2C0A" wp14:editId="68C97477">
+            <wp:extent cx="5760720" cy="3473450"/>
+            <wp:effectExtent l="0" t="0" r="0" b="0"/>
+            <wp:docPr id="1781713931" name="Image 1"/>
+            <wp:cNvGraphicFramePr>
+              <a:graphicFrameLocks xmlns:a="http://schemas.openxmlformats.org/drawingml/2006/main" noChangeAspect="1"/>
+            </wp:cNvGraphicFramePr>
+            <a:graphic xmlns:a="http://schemas.openxmlformats.org/drawingml/2006/main">
+              <a:graphicData uri="http://schemas.openxmlformats.org/drawingml/2006/picture">
+                <pic:pic xmlns:pic="http://schemas.openxmlformats.org/drawingml/2006/picture">
+                  <pic:nvPicPr>
+                    <pic:cNvPr id="1781713931" name=""/>
+                    <pic:cNvPicPr/>
+                  </pic:nvPicPr>
+                  <pic:blipFill>
+                    <a:blip r:embed="rId13"/>
+                    <a:stretch>
+                      <a:fillRect/>
+                    </a:stretch>
+                  </pic:blipFill>
+                  <pic:spPr>
+                    <a:xfrm>
+                      <a:off x="0" y="0"/>
+                      <a:ext cx="5760720" cy="3473450"/>
+                    </a:xfrm>
+                    <a:prstGeom prst="rect">
+                      <a:avLst/>
+                    </a:prstGeom>
+                  </pic:spPr>
+                </pic:pic>
+              </a:graphicData>
+            </a:graphic>
+          </wp:inline>
+        </w:drawing>
+      </w:r>
     </w:p>
     <w:p/>
     <w:p>
       <w:pPr>
         <w:pStyle w:val="Titre2"/>
       </w:pPr>
-      <w:proofErr w:type="spellStart"/>
-      <w:r>
-        <w:t>Interface_MeilleurScore</w:t>
-      </w:r>
-      <w:proofErr w:type="spellEnd"/>
-    </w:p>
-    <w:p/>
-    <w:p>
-      <w:pPr>
-        <w:pStyle w:val="Titre2"/>
-      </w:pPr>
-      <w:proofErr w:type="spellStart"/>
       <w:r>
         <w:t>Interface_Score</w:t>
       </w:r>
-      <w:proofErr w:type="spellEnd"/>
+    </w:p>
+    <w:p>
+      <w:r>
+        <w:drawing>
+          <wp:inline distT="0" distB="0" distL="0" distR="0" wp14:anchorId="418E515F" wp14:editId="0BD48CF2">
+            <wp:extent cx="5477639" cy="3620005"/>
+            <wp:effectExtent l="0" t="0" r="8890" b="0"/>
+            <wp:docPr id="801528791" name="Image 1"/>
+            <wp:cNvGraphicFramePr>
+              <a:graphicFrameLocks xmlns:a="http://schemas.openxmlformats.org/drawingml/2006/main" noChangeAspect="1"/>
+            </wp:cNvGraphicFramePr>
+            <a:graphic xmlns:a="http://schemas.openxmlformats.org/drawingml/2006/main">
+              <a:graphicData uri="http://schemas.openxmlformats.org/drawingml/2006/picture">
+                <pic:pic xmlns:pic="http://schemas.openxmlformats.org/drawingml/2006/picture">
+                  <pic:nvPicPr>
+                    <pic:cNvPr id="801528791" name=""/>
+                    <pic:cNvPicPr/>
+                  </pic:nvPicPr>
+                  <pic:blipFill>
+                    <a:blip r:embed="rId14"/>
+                    <a:stretch>
+                      <a:fillRect/>
+                    </a:stretch>
+                  </pic:blipFill>
+                  <pic:spPr>
+                    <a:xfrm>
+                      <a:off x="0" y="0"/>
+                      <a:ext cx="5477639" cy="3620005"/>
+                    </a:xfrm>
+                    <a:prstGeom prst="rect">
+                      <a:avLst/>
+                    </a:prstGeom>
+                  </pic:spPr>
+                </pic:pic>
+              </a:graphicData>
+            </a:graphic>
+          </wp:inline>
+        </w:drawing>
+      </w:r>
     </w:p>
     <w:p/>
     <w:sectPr>

--- a/AP3_TERRAL.docx
+++ b/AP3_TERRAL.docx
@@ -5410,12 +5410,214 @@
     <w:p/>
     <w:p>
       <w:r>
-        <w:t>Cette fonction permet simplement de générer un nombre aléatoire</w:t>
+        <w:t xml:space="preserve">La fonction </w:t>
+      </w:r>
+      <w:r>
+        <w:rPr>
+          <w:u w:val="single"/>
+        </w:rPr>
+        <w:t>GenererAleatoire</w:t>
+      </w:r>
+      <w:r>
+        <w:t xml:space="preserve"> est une méthode statique qui génère un nombre aléatoire dans une plage donnée. Voici comment elle fonctionne :</w:t>
+      </w:r>
+    </w:p>
+    <w:p>
+      <w:pPr>
+        <w:numPr>
+          <w:ilvl w:val="0"/>
+          <w:numId w:val="4"/>
+        </w:numPr>
+      </w:pPr>
+      <w:r>
+        <w:t xml:space="preserve">La fonction prend deux paramètres : </w:t>
+      </w:r>
+      <w:r>
+        <w:rPr>
+          <w:u w:val="single"/>
+        </w:rPr>
+        <w:t>minValue</w:t>
+      </w:r>
+      <w:r>
+        <w:t xml:space="preserve"> et </w:t>
+      </w:r>
+      <w:r>
+        <w:rPr>
+          <w:u w:val="single"/>
+        </w:rPr>
+        <w:t>maxValue</w:t>
+      </w:r>
+      <w:r>
+        <w:t>, qui représentent respectivement la valeur minimale et maximale de la plage dans laquelle le nombre aléatoire doit être généré.</w:t>
+      </w:r>
+    </w:p>
+    <w:p>
+      <w:pPr>
+        <w:numPr>
+          <w:ilvl w:val="0"/>
+          <w:numId w:val="4"/>
+        </w:numPr>
+      </w:pPr>
+      <w:r>
+        <w:t xml:space="preserve">À l'intérieur de la fonction, nous utilisons la classe </w:t>
+      </w:r>
+      <w:r>
+        <w:rPr>
+          <w:u w:val="single"/>
+        </w:rPr>
+        <w:t>RandomNumberGenerator</w:t>
+      </w:r>
+      <w:r>
+        <w:t xml:space="preserve"> pour créer une instance d'un générateur de nombres aléatoires sécurisé.</w:t>
+      </w:r>
+    </w:p>
+    <w:p>
+      <w:pPr>
+        <w:numPr>
+          <w:ilvl w:val="0"/>
+          <w:numId w:val="4"/>
+        </w:numPr>
+      </w:pPr>
+      <w:r>
+        <w:t xml:space="preserve">Nous créons ensuite un tableau de bytes appelé </w:t>
+      </w:r>
+      <w:r>
+        <w:rPr>
+          <w:u w:val="single"/>
+        </w:rPr>
+        <w:t>randomNumber</w:t>
+      </w:r>
+      <w:r>
+        <w:t xml:space="preserve"> avec une taille de 4 octets.</w:t>
+      </w:r>
+    </w:p>
+    <w:p>
+      <w:pPr>
+        <w:numPr>
+          <w:ilvl w:val="0"/>
+          <w:numId w:val="4"/>
+        </w:numPr>
+      </w:pPr>
+      <w:r>
+        <w:t xml:space="preserve">En utilisant la méthode </w:t>
+      </w:r>
+      <w:r>
+        <w:rPr>
+          <w:u w:val="single"/>
+        </w:rPr>
+        <w:t>GetBytes</w:t>
+      </w:r>
+      <w:r>
+        <w:t xml:space="preserve"> de l'instance de </w:t>
+      </w:r>
+      <w:r>
+        <w:rPr>
+          <w:u w:val="single"/>
+        </w:rPr>
+        <w:t>RandomNumberGenerator</w:t>
+      </w:r>
+      <w:r>
+        <w:t xml:space="preserve">, nous générons des octets aléatoires et les stockons dans le tableau </w:t>
+      </w:r>
+      <w:r>
+        <w:rPr>
+          <w:u w:val="single"/>
+        </w:rPr>
+        <w:t>randomNumber</w:t>
       </w:r>
       <w:r>
         <w:t>.</w:t>
       </w:r>
     </w:p>
+    <w:p>
+      <w:pPr>
+        <w:numPr>
+          <w:ilvl w:val="0"/>
+          <w:numId w:val="4"/>
+        </w:numPr>
+      </w:pPr>
+      <w:r>
+        <w:t xml:space="preserve">Ensuite, nous utilisons la méthode </w:t>
+      </w:r>
+      <w:r>
+        <w:rPr>
+          <w:u w:val="single"/>
+        </w:rPr>
+        <w:t>BitConverter.ToInt32</w:t>
+      </w:r>
+      <w:r>
+        <w:t xml:space="preserve"> pour convertir les 4 octets en un entier. Cela nous donne une valeur aléatoire.</w:t>
+      </w:r>
+    </w:p>
+    <w:p>
+      <w:pPr>
+        <w:numPr>
+          <w:ilvl w:val="0"/>
+          <w:numId w:val="4"/>
+        </w:numPr>
+      </w:pPr>
+      <w:r>
+        <w:lastRenderedPageBreak/>
+        <w:t>Pour s'assurer que la valeur générée est dans la plage désirée, nous utilisons l'opération modulo (</w:t>
+      </w:r>
+      <w:r>
+        <w:rPr>
+          <w:u w:val="single"/>
+        </w:rPr>
+        <w:t>%</w:t>
+      </w:r>
+      <w:r>
+        <w:t xml:space="preserve">) pour obtenir le reste de la division de </w:t>
+      </w:r>
+      <w:r>
+        <w:rPr>
+          <w:u w:val="single"/>
+        </w:rPr>
+        <w:t>generatedValue</w:t>
+      </w:r>
+      <w:r>
+        <w:t xml:space="preserve"> par la différence entre </w:t>
+      </w:r>
+      <w:r>
+        <w:rPr>
+          <w:u w:val="single"/>
+        </w:rPr>
+        <w:t>maxValue</w:t>
+      </w:r>
+      <w:r>
+        <w:t xml:space="preserve"> et </w:t>
+      </w:r>
+      <w:r>
+        <w:rPr>
+          <w:u w:val="single"/>
+        </w:rPr>
+        <w:t>minValue</w:t>
+      </w:r>
+      <w:r>
+        <w:t xml:space="preserve">. Ensuite, nous ajoutons </w:t>
+      </w:r>
+      <w:r>
+        <w:rPr>
+          <w:u w:val="single"/>
+        </w:rPr>
+        <w:t>minValue</w:t>
+      </w:r>
+      <w:r>
+        <w:t xml:space="preserve"> à ce reste pour obtenir un nombre dans la plage spécifiée.</w:t>
+      </w:r>
+    </w:p>
+    <w:p>
+      <w:pPr>
+        <w:numPr>
+          <w:ilvl w:val="0"/>
+          <w:numId w:val="4"/>
+        </w:numPr>
+      </w:pPr>
+      <w:r>
+        <w:t>Enfin, nous retournons le nombre aléatoire généré.</w:t>
+      </w:r>
+    </w:p>
+    <w:p/>
     <w:p/>
     <w:p>
       <w:pPr>
@@ -5429,13 +5631,153 @@
     </w:p>
     <w:p>
       <w:r>
-        <w:t xml:space="preserve">Cette fonction renvois une chaine contenant le </w:t>
-      </w:r>
-      <w:r>
-        <w:t>nombre</w:t>
-      </w:r>
-      <w:r>
-        <w:t>, reçus en paramètre, mis en indice.</w:t>
+        <w:t xml:space="preserve">La fonction </w:t>
+      </w:r>
+      <w:r>
+        <w:rPr>
+          <w:u w:val="single"/>
+        </w:rPr>
+        <w:t>MettreEnIndice</w:t>
+      </w:r>
+      <w:r>
+        <w:t xml:space="preserve"> prend un entier </w:t>
+      </w:r>
+      <w:r>
+        <w:rPr>
+          <w:u w:val="single"/>
+        </w:rPr>
+        <w:t>indice</w:t>
+      </w:r>
+      <w:r>
+        <w:t xml:space="preserve"> en paramètre et retourne une chaîne de caractères représentant cet indice sous forme d'indice en exposant.</w:t>
+      </w:r>
+    </w:p>
+    <w:p>
+      <w:r>
+        <w:t>Voici comment la fonction fonctionne :</w:t>
+      </w:r>
+    </w:p>
+    <w:p>
+      <w:pPr>
+        <w:numPr>
+          <w:ilvl w:val="0"/>
+          <w:numId w:val="6"/>
+        </w:numPr>
+      </w:pPr>
+      <w:r>
+        <w:t xml:space="preserve">Elle commence par déclarer un tableau de caractères appelé </w:t>
+      </w:r>
+      <w:r>
+        <w:rPr>
+          <w:u w:val="single"/>
+        </w:rPr>
+        <w:t>indiceDe</w:t>
+      </w:r>
+      <w:r>
+        <w:t xml:space="preserve"> qui contient les caractères Unicode représentant les chiffres de 0 à 9 en exposant.</w:t>
+      </w:r>
+    </w:p>
+    <w:p>
+      <w:pPr>
+        <w:numPr>
+          <w:ilvl w:val="0"/>
+          <w:numId w:val="6"/>
+        </w:numPr>
+      </w:pPr>
+      <w:r>
+        <w:t xml:space="preserve">Ensuite, elle initialise une chaîne de caractères vide appelée </w:t>
+      </w:r>
+      <w:r>
+        <w:rPr>
+          <w:u w:val="single"/>
+        </w:rPr>
+        <w:t>indice_str</w:t>
+      </w:r>
+      <w:r>
+        <w:t xml:space="preserve"> qui sera utilisée pour construire la représentation de l'indice en exposant.</w:t>
+      </w:r>
+    </w:p>
+    <w:p>
+      <w:pPr>
+        <w:numPr>
+          <w:ilvl w:val="0"/>
+          <w:numId w:val="6"/>
+        </w:numPr>
+      </w:pPr>
+      <w:r>
+        <w:t xml:space="preserve">La fonction vérifie si l'indice est supérieur à 9. Si c'est le cas, cela signifie que l'indice est composé de deux chiffres. Dans ce cas, la fonction récupère le caractère correspondant au premier chiffre en divisant l'indice par 10 et en utilisant cette valeur comme index dans le tableau </w:t>
+      </w:r>
+      <w:r>
+        <w:rPr>
+          <w:u w:val="single"/>
+        </w:rPr>
+        <w:t>indiceDe</w:t>
+      </w:r>
+      <w:r>
+        <w:t xml:space="preserve">. Ce caractère est ajouté à la chaîne </w:t>
+      </w:r>
+      <w:r>
+        <w:rPr>
+          <w:u w:val="single"/>
+        </w:rPr>
+        <w:t>indice_str</w:t>
+      </w:r>
+      <w:r>
+        <w:t>.</w:t>
+      </w:r>
+    </w:p>
+    <w:p>
+      <w:pPr>
+        <w:numPr>
+          <w:ilvl w:val="0"/>
+          <w:numId w:val="6"/>
+        </w:numPr>
+      </w:pPr>
+      <w:r>
+        <w:t xml:space="preserve">Ensuite, la fonction récupère le caractère correspondant au dernier chiffre de l'indice en utilisant l'opérateur modulo (%) pour obtenir le reste de la division de l'indice par 10. Ce reste est utilisé comme index dans le tableau </w:t>
+      </w:r>
+      <w:r>
+        <w:rPr>
+          <w:u w:val="single"/>
+        </w:rPr>
+        <w:t>indiceDe</w:t>
+      </w:r>
+      <w:r>
+        <w:t xml:space="preserve"> pour obtenir le caractère correspondant. Ce caractère est également ajouté à la chaîne </w:t>
+      </w:r>
+      <w:r>
+        <w:rPr>
+          <w:u w:val="single"/>
+        </w:rPr>
+        <w:t>indice_str</w:t>
+      </w:r>
+      <w:r>
+        <w:t>.</w:t>
+      </w:r>
+    </w:p>
+    <w:p>
+      <w:pPr>
+        <w:numPr>
+          <w:ilvl w:val="0"/>
+          <w:numId w:val="6"/>
+        </w:numPr>
+      </w:pPr>
+      <w:r>
+        <w:t xml:space="preserve">Enfin, la fonction retourne la chaîne </w:t>
+      </w:r>
+      <w:r>
+        <w:rPr>
+          <w:u w:val="single"/>
+        </w:rPr>
+        <w:t>indice_str</w:t>
+      </w:r>
+      <w:r>
+        <w:t xml:space="preserve"> qui représente l'indice en exposant.</w:t>
+      </w:r>
+    </w:p>
+    <w:p>
+      <w:r>
+        <w:t>Par exemple, si on appelle la fonction avec l'indice 12, elle retournera la chaîne "₁₂" qui représente l'indice 12 en exposant.</w:t>
       </w:r>
     </w:p>
     <w:p/>
@@ -5462,10 +5804,221 @@
       </w:pPr>
       <w:bookmarkStart w:id="5" w:name="_Toc184285169"/>
       <w:r>
+        <w:lastRenderedPageBreak/>
         <w:t>Suite</w:t>
       </w:r>
       <w:bookmarkEnd w:id="5"/>
     </w:p>
+    <w:p>
+      <w:pPr>
+        <w:rPr>
+          <w:b/>
+          <w:bCs/>
+        </w:rPr>
+      </w:pPr>
+      <w:r>
+        <w:rPr>
+          <w:b/>
+          <w:bCs/>
+        </w:rPr>
+        <w:t>Attributs</w:t>
+      </w:r>
+    </w:p>
+    <w:p>
+      <w:pPr>
+        <w:numPr>
+          <w:ilvl w:val="0"/>
+          <w:numId w:val="7"/>
+        </w:numPr>
+      </w:pPr>
+      <w:proofErr w:type="gramStart"/>
+      <w:r>
+        <w:rPr>
+          <w:u w:val="single"/>
+        </w:rPr>
+        <w:t>protected</w:t>
+      </w:r>
+      <w:proofErr w:type="gramEnd"/>
+      <w:r>
+        <w:rPr>
+          <w:u w:val="single"/>
+        </w:rPr>
+        <w:t xml:space="preserve"> int premier_terme</w:t>
+      </w:r>
+      <w:r>
+        <w:t xml:space="preserve"> : Représente le premier terme de la suite.</w:t>
+      </w:r>
+    </w:p>
+    <w:p>
+      <w:pPr>
+        <w:numPr>
+          <w:ilvl w:val="0"/>
+          <w:numId w:val="7"/>
+        </w:numPr>
+      </w:pPr>
+      <w:proofErr w:type="gramStart"/>
+      <w:r>
+        <w:rPr>
+          <w:u w:val="single"/>
+        </w:rPr>
+        <w:t>protected</w:t>
+      </w:r>
+      <w:proofErr w:type="gramEnd"/>
+      <w:r>
+        <w:rPr>
+          <w:u w:val="single"/>
+        </w:rPr>
+        <w:t xml:space="preserve"> int debut = 0</w:t>
+      </w:r>
+      <w:r>
+        <w:t xml:space="preserve"> : Représente le début de la suite, initialisé à 0 par défaut.</w:t>
+      </w:r>
+    </w:p>
+    <w:p>
+      <w:pPr>
+        <w:rPr>
+          <w:b/>
+        </w:rPr>
+      </w:pPr>
+      <w:r>
+        <w:rPr>
+          <w:b/>
+        </w:rPr>
+        <w:t>Constructeurs</w:t>
+      </w:r>
+    </w:p>
+    <w:p>
+      <w:pPr>
+        <w:numPr>
+          <w:ilvl w:val="0"/>
+          <w:numId w:val="7"/>
+        </w:numPr>
+      </w:pPr>
+      <w:proofErr w:type="gramStart"/>
+      <w:r>
+        <w:rPr>
+          <w:u w:val="single"/>
+        </w:rPr>
+        <w:t>public</w:t>
+      </w:r>
+      <w:proofErr w:type="gramEnd"/>
+      <w:r>
+        <w:rPr>
+          <w:u w:val="single"/>
+        </w:rPr>
+        <w:t xml:space="preserve"> suite(int LePremier)</w:t>
+      </w:r>
+      <w:r>
+        <w:t xml:space="preserve"> : Initialise un nouvel objet </w:t>
+      </w:r>
+      <w:r>
+        <w:rPr>
+          <w:u w:val="single"/>
+        </w:rPr>
+        <w:t>suite</w:t>
+      </w:r>
+      <w:r>
+        <w:t xml:space="preserve"> avec le premier terme spécifié.</w:t>
+      </w:r>
+    </w:p>
+    <w:p>
+      <w:pPr>
+        <w:numPr>
+          <w:ilvl w:val="0"/>
+          <w:numId w:val="7"/>
+        </w:numPr>
+      </w:pPr>
+      <w:proofErr w:type="gramStart"/>
+      <w:r>
+        <w:rPr>
+          <w:u w:val="single"/>
+        </w:rPr>
+        <w:t>public</w:t>
+      </w:r>
+      <w:proofErr w:type="gramEnd"/>
+      <w:r>
+        <w:rPr>
+          <w:u w:val="single"/>
+        </w:rPr>
+        <w:t xml:space="preserve"> suite(int LePremier, int LeDebut)</w:t>
+      </w:r>
+      <w:r>
+        <w:t xml:space="preserve"> : Initialise un nouvel objet </w:t>
+      </w:r>
+      <w:r>
+        <w:rPr>
+          <w:u w:val="single"/>
+        </w:rPr>
+        <w:t>suite</w:t>
+      </w:r>
+      <w:r>
+        <w:t xml:space="preserve"> avec le premier terme et le début spécifiés.</w:t>
+      </w:r>
+    </w:p>
+    <w:p>
+      <w:pPr>
+        <w:rPr>
+          <w:b/>
+        </w:rPr>
+      </w:pPr>
+      <w:r>
+        <w:rPr>
+          <w:b/>
+        </w:rPr>
+        <w:t>Propriétés (Accesseurs)</w:t>
+      </w:r>
+    </w:p>
+    <w:p>
+      <w:pPr>
+        <w:numPr>
+          <w:ilvl w:val="0"/>
+          <w:numId w:val="7"/>
+        </w:numPr>
+      </w:pPr>
+      <w:proofErr w:type="gramStart"/>
+      <w:r>
+        <w:rPr>
+          <w:u w:val="single"/>
+        </w:rPr>
+        <w:t>public</w:t>
+      </w:r>
+      <w:proofErr w:type="gramEnd"/>
+      <w:r>
+        <w:rPr>
+          <w:u w:val="single"/>
+        </w:rPr>
+        <w:t xml:space="preserve"> int Premier</w:t>
+      </w:r>
+      <w:r>
+        <w:t xml:space="preserve"> : Propriété pour accéder et modifier le premier terme de la suite.</w:t>
+      </w:r>
+    </w:p>
+    <w:p>
+      <w:pPr>
+        <w:numPr>
+          <w:ilvl w:val="0"/>
+          <w:numId w:val="7"/>
+        </w:numPr>
+      </w:pPr>
+      <w:proofErr w:type="gramStart"/>
+      <w:r>
+        <w:rPr>
+          <w:u w:val="single"/>
+        </w:rPr>
+        <w:t>public</w:t>
+      </w:r>
+      <w:proofErr w:type="gramEnd"/>
+      <w:r>
+        <w:rPr>
+          <w:u w:val="single"/>
+        </w:rPr>
+        <w:t xml:space="preserve"> int Debut</w:t>
+      </w:r>
+      <w:r>
+        <w:t xml:space="preserve"> : Propriété pour accéder et modifier le début de la suite.</w:t>
+      </w:r>
+    </w:p>
+    <w:p/>
     <w:p/>
     <w:p>
       <w:pPr>
@@ -5476,6 +6029,284 @@
         <w:t>Suite_arithmetique</w:t>
       </w:r>
       <w:bookmarkEnd w:id="6"/>
+    </w:p>
+    <w:p>
+      <w:pPr>
+        <w:rPr>
+          <w:b/>
+          <w:bCs/>
+        </w:rPr>
+      </w:pPr>
+      <w:r>
+        <w:rPr>
+          <w:b/>
+          <w:bCs/>
+        </w:rPr>
+        <w:t>Attributs</w:t>
+      </w:r>
+    </w:p>
+    <w:p>
+      <w:pPr>
+        <w:numPr>
+          <w:ilvl w:val="0"/>
+          <w:numId w:val="7"/>
+        </w:numPr>
+      </w:pPr>
+      <w:proofErr w:type="gramStart"/>
+      <w:r>
+        <w:rPr>
+          <w:u w:val="single"/>
+        </w:rPr>
+        <w:t>private</w:t>
+      </w:r>
+      <w:proofErr w:type="gramEnd"/>
+      <w:r>
+        <w:rPr>
+          <w:u w:val="single"/>
+        </w:rPr>
+        <w:t xml:space="preserve"> int raison</w:t>
+      </w:r>
+      <w:r>
+        <w:t xml:space="preserve"> : Représente la raison de la suite arithmétique.</w:t>
+      </w:r>
+    </w:p>
+    <w:p>
+      <w:pPr>
+        <w:rPr>
+          <w:b/>
+        </w:rPr>
+      </w:pPr>
+      <w:r>
+        <w:rPr>
+          <w:b/>
+        </w:rPr>
+        <w:t>Constructeurs</w:t>
+      </w:r>
+    </w:p>
+    <w:p>
+      <w:pPr>
+        <w:numPr>
+          <w:ilvl w:val="0"/>
+          <w:numId w:val="7"/>
+        </w:numPr>
+      </w:pPr>
+      <w:proofErr w:type="gramStart"/>
+      <w:r>
+        <w:rPr>
+          <w:u w:val="single"/>
+        </w:rPr>
+        <w:t>public</w:t>
+      </w:r>
+      <w:proofErr w:type="gramEnd"/>
+      <w:r>
+        <w:rPr>
+          <w:u w:val="single"/>
+        </w:rPr>
+        <w:t xml:space="preserve"> suite_arithmetique()</w:t>
+      </w:r>
+      <w:r>
+        <w:t xml:space="preserve"> : Constructeur par défaut qui initialise le premier terme et la raison avec des valeurs aléatoires. Si la raison est nulle, elle est remplacée par 1.</w:t>
+      </w:r>
+    </w:p>
+    <w:p>
+      <w:pPr>
+        <w:numPr>
+          <w:ilvl w:val="0"/>
+          <w:numId w:val="7"/>
+        </w:numPr>
+      </w:pPr>
+      <w:proofErr w:type="gramStart"/>
+      <w:r>
+        <w:rPr>
+          <w:u w:val="single"/>
+        </w:rPr>
+        <w:t>public</w:t>
+      </w:r>
+      <w:proofErr w:type="gramEnd"/>
+      <w:r>
+        <w:rPr>
+          <w:u w:val="single"/>
+        </w:rPr>
+        <w:t xml:space="preserve"> suite_arithmetique(int LaRaison, int LePremier)</w:t>
+      </w:r>
+      <w:r>
+        <w:t xml:space="preserve"> : Initialise un nouvel objet </w:t>
+      </w:r>
+      <w:r>
+        <w:rPr>
+          <w:u w:val="single"/>
+        </w:rPr>
+        <w:t>suite_arithmetique</w:t>
+      </w:r>
+      <w:r>
+        <w:t xml:space="preserve"> avec la raison et le premier terme spécifiés.</w:t>
+      </w:r>
+    </w:p>
+    <w:p>
+      <w:pPr>
+        <w:numPr>
+          <w:ilvl w:val="0"/>
+          <w:numId w:val="7"/>
+        </w:numPr>
+      </w:pPr>
+      <w:proofErr w:type="gramStart"/>
+      <w:r>
+        <w:rPr>
+          <w:u w:val="single"/>
+        </w:rPr>
+        <w:t>public</w:t>
+      </w:r>
+      <w:proofErr w:type="gramEnd"/>
+      <w:r>
+        <w:rPr>
+          <w:u w:val="single"/>
+        </w:rPr>
+        <w:t xml:space="preserve"> suite_arithmetique(int LaRaison, int LePremier, int IncidePremier)</w:t>
+      </w:r>
+      <w:r>
+        <w:t xml:space="preserve"> : Initialise un nouvel objet </w:t>
+      </w:r>
+      <w:r>
+        <w:rPr>
+          <w:u w:val="single"/>
+        </w:rPr>
+        <w:t>suite_arithmetique</w:t>
+      </w:r>
+      <w:r>
+        <w:t xml:space="preserve"> avec la raison, le premier terme et l'indice du premier terme spécifiés.</w:t>
+      </w:r>
+    </w:p>
+    <w:p>
+      <w:pPr>
+        <w:rPr>
+          <w:b/>
+        </w:rPr>
+      </w:pPr>
+      <w:r>
+        <w:rPr>
+          <w:b/>
+        </w:rPr>
+        <w:t>Propriétés (Accesseurs)</w:t>
+      </w:r>
+    </w:p>
+    <w:p>
+      <w:pPr>
+        <w:numPr>
+          <w:ilvl w:val="0"/>
+          <w:numId w:val="7"/>
+        </w:numPr>
+      </w:pPr>
+      <w:proofErr w:type="gramStart"/>
+      <w:r>
+        <w:rPr>
+          <w:u w:val="single"/>
+        </w:rPr>
+        <w:t>public</w:t>
+      </w:r>
+      <w:proofErr w:type="gramEnd"/>
+      <w:r>
+        <w:rPr>
+          <w:u w:val="single"/>
+        </w:rPr>
+        <w:t xml:space="preserve"> int Raison</w:t>
+      </w:r>
+      <w:r>
+        <w:t xml:space="preserve"> : Propriété pour accéder et modifier la raison de la suite arithmétique.</w:t>
+      </w:r>
+    </w:p>
+    <w:p>
+      <w:pPr>
+        <w:rPr>
+          <w:b/>
+        </w:rPr>
+      </w:pPr>
+      <w:r>
+        <w:rPr>
+          <w:b/>
+        </w:rPr>
+        <w:t>Méthodes</w:t>
+      </w:r>
+    </w:p>
+    <w:p>
+      <w:pPr>
+        <w:numPr>
+          <w:ilvl w:val="0"/>
+          <w:numId w:val="7"/>
+        </w:numPr>
+      </w:pPr>
+      <w:proofErr w:type="gramStart"/>
+      <w:r>
+        <w:rPr>
+          <w:u w:val="single"/>
+        </w:rPr>
+        <w:t>public</w:t>
+      </w:r>
+      <w:proofErr w:type="gramEnd"/>
+      <w:r>
+        <w:rPr>
+          <w:u w:val="single"/>
+        </w:rPr>
+        <w:t xml:space="preserve"> int TermeDeRang(int leRang)</w:t>
+      </w:r>
+      <w:r>
+        <w:t xml:space="preserve"> : Calcule et retourne le terme de rang spécifié dans la suite arithmétique.</w:t>
+      </w:r>
+    </w:p>
+    <w:p>
+      <w:pPr>
+        <w:numPr>
+          <w:ilvl w:val="0"/>
+          <w:numId w:val="7"/>
+        </w:numPr>
+      </w:pPr>
+      <w:proofErr w:type="gramStart"/>
+      <w:r>
+        <w:rPr>
+          <w:u w:val="single"/>
+        </w:rPr>
+        <w:lastRenderedPageBreak/>
+        <w:t>public</w:t>
+      </w:r>
+      <w:proofErr w:type="gramEnd"/>
+      <w:r>
+        <w:rPr>
+          <w:u w:val="single"/>
+        </w:rPr>
+        <w:t xml:space="preserve"> int SommeDesTermes(int rangLaSomme)</w:t>
+      </w:r>
+      <w:r>
+        <w:t xml:space="preserve"> : Calcule et retourne la somme des termes jusqu'au rang spécifié.</w:t>
+      </w:r>
+    </w:p>
+    <w:p>
+      <w:pPr>
+        <w:numPr>
+          <w:ilvl w:val="0"/>
+          <w:numId w:val="7"/>
+        </w:numPr>
+      </w:pPr>
+      <w:proofErr w:type="gramStart"/>
+      <w:r>
+        <w:rPr>
+          <w:u w:val="single"/>
+        </w:rPr>
+        <w:t>public</w:t>
+      </w:r>
+      <w:proofErr w:type="gramEnd"/>
+      <w:r>
+        <w:rPr>
+          <w:u w:val="single"/>
+        </w:rPr>
+        <w:t xml:space="preserve"> string Monotonie()</w:t>
+      </w:r>
+      <w:r>
+        <w:t xml:space="preserve"> : Détermine et retourne la monotonie de la suite (croissante, décroissante ou constante).</w:t>
+      </w:r>
+    </w:p>
+    <w:p>
+      <w:r>
+        <w:t>Cette classe représente une suite arithmétique avec des fonctionnalités pour calculer des termes spécifiques, la somme des termes jusqu'à un certain rang, et pour déterminer la nature de la suite (croissante, décroissante ou constante).</w:t>
+      </w:r>
     </w:p>
     <w:p/>
     <w:p>
@@ -5593,6 +6424,7 @@
     <w:p/>
     <w:p>
       <w:r>
+        <w:lastRenderedPageBreak/>
         <w:br w:type="page"/>
       </w:r>
     </w:p>
@@ -5615,6 +6447,9 @@
     </w:p>
     <w:p>
       <w:r>
+        <w:rPr>
+          <w:noProof/>
+        </w:rPr>
         <w:drawing>
           <wp:inline distT="0" distB="0" distL="0" distR="0" wp14:anchorId="1913449F" wp14:editId="21F92C4D">
             <wp:extent cx="5760720" cy="4221480"/>
@@ -5658,6 +6493,7 @@
         <w:pStyle w:val="Titre2"/>
       </w:pPr>
       <w:r>
+        <w:lastRenderedPageBreak/>
         <w:t>Interface_</w:t>
       </w:r>
       <w:r>
@@ -5666,6 +6502,9 @@
     </w:p>
     <w:p>
       <w:r>
+        <w:rPr>
+          <w:noProof/>
+        </w:rPr>
         <w:drawing>
           <wp:inline distT="0" distB="0" distL="0" distR="0" wp14:anchorId="269A87FC" wp14:editId="51123C49">
             <wp:extent cx="5760720" cy="3851275"/>
@@ -5715,6 +6554,9 @@
     </w:p>
     <w:p>
       <w:r>
+        <w:rPr>
+          <w:noProof/>
+        </w:rPr>
         <w:drawing>
           <wp:inline distT="0" distB="0" distL="0" distR="0" wp14:anchorId="3AB387C4" wp14:editId="2B7D84C3">
             <wp:extent cx="5760720" cy="3259455"/>
@@ -5758,11 +6600,15 @@
         <w:pStyle w:val="Titre2"/>
       </w:pPr>
       <w:r>
+        <w:lastRenderedPageBreak/>
         <w:t>Interface_Geometrique</w:t>
       </w:r>
     </w:p>
     <w:p>
       <w:r>
+        <w:rPr>
+          <w:noProof/>
+        </w:rPr>
         <w:drawing>
           <wp:inline distT="0" distB="0" distL="0" distR="0" wp14:anchorId="240B62C8" wp14:editId="48BC6538">
             <wp:extent cx="5760720" cy="3262630"/>
@@ -5811,6 +6657,9 @@
     </w:p>
     <w:p>
       <w:r>
+        <w:rPr>
+          <w:noProof/>
+        </w:rPr>
         <w:drawing>
           <wp:inline distT="0" distB="0" distL="0" distR="0" wp14:anchorId="27D1F7F4" wp14:editId="49E6576C">
             <wp:extent cx="5760720" cy="3469005"/>
@@ -5854,11 +6703,15 @@
         <w:pStyle w:val="Titre2"/>
       </w:pPr>
       <w:r>
+        <w:lastRenderedPageBreak/>
         <w:t>Interface_Jeu</w:t>
       </w:r>
     </w:p>
     <w:p>
       <w:r>
+        <w:rPr>
+          <w:noProof/>
+        </w:rPr>
         <w:drawing>
           <wp:inline distT="0" distB="0" distL="0" distR="0" wp14:anchorId="148B2DD5" wp14:editId="375D441D">
             <wp:extent cx="5760720" cy="3462020"/>
@@ -5906,6 +6759,9 @@
     </w:p>
     <w:p>
       <w:r>
+        <w:rPr>
+          <w:noProof/>
+        </w:rPr>
         <w:drawing>
           <wp:inline distT="0" distB="0" distL="0" distR="0" wp14:anchorId="692B2C0A" wp14:editId="68C97477">
             <wp:extent cx="5760720" cy="3473450"/>
@@ -5949,11 +6805,15 @@
         <w:pStyle w:val="Titre2"/>
       </w:pPr>
       <w:r>
+        <w:lastRenderedPageBreak/>
         <w:t>Interface_Score</w:t>
       </w:r>
     </w:p>
     <w:p>
       <w:r>
+        <w:rPr>
+          <w:noProof/>
+        </w:rPr>
         <w:drawing>
           <wp:inline distT="0" distB="0" distL="0" distR="0" wp14:anchorId="418E515F" wp14:editId="0BD48CF2">
             <wp:extent cx="5477639" cy="3620005"/>
@@ -6007,6 +6867,46 @@
 <file path=word/numbering.xml><?xml version="1.0" encoding="utf-8"?>
 <w:numbering xmlns:wpc="http://schemas.microsoft.com/office/word/2010/wordprocessingCanvas" xmlns:cx="http://schemas.microsoft.com/office/drawing/2014/chartex" xmlns:cx1="http://schemas.microsoft.com/office/drawing/2015/9/8/chartex" xmlns:cx2="http://schemas.microsoft.com/office/drawing/2015/10/21/chartex" xmlns:cx3="http://schemas.microsoft.com/office/drawing/2016/5/9/chartex" xmlns:cx4="http://schemas.microsoft.com/office/drawing/2016/5/10/chartex" xmlns:cx5="http://schemas.microsoft.com/office/drawing/2016/5/11/chartex" xmlns:cx6="http://schemas.microsoft.com/office/drawing/2016/5/12/chartex" xmlns:cx7="http://schemas.microsoft.com/office/drawing/2016/5/13/chartex" xmlns:cx8="http://schemas.microsoft.com/office/drawing/2016/5/14/chartex" xmlns:mc="http://schemas.openxmlformats.org/markup-compatibility/2006" xmlns:aink="http://schemas.microsoft.com/office/drawing/2016/ink" xmlns:am3d="http://schemas.microsoft.com/office/drawing/2017/model3d" xmlns:o="urn:schemas-microsoft-com:office:office" xmlns:oel="http://schemas.microsoft.com/office/2019/extlst" xmlns:r="http://schemas.openxmlformats.org/officeDocument/2006/relationships" xmlns:m="http://schemas.openxmlformats.org/officeDocument/2006/math" xmlns:v="urn:schemas-microsoft-com:vml" xmlns:wp14="http://schemas.microsoft.com/office/word/2010/wordprocessingDrawing" xmlns:wp="http://schemas.openxmlformats.org/drawingml/2006/wordprocessingDrawing" xmlns:w10="urn:schemas-microsoft-com:office:word" xmlns:w="http://schemas.openxmlformats.org/wordprocessingml/2006/main" xmlns:w14="http://schemas.microsoft.com/office/word/2010/wordml" xmlns:w15="http://schemas.microsoft.com/office/word/2012/wordml" xmlns:w16cex="http://schemas.microsoft.com/office/word/2018/wordml/cex" xmlns:w16cid="http://schemas.microsoft.com/office/word/2016/wordml/cid" xmlns:w16="http://schemas.microsoft.com/office/word/2018/wordml" xmlns:w16du="http://schemas.microsoft.com/office/word/2023/wordml/word16du" xmlns:w16sdtdh="http://schemas.microsoft.com/office/word/2020/wordml/sdtdatahash" xmlns:w16se="http://schemas.microsoft.com/office/word/2015/wordml/symex" xmlns:wpg="http://schemas.microsoft.com/office/word/2010/wordprocessingGroup" xmlns:wpi="http://schemas.microsoft.com/office/word/2010/wordprocessingInk" xmlns:wne="http://schemas.microsoft.com/office/word/2006/wordml" xmlns:wps="http://schemas.microsoft.com/office/word/2010/wordprocessingShape" mc:Ignorable="w14 w15 w16se w16cid w16 w16cex w16sdtdh w16du wp14">
   <w:abstractNum w:abstractNumId="0" w15:restartNumberingAfterBreak="0">
+    <w:nsid w:val="FFFFFFFE"/>
+    <w:multiLevelType w:val="singleLevel"/>
+    <w:tmpl w:val="A042AFCA"/>
+    <w:lvl w:ilvl="0">
+      <w:numFmt w:val="bullet"/>
+      <w:lvlText w:val="*"/>
+      <w:lvlJc w:val="left"/>
+    </w:lvl>
+  </w:abstractNum>
+  <w:abstractNum w:abstractNumId="1" w15:restartNumberingAfterBreak="0">
+    <w:nsid w:val="005C78CD"/>
+    <w:multiLevelType w:val="singleLevel"/>
+    <w:tmpl w:val="819E1D92"/>
+    <w:lvl w:ilvl="0">
+      <w:start w:val="1"/>
+      <w:numFmt w:val="decimal"/>
+      <w:lvlText w:val="%1."/>
+      <w:legacy w:legacy="1" w:legacySpace="0" w:legacyIndent="0"/>
+      <w:lvlJc w:val="left"/>
+      <w:rPr>
+        <w:rFonts w:ascii="Times New Roman" w:hAnsi="Times New Roman" w:cs="Times New Roman" w:hint="default"/>
+      </w:rPr>
+    </w:lvl>
+  </w:abstractNum>
+  <w:abstractNum w:abstractNumId="2" w15:restartNumberingAfterBreak="0">
+    <w:nsid w:val="03353189"/>
+    <w:multiLevelType w:val="singleLevel"/>
+    <w:tmpl w:val="819E1D92"/>
+    <w:lvl w:ilvl="0">
+      <w:start w:val="1"/>
+      <w:numFmt w:val="decimal"/>
+      <w:lvlText w:val="%1."/>
+      <w:legacy w:legacy="1" w:legacySpace="0" w:legacyIndent="0"/>
+      <w:lvlJc w:val="left"/>
+      <w:rPr>
+        <w:rFonts w:ascii="Times New Roman" w:hAnsi="Times New Roman" w:cs="Times New Roman" w:hint="default"/>
+      </w:rPr>
+    </w:lvl>
+  </w:abstractNum>
+  <w:abstractNum w:abstractNumId="3" w15:restartNumberingAfterBreak="0">
     <w:nsid w:val="186E6836"/>
     <w:multiLevelType w:val="hybridMultilevel"/>
     <w:tmpl w:val="44C22730"/>
@@ -6119,7 +7019,37 @@
       </w:rPr>
     </w:lvl>
   </w:abstractNum>
-  <w:abstractNum w:abstractNumId="1" w15:restartNumberingAfterBreak="0">
+  <w:abstractNum w:abstractNumId="4" w15:restartNumberingAfterBreak="0">
+    <w:nsid w:val="2BFA626E"/>
+    <w:multiLevelType w:val="singleLevel"/>
+    <w:tmpl w:val="819E1D92"/>
+    <w:lvl w:ilvl="0">
+      <w:start w:val="1"/>
+      <w:numFmt w:val="decimal"/>
+      <w:lvlText w:val="%1."/>
+      <w:legacy w:legacy="1" w:legacySpace="0" w:legacyIndent="0"/>
+      <w:lvlJc w:val="left"/>
+      <w:rPr>
+        <w:rFonts w:ascii="Times New Roman" w:hAnsi="Times New Roman" w:cs="Times New Roman" w:hint="default"/>
+      </w:rPr>
+    </w:lvl>
+  </w:abstractNum>
+  <w:abstractNum w:abstractNumId="5" w15:restartNumberingAfterBreak="0">
+    <w:nsid w:val="2E3740BC"/>
+    <w:multiLevelType w:val="singleLevel"/>
+    <w:tmpl w:val="819E1D92"/>
+    <w:lvl w:ilvl="0">
+      <w:start w:val="1"/>
+      <w:numFmt w:val="decimal"/>
+      <w:lvlText w:val="%1."/>
+      <w:legacy w:legacy="1" w:legacySpace="0" w:legacyIndent="0"/>
+      <w:lvlJc w:val="left"/>
+      <w:rPr>
+        <w:rFonts w:ascii="Times New Roman" w:hAnsi="Times New Roman" w:cs="Times New Roman" w:hint="default"/>
+      </w:rPr>
+    </w:lvl>
+  </w:abstractNum>
+  <w:abstractNum w:abstractNumId="6" w15:restartNumberingAfterBreak="0">
     <w:nsid w:val="36CB3BFD"/>
     <w:multiLevelType w:val="hybridMultilevel"/>
     <w:tmpl w:val="4B686264"/>
@@ -6233,10 +7163,37 @@
     </w:lvl>
   </w:abstractNum>
   <w:num w:numId="1" w16cid:durableId="1926188127">
-    <w:abstractNumId w:val="0"/>
+    <w:abstractNumId w:val="3"/>
   </w:num>
   <w:num w:numId="2" w16cid:durableId="46035850">
+    <w:abstractNumId w:val="6"/>
+  </w:num>
+  <w:num w:numId="3" w16cid:durableId="1667054064">
+    <w:abstractNumId w:val="5"/>
+  </w:num>
+  <w:num w:numId="4" w16cid:durableId="185560719">
+    <w:abstractNumId w:val="2"/>
+  </w:num>
+  <w:num w:numId="5" w16cid:durableId="105120686">
     <w:abstractNumId w:val="1"/>
+  </w:num>
+  <w:num w:numId="6" w16cid:durableId="647561717">
+    <w:abstractNumId w:val="4"/>
+  </w:num>
+  <w:num w:numId="7" w16cid:durableId="904223483">
+    <w:abstractNumId w:val="0"/>
+    <w:lvlOverride w:ilvl="0">
+      <w:lvl w:ilvl="0">
+        <w:start w:val="1"/>
+        <w:numFmt w:val="bullet"/>
+        <w:lvlText w:val="·"/>
+        <w:legacy w:legacy="1" w:legacySpace="0" w:legacyIndent="0"/>
+        <w:lvlJc w:val="left"/>
+        <w:rPr>
+          <w:rFonts w:ascii="Times New Roman" w:hAnsi="Times New Roman" w:cs="Times New Roman" w:hint="default"/>
+        </w:rPr>
+      </w:lvl>
+    </w:lvlOverride>
   </w:num>
 </w:numbering>
 </file>

--- a/AP3_TERRAL.docx
+++ b/AP3_TERRAL.docx
@@ -5842,44 +5842,18 @@
         <w:jc w:val="both"/>
       </w:pPr>
       <w:bookmarkStart w:id="1" w:name="_Toc184324785"/>
-      <w:proofErr w:type="spellStart"/>
       <w:r>
         <w:lastRenderedPageBreak/>
         <w:t>Program.cs</w:t>
       </w:r>
       <w:bookmarkEnd w:id="1"/>
-      <w:proofErr w:type="spellEnd"/>
-    </w:p>
-    <w:p>
-      <w:pPr>
-        <w:jc w:val="both"/>
-      </w:pPr>
-      <w:r>
-        <w:t xml:space="preserve">Point d’entrée de l’application, ce programme lance </w:t>
-      </w:r>
-      <w:proofErr w:type="spellStart"/>
-      <w:r>
-        <w:t>Interface_Accueil</w:t>
-      </w:r>
-      <w:proofErr w:type="spellEnd"/>
-      <w:r>
-        <w:t xml:space="preserve"> au démarrage. Il contient deux fonctions, </w:t>
-      </w:r>
-      <w:proofErr w:type="spellStart"/>
-      <w:r>
-        <w:t>GenererAleatoire</w:t>
-      </w:r>
-      <w:proofErr w:type="spellEnd"/>
-      <w:r>
-        <w:t xml:space="preserve"> et </w:t>
-      </w:r>
-      <w:proofErr w:type="spellStart"/>
-      <w:r>
-        <w:t>MettreEnIndice</w:t>
-      </w:r>
-      <w:proofErr w:type="spellEnd"/>
-      <w:r>
-        <w:t>, qui sont appelées respectivement 30 et 26 fois à plusieurs endroits dans le programme.</w:t>
+    </w:p>
+    <w:p>
+      <w:pPr>
+        <w:jc w:val="both"/>
+      </w:pPr>
+      <w:r>
+        <w:t>Point d’entrée de l’application, ce programme lance Interface_Accueil au démarrage. Il contient deux fonctions, GenererAleatoire et MettreEnIndice, qui sont appelées respectivement 30 et 26 fois à plusieurs endroits dans le programme.</w:t>
       </w:r>
     </w:p>
     <w:p>
@@ -5894,14 +5868,12 @@
           <w:rStyle w:val="lev"/>
         </w:rPr>
       </w:pPr>
-      <w:proofErr w:type="spellStart"/>
       <w:r>
         <w:rPr>
           <w:rStyle w:val="lev"/>
         </w:rPr>
         <w:t>GenererAleatoire</w:t>
       </w:r>
-      <w:proofErr w:type="spellEnd"/>
       <w:r>
         <w:rPr>
           <w:rStyle w:val="lev"/>
@@ -5914,15 +5886,7 @@
         <w:jc w:val="both"/>
       </w:pPr>
       <w:r>
-        <w:t xml:space="preserve">La fonction </w:t>
-      </w:r>
-      <w:proofErr w:type="spellStart"/>
-      <w:r>
-        <w:t>GenererAleatoire</w:t>
-      </w:r>
-      <w:proofErr w:type="spellEnd"/>
-      <w:r>
-        <w:t xml:space="preserve"> est une méthode statique qui génère un nombre aléatoire dans une plage donnée. Voici comment elle fonctionne :</w:t>
+        <w:t>La fonction GenererAleatoire est une méthode statique qui génère un nombre aléatoire dans une plage donnée. Voici comment elle fonctionne :</w:t>
       </w:r>
     </w:p>
     <w:p>
@@ -5934,23 +5898,7 @@
         <w:jc w:val="both"/>
       </w:pPr>
       <w:r>
-        <w:t xml:space="preserve">Prend deux paramètres : </w:t>
-      </w:r>
-      <w:proofErr w:type="spellStart"/>
-      <w:r>
-        <w:t>minValue</w:t>
-      </w:r>
-      <w:proofErr w:type="spellEnd"/>
-      <w:r>
-        <w:t xml:space="preserve"> et </w:t>
-      </w:r>
-      <w:proofErr w:type="spellStart"/>
-      <w:r>
-        <w:t>maxValue</w:t>
-      </w:r>
-      <w:proofErr w:type="spellEnd"/>
-      <w:r>
-        <w:t>, représentant respectivement la valeur minimale et maximale de la plage.</w:t>
+        <w:t>Prend deux paramètres : minValue et maxValue, représentant respectivement la valeur minimale et maximale de la plage.</w:t>
       </w:r>
     </w:p>
     <w:p>
@@ -5962,15 +5910,7 @@
         <w:jc w:val="both"/>
       </w:pPr>
       <w:r>
-        <w:t xml:space="preserve">Utilise la classe </w:t>
-      </w:r>
-      <w:proofErr w:type="spellStart"/>
-      <w:r>
-        <w:t>RandomNumberGenerator</w:t>
-      </w:r>
-      <w:proofErr w:type="spellEnd"/>
-      <w:r>
-        <w:t xml:space="preserve"> pour créer une instance d'un générateur de nombres aléatoires sécurisé.</w:t>
+        <w:t>Utilise la classe RandomNumberGenerator pour créer une instance d'un générateur de nombres aléatoires sécurisé.</w:t>
       </w:r>
     </w:p>
     <w:p>
@@ -5982,15 +5922,7 @@
         <w:jc w:val="both"/>
       </w:pPr>
       <w:r>
-        <w:t xml:space="preserve">Crée un tableau de bytes appelé </w:t>
-      </w:r>
-      <w:proofErr w:type="spellStart"/>
-      <w:r>
-        <w:t>randomNumber</w:t>
-      </w:r>
-      <w:proofErr w:type="spellEnd"/>
-      <w:r>
-        <w:t xml:space="preserve"> avec une taille de 4 octets.</w:t>
+        <w:t>Crée un tableau de bytes appelé randomNumber avec une taille de 4 octets.</w:t>
       </w:r>
     </w:p>
     <w:p>
@@ -6002,23 +5934,7 @@
         <w:jc w:val="both"/>
       </w:pPr>
       <w:r>
-        <w:t xml:space="preserve">Utilise la méthode </w:t>
-      </w:r>
-      <w:proofErr w:type="spellStart"/>
-      <w:r>
-        <w:t>GetBytes</w:t>
-      </w:r>
-      <w:proofErr w:type="spellEnd"/>
-      <w:r>
-        <w:t xml:space="preserve"> pour générer des octets aléatoires et les stocker dans </w:t>
-      </w:r>
-      <w:proofErr w:type="spellStart"/>
-      <w:r>
-        <w:t>randomNumber</w:t>
-      </w:r>
-      <w:proofErr w:type="spellEnd"/>
-      <w:r>
-        <w:t>.</w:t>
+        <w:t>Utilise la méthode GetBytes pour générer des octets aléatoires et les stocker dans randomNumber.</w:t>
       </w:r>
     </w:p>
     <w:p>
@@ -6069,14 +5985,12 @@
           <w:rStyle w:val="lev"/>
         </w:rPr>
       </w:pPr>
-      <w:proofErr w:type="spellStart"/>
       <w:r>
         <w:rPr>
           <w:rStyle w:val="lev"/>
         </w:rPr>
         <w:t>MettreEnIndice</w:t>
       </w:r>
-      <w:proofErr w:type="spellEnd"/>
       <w:r>
         <w:rPr>
           <w:rStyle w:val="lev"/>
@@ -6089,15 +6003,7 @@
         <w:jc w:val="both"/>
       </w:pPr>
       <w:r>
-        <w:t xml:space="preserve">La fonction </w:t>
-      </w:r>
-      <w:proofErr w:type="spellStart"/>
-      <w:r>
-        <w:t>MettreEnIndice</w:t>
-      </w:r>
-      <w:proofErr w:type="spellEnd"/>
-      <w:r>
-        <w:t xml:space="preserve"> prend un entier indice en paramètre et retourne une chaîne de caractères représentant cet indice sous forme d'indice en exposant. Voici comment elle fonctionne :</w:t>
+        <w:t>La fonction MettreEnIndice prend un entier indice en paramètre et retourne une chaîne de caractères représentant cet indice sous forme d'indice en exposant. Voici comment elle fonctionne :</w:t>
       </w:r>
     </w:p>
     <w:p>
@@ -6109,15 +6015,7 @@
         <w:jc w:val="both"/>
       </w:pPr>
       <w:r>
-        <w:t xml:space="preserve">Déclare un tableau de caractères </w:t>
-      </w:r>
-      <w:proofErr w:type="spellStart"/>
-      <w:r>
-        <w:t>indiceDe</w:t>
-      </w:r>
-      <w:proofErr w:type="spellEnd"/>
-      <w:r>
-        <w:t xml:space="preserve"> contenant les caractères Unicode représentant les chiffres de 0 à 9 en exposant.</w:t>
+        <w:t>Déclare un tableau de caractères indiceDe contenant les caractères Unicode représentant les chiffres de 0 à 9 en exposant.</w:t>
       </w:r>
     </w:p>
     <w:p>
@@ -6129,15 +6027,7 @@
         <w:jc w:val="both"/>
       </w:pPr>
       <w:r>
-        <w:t xml:space="preserve">Initialise une chaîne de caractères vide </w:t>
-      </w:r>
-      <w:proofErr w:type="spellStart"/>
-      <w:r>
-        <w:t>indice_str</w:t>
-      </w:r>
-      <w:proofErr w:type="spellEnd"/>
-      <w:r>
-        <w:t>.</w:t>
+        <w:t>Initialise une chaîne de caractères vide indice_str.</w:t>
       </w:r>
     </w:p>
     <w:p>
@@ -6161,15 +6051,7 @@
         <w:jc w:val="both"/>
       </w:pPr>
       <w:r>
-        <w:t xml:space="preserve">Utilise l'opérateur modulo (%) pour obtenir les caractères correspondants et les ajoute à </w:t>
-      </w:r>
-      <w:proofErr w:type="spellStart"/>
-      <w:r>
-        <w:t>indice_str</w:t>
-      </w:r>
-      <w:proofErr w:type="spellEnd"/>
-      <w:r>
-        <w:t>.</w:t>
+        <w:t>Utilise l'opérateur modulo (%) pour obtenir les caractères correspondants et les ajoute à indice_str.</w:t>
       </w:r>
     </w:p>
     <w:p>
@@ -6181,15 +6063,7 @@
         <w:jc w:val="both"/>
       </w:pPr>
       <w:r>
-        <w:t xml:space="preserve">Retourne la chaîne </w:t>
-      </w:r>
-      <w:proofErr w:type="spellStart"/>
-      <w:r>
-        <w:t>indice_str</w:t>
-      </w:r>
-      <w:proofErr w:type="spellEnd"/>
-      <w:r>
-        <w:t>.</w:t>
+        <w:t>Retourne la chaîne indice_str.</w:t>
       </w:r>
     </w:p>
     <w:p>
@@ -6241,29 +6115,8 @@
         </w:numPr>
         <w:jc w:val="both"/>
       </w:pPr>
-      <w:proofErr w:type="spellStart"/>
-      <w:r>
-        <w:t>protected</w:t>
-      </w:r>
-      <w:proofErr w:type="spellEnd"/>
-      <w:r>
-        <w:t xml:space="preserve"> </w:t>
-      </w:r>
-      <w:proofErr w:type="spellStart"/>
-      <w:r>
-        <w:t>int</w:t>
-      </w:r>
-      <w:proofErr w:type="spellEnd"/>
-      <w:r>
-        <w:t xml:space="preserve"> </w:t>
-      </w:r>
-      <w:proofErr w:type="spellStart"/>
-      <w:r>
-        <w:t>premier_terme</w:t>
-      </w:r>
-      <w:proofErr w:type="spellEnd"/>
-      <w:r>
-        <w:t xml:space="preserve"> : Représente le premier terme de la suite.</w:t>
+      <w:r>
+        <w:t>protected int premier_terme : Représente le premier terme de la suite.</w:t>
       </w:r>
     </w:p>
     <w:p>
@@ -6274,29 +6127,8 @@
         </w:numPr>
         <w:jc w:val="both"/>
       </w:pPr>
-      <w:proofErr w:type="spellStart"/>
-      <w:r>
-        <w:t>protected</w:t>
-      </w:r>
-      <w:proofErr w:type="spellEnd"/>
-      <w:r>
-        <w:t xml:space="preserve"> </w:t>
-      </w:r>
-      <w:proofErr w:type="spellStart"/>
-      <w:r>
-        <w:t>int</w:t>
-      </w:r>
-      <w:proofErr w:type="spellEnd"/>
-      <w:r>
-        <w:t xml:space="preserve"> </w:t>
-      </w:r>
-      <w:proofErr w:type="spellStart"/>
-      <w:r>
-        <w:t>debut</w:t>
-      </w:r>
-      <w:proofErr w:type="spellEnd"/>
-      <w:r>
-        <w:t xml:space="preserve"> = 0 : Représente le début de la suite, initialisé à 0 par défaut.</w:t>
+      <w:r>
+        <w:t>protected int debut = 0 : Représente le début de la suite, initialisé à 0 par défaut.</w:t>
       </w:r>
     </w:p>
     <w:p>
@@ -6326,23 +6158,7 @@
         <w:jc w:val="both"/>
       </w:pPr>
       <w:r>
-        <w:t>public suite(</w:t>
-      </w:r>
-      <w:proofErr w:type="spellStart"/>
-      <w:r>
-        <w:t>int</w:t>
-      </w:r>
-      <w:proofErr w:type="spellEnd"/>
-      <w:r>
-        <w:t xml:space="preserve"> </w:t>
-      </w:r>
-      <w:proofErr w:type="spellStart"/>
-      <w:r>
-        <w:t>LePremier</w:t>
-      </w:r>
-      <w:proofErr w:type="spellEnd"/>
-      <w:r>
-        <w:t>) : Initialise un nouvel objet suite avec le premier terme spécifié.</w:t>
+        <w:t>public suite(int LePremier) : Initialise un nouvel objet suite avec le premier terme spécifié.</w:t>
       </w:r>
     </w:p>
     <w:p>
@@ -6354,39 +6170,7 @@
         <w:jc w:val="both"/>
       </w:pPr>
       <w:r>
-        <w:t>public suite(</w:t>
-      </w:r>
-      <w:proofErr w:type="spellStart"/>
-      <w:r>
-        <w:t>int</w:t>
-      </w:r>
-      <w:proofErr w:type="spellEnd"/>
-      <w:r>
-        <w:t xml:space="preserve"> </w:t>
-      </w:r>
-      <w:proofErr w:type="spellStart"/>
-      <w:r>
-        <w:t>LePremier</w:t>
-      </w:r>
-      <w:proofErr w:type="spellEnd"/>
-      <w:r>
-        <w:t xml:space="preserve">, </w:t>
-      </w:r>
-      <w:proofErr w:type="spellStart"/>
-      <w:r>
-        <w:t>int</w:t>
-      </w:r>
-      <w:proofErr w:type="spellEnd"/>
-      <w:r>
-        <w:t xml:space="preserve"> </w:t>
-      </w:r>
-      <w:proofErr w:type="spellStart"/>
-      <w:r>
-        <w:t>LeDebut</w:t>
-      </w:r>
-      <w:proofErr w:type="spellEnd"/>
-      <w:r>
-        <w:t>) : Initialise un nouvel objet suite avec le premier terme et le début spécifiés.</w:t>
+        <w:t>public suite(int LePremier, int LeDebut) : Initialise un nouvel objet suite avec le premier terme et le début spécifiés.</w:t>
       </w:r>
     </w:p>
     <w:p>
@@ -6416,15 +6200,7 @@
         <w:jc w:val="both"/>
       </w:pPr>
       <w:r>
-        <w:t xml:space="preserve">public </w:t>
-      </w:r>
-      <w:proofErr w:type="spellStart"/>
-      <w:r>
-        <w:t>int</w:t>
-      </w:r>
-      <w:proofErr w:type="spellEnd"/>
-      <w:r>
-        <w:t xml:space="preserve"> Premier : Propriété pour accéder et modifier le premier terme de la suite.</w:t>
+        <w:t>public int Premier : Propriété pour accéder et modifier le premier terme de la suite.</w:t>
       </w:r>
     </w:p>
     <w:p>
@@ -6436,23 +6212,7 @@
         <w:jc w:val="both"/>
       </w:pPr>
       <w:r>
-        <w:t xml:space="preserve">public </w:t>
-      </w:r>
-      <w:proofErr w:type="spellStart"/>
-      <w:r>
-        <w:t>int</w:t>
-      </w:r>
-      <w:proofErr w:type="spellEnd"/>
-      <w:r>
-        <w:t xml:space="preserve"> </w:t>
-      </w:r>
-      <w:proofErr w:type="spellStart"/>
-      <w:r>
-        <w:t>Debut</w:t>
-      </w:r>
-      <w:proofErr w:type="spellEnd"/>
-      <w:r>
-        <w:t xml:space="preserve"> : Propriété pour accéder et modifier le début de la suite.</w:t>
+        <w:t>public int Debut : Propriété pour accéder et modifier le début de la suite.</w:t>
       </w:r>
     </w:p>
     <w:p>
@@ -6461,12 +6221,10 @@
         <w:jc w:val="both"/>
       </w:pPr>
       <w:bookmarkStart w:id="4" w:name="_Toc184324788"/>
-      <w:proofErr w:type="spellStart"/>
       <w:r>
         <w:t>Suite_arithmetique</w:t>
       </w:r>
       <w:bookmarkEnd w:id="4"/>
-      <w:proofErr w:type="spellEnd"/>
     </w:p>
     <w:p>
       <w:pPr>
@@ -6494,21 +6252,8 @@
         </w:numPr>
         <w:jc w:val="both"/>
       </w:pPr>
-      <w:proofErr w:type="spellStart"/>
-      <w:r>
-        <w:t>private</w:t>
-      </w:r>
-      <w:proofErr w:type="spellEnd"/>
-      <w:r>
-        <w:t xml:space="preserve"> </w:t>
-      </w:r>
-      <w:proofErr w:type="spellStart"/>
-      <w:r>
-        <w:t>int</w:t>
-      </w:r>
-      <w:proofErr w:type="spellEnd"/>
-      <w:r>
-        <w:t xml:space="preserve"> raison : Représente la raison de la suite arithmétique.</w:t>
+      <w:r>
+        <w:t>private int raison : Représente la raison de la suite arithmétique.</w:t>
       </w:r>
     </w:p>
     <w:p>
@@ -6538,15 +6283,7 @@
         <w:jc w:val="both"/>
       </w:pPr>
       <w:r>
-        <w:t xml:space="preserve">public </w:t>
-      </w:r>
-      <w:proofErr w:type="spellStart"/>
-      <w:r>
-        <w:t>suite_arithmetique</w:t>
-      </w:r>
-      <w:proofErr w:type="spellEnd"/>
-      <w:r>
-        <w:t>() : Initialise le premier terme et la raison avec des valeurs aléatoires. Si la raison est nulle, elle est remplacée par 1.</w:t>
+        <w:t>public suite_arithmetique() : Initialise le premier terme et la raison avec des valeurs aléatoires. Si la raison est nulle, elle est remplacée par 1.</w:t>
       </w:r>
     </w:p>
     <w:p>
@@ -6558,55 +6295,7 @@
         <w:jc w:val="both"/>
       </w:pPr>
       <w:r>
-        <w:t xml:space="preserve">public </w:t>
-      </w:r>
-      <w:proofErr w:type="spellStart"/>
-      <w:r>
-        <w:t>suite_arithmetique</w:t>
-      </w:r>
-      <w:proofErr w:type="spellEnd"/>
-      <w:r>
-        <w:t>(</w:t>
-      </w:r>
-      <w:proofErr w:type="spellStart"/>
-      <w:r>
-        <w:t>int</w:t>
-      </w:r>
-      <w:proofErr w:type="spellEnd"/>
-      <w:r>
-        <w:t xml:space="preserve"> </w:t>
-      </w:r>
-      <w:proofErr w:type="spellStart"/>
-      <w:r>
-        <w:t>LaRaison</w:t>
-      </w:r>
-      <w:proofErr w:type="spellEnd"/>
-      <w:r>
-        <w:t xml:space="preserve">, </w:t>
-      </w:r>
-      <w:proofErr w:type="spellStart"/>
-      <w:r>
-        <w:t>int</w:t>
-      </w:r>
-      <w:proofErr w:type="spellEnd"/>
-      <w:r>
-        <w:t xml:space="preserve"> </w:t>
-      </w:r>
-      <w:proofErr w:type="spellStart"/>
-      <w:r>
-        <w:t>LePremier</w:t>
-      </w:r>
-      <w:proofErr w:type="spellEnd"/>
-      <w:r>
-        <w:t xml:space="preserve">) : Initialise un nouvel objet </w:t>
-      </w:r>
-      <w:proofErr w:type="spellStart"/>
-      <w:r>
-        <w:t>suite_arithmetique</w:t>
-      </w:r>
-      <w:proofErr w:type="spellEnd"/>
-      <w:r>
-        <w:t xml:space="preserve"> avec la raison et le premier terme spécifiés.</w:t>
+        <w:t>public suite_arithmetique(int LaRaison, int LePremier) : Initialise un nouvel objet suite_arithmetique avec la raison et le premier terme spécifiés.</w:t>
       </w:r>
     </w:p>
     <w:p>
@@ -6618,71 +6307,7 @@
         <w:jc w:val="both"/>
       </w:pPr>
       <w:r>
-        <w:t xml:space="preserve">public </w:t>
-      </w:r>
-      <w:proofErr w:type="spellStart"/>
-      <w:r>
-        <w:t>suite_arithmetique</w:t>
-      </w:r>
-      <w:proofErr w:type="spellEnd"/>
-      <w:r>
-        <w:t>(</w:t>
-      </w:r>
-      <w:proofErr w:type="spellStart"/>
-      <w:r>
-        <w:t>int</w:t>
-      </w:r>
-      <w:proofErr w:type="spellEnd"/>
-      <w:r>
-        <w:t xml:space="preserve"> </w:t>
-      </w:r>
-      <w:proofErr w:type="spellStart"/>
-      <w:r>
-        <w:t>LaRaison</w:t>
-      </w:r>
-      <w:proofErr w:type="spellEnd"/>
-      <w:r>
-        <w:t xml:space="preserve">, </w:t>
-      </w:r>
-      <w:proofErr w:type="spellStart"/>
-      <w:r>
-        <w:t>int</w:t>
-      </w:r>
-      <w:proofErr w:type="spellEnd"/>
-      <w:r>
-        <w:t xml:space="preserve"> </w:t>
-      </w:r>
-      <w:proofErr w:type="spellStart"/>
-      <w:r>
-        <w:t>LePremier</w:t>
-      </w:r>
-      <w:proofErr w:type="spellEnd"/>
-      <w:r>
-        <w:t xml:space="preserve">, </w:t>
-      </w:r>
-      <w:proofErr w:type="spellStart"/>
-      <w:r>
-        <w:t>int</w:t>
-      </w:r>
-      <w:proofErr w:type="spellEnd"/>
-      <w:r>
-        <w:t xml:space="preserve"> </w:t>
-      </w:r>
-      <w:proofErr w:type="spellStart"/>
-      <w:r>
-        <w:t>IncidePremier</w:t>
-      </w:r>
-      <w:proofErr w:type="spellEnd"/>
-      <w:r>
-        <w:t xml:space="preserve">) : Initialise un nouvel objet </w:t>
-      </w:r>
-      <w:proofErr w:type="spellStart"/>
-      <w:r>
-        <w:t>suite_arithmetique</w:t>
-      </w:r>
-      <w:proofErr w:type="spellEnd"/>
-      <w:r>
-        <w:t xml:space="preserve"> avec la raison, le premier terme et l'indice du premier terme spécifiés.</w:t>
+        <w:t>public suite_arithmetique(int LaRaison, int LePremier, int IncidePremier) : Initialise un nouvel objet suite_arithmetique avec la raison, le premier terme et l'indice du premier terme spécifiés.</w:t>
       </w:r>
     </w:p>
     <w:p>
@@ -6712,15 +6337,7 @@
         <w:jc w:val="both"/>
       </w:pPr>
       <w:r>
-        <w:t xml:space="preserve">public </w:t>
-      </w:r>
-      <w:proofErr w:type="spellStart"/>
-      <w:r>
-        <w:t>int</w:t>
-      </w:r>
-      <w:proofErr w:type="spellEnd"/>
-      <w:r>
-        <w:t xml:space="preserve"> Raison : Propriété pour accéder et modifier la raison de la suite arithmétique.</w:t>
+        <w:t>public int Raison : Propriété pour accéder et modifier la raison de la suite arithmétique.</w:t>
       </w:r>
     </w:p>
     <w:p>
@@ -6751,39 +6368,7 @@
       </w:pPr>
       <w:r>
         <w:lastRenderedPageBreak/>
-        <w:t xml:space="preserve">public </w:t>
-      </w:r>
-      <w:proofErr w:type="spellStart"/>
-      <w:r>
-        <w:t>int</w:t>
-      </w:r>
-      <w:proofErr w:type="spellEnd"/>
-      <w:r>
-        <w:t xml:space="preserve"> </w:t>
-      </w:r>
-      <w:proofErr w:type="spellStart"/>
-      <w:r>
-        <w:t>TermeDeRang</w:t>
-      </w:r>
-      <w:proofErr w:type="spellEnd"/>
-      <w:r>
-        <w:t>(</w:t>
-      </w:r>
-      <w:proofErr w:type="spellStart"/>
-      <w:r>
-        <w:t>int</w:t>
-      </w:r>
-      <w:proofErr w:type="spellEnd"/>
-      <w:r>
-        <w:t xml:space="preserve"> </w:t>
-      </w:r>
-      <w:proofErr w:type="spellStart"/>
-      <w:r>
-        <w:t>leRang</w:t>
-      </w:r>
-      <w:proofErr w:type="spellEnd"/>
-      <w:r>
-        <w:t>) : Calcule et retourne le terme de rang spécifié dans la suite arithmétique.</w:t>
+        <w:t>public int TermeDeRang(int leRang) : Calcule et retourne le terme de rang spécifié dans la suite arithmétique.</w:t>
       </w:r>
     </w:p>
     <w:p>
@@ -6795,39 +6380,7 @@
         <w:jc w:val="both"/>
       </w:pPr>
       <w:r>
-        <w:t xml:space="preserve">public </w:t>
-      </w:r>
-      <w:proofErr w:type="spellStart"/>
-      <w:r>
-        <w:t>int</w:t>
-      </w:r>
-      <w:proofErr w:type="spellEnd"/>
-      <w:r>
-        <w:t xml:space="preserve"> </w:t>
-      </w:r>
-      <w:proofErr w:type="spellStart"/>
-      <w:r>
-        <w:t>SommeDesTermes</w:t>
-      </w:r>
-      <w:proofErr w:type="spellEnd"/>
-      <w:r>
-        <w:t>(</w:t>
-      </w:r>
-      <w:proofErr w:type="spellStart"/>
-      <w:r>
-        <w:t>int</w:t>
-      </w:r>
-      <w:proofErr w:type="spellEnd"/>
-      <w:r>
-        <w:t xml:space="preserve"> </w:t>
-      </w:r>
-      <w:proofErr w:type="spellStart"/>
-      <w:r>
-        <w:t>rangLaSomme</w:t>
-      </w:r>
-      <w:proofErr w:type="spellEnd"/>
-      <w:r>
-        <w:t>) : Calcule et retourne la somme des termes jusqu'au rang spécifié.</w:t>
+        <w:t>public int SommeDesTermes(int rangLaSomme) : Calcule et retourne la somme des termes jusqu'au rang spécifié.</w:t>
       </w:r>
     </w:p>
     <w:p>
@@ -6848,12 +6401,10 @@
         <w:jc w:val="both"/>
       </w:pPr>
       <w:bookmarkStart w:id="5" w:name="_Toc184324789"/>
-      <w:proofErr w:type="spellStart"/>
       <w:r>
         <w:t>Suite_geometrique</w:t>
       </w:r>
       <w:bookmarkEnd w:id="5"/>
-      <w:proofErr w:type="spellEnd"/>
     </w:p>
     <w:p>
       <w:pPr>
@@ -6881,21 +6432,8 @@
         </w:numPr>
         <w:jc w:val="both"/>
       </w:pPr>
-      <w:proofErr w:type="spellStart"/>
-      <w:r>
-        <w:t>private</w:t>
-      </w:r>
-      <w:proofErr w:type="spellEnd"/>
-      <w:r>
-        <w:t xml:space="preserve"> </w:t>
-      </w:r>
-      <w:proofErr w:type="spellStart"/>
-      <w:r>
-        <w:t>int</w:t>
-      </w:r>
-      <w:proofErr w:type="spellEnd"/>
-      <w:r>
-        <w:t xml:space="preserve"> raison : Représente la raison de la suite géométrique.</w:t>
+      <w:r>
+        <w:t>private int raison : Représente la raison de la suite géométrique.</w:t>
       </w:r>
     </w:p>
     <w:p>
@@ -6928,15 +6466,7 @@
         <w:jc w:val="both"/>
       </w:pPr>
       <w:r>
-        <w:t xml:space="preserve">public </w:t>
-      </w:r>
-      <w:proofErr w:type="spellStart"/>
-      <w:r>
-        <w:t>suite_geometrique</w:t>
-      </w:r>
-      <w:proofErr w:type="spellEnd"/>
-      <w:r>
-        <w:t>() : Initialise une instance avec un premier terme aléatoire et une raison aléatoire.</w:t>
+        <w:t>public suite_geometrique() : Initialise une instance avec un premier terme aléatoire et une raison aléatoire.</w:t>
       </w:r>
     </w:p>
     <w:p>
@@ -6951,47 +6481,7 @@
         <w:jc w:val="both"/>
       </w:pPr>
       <w:r>
-        <w:t xml:space="preserve">public </w:t>
-      </w:r>
-      <w:proofErr w:type="spellStart"/>
-      <w:r>
-        <w:t>suite_geometrique</w:t>
-      </w:r>
-      <w:proofErr w:type="spellEnd"/>
-      <w:r>
-        <w:t>(</w:t>
-      </w:r>
-      <w:proofErr w:type="spellStart"/>
-      <w:r>
-        <w:t>int</w:t>
-      </w:r>
-      <w:proofErr w:type="spellEnd"/>
-      <w:r>
-        <w:t xml:space="preserve"> </w:t>
-      </w:r>
-      <w:proofErr w:type="spellStart"/>
-      <w:r>
-        <w:t>LaRaison</w:t>
-      </w:r>
-      <w:proofErr w:type="spellEnd"/>
-      <w:r>
-        <w:t xml:space="preserve">, </w:t>
-      </w:r>
-      <w:proofErr w:type="spellStart"/>
-      <w:r>
-        <w:t>int</w:t>
-      </w:r>
-      <w:proofErr w:type="spellEnd"/>
-      <w:r>
-        <w:t xml:space="preserve"> </w:t>
-      </w:r>
-      <w:proofErr w:type="spellStart"/>
-      <w:r>
-        <w:t>LePremier</w:t>
-      </w:r>
-      <w:proofErr w:type="spellEnd"/>
-      <w:r>
-        <w:t>) : Initialise une instance avec une raison et un premier terme spécifiés.</w:t>
+        <w:t>public suite_geometrique(int LaRaison, int LePremier) : Initialise une instance avec une raison et un premier terme spécifiés.</w:t>
       </w:r>
     </w:p>
     <w:p>
@@ -7006,63 +6496,7 @@
         <w:jc w:val="both"/>
       </w:pPr>
       <w:r>
-        <w:t xml:space="preserve">public </w:t>
-      </w:r>
-      <w:proofErr w:type="spellStart"/>
-      <w:r>
-        <w:t>suite_geometrique</w:t>
-      </w:r>
-      <w:proofErr w:type="spellEnd"/>
-      <w:r>
-        <w:t>(</w:t>
-      </w:r>
-      <w:proofErr w:type="spellStart"/>
-      <w:r>
-        <w:t>int</w:t>
-      </w:r>
-      <w:proofErr w:type="spellEnd"/>
-      <w:r>
-        <w:t xml:space="preserve"> </w:t>
-      </w:r>
-      <w:proofErr w:type="spellStart"/>
-      <w:r>
-        <w:t>LaRaison</w:t>
-      </w:r>
-      <w:proofErr w:type="spellEnd"/>
-      <w:r>
-        <w:t xml:space="preserve">, </w:t>
-      </w:r>
-      <w:proofErr w:type="spellStart"/>
-      <w:r>
-        <w:t>int</w:t>
-      </w:r>
-      <w:proofErr w:type="spellEnd"/>
-      <w:r>
-        <w:t xml:space="preserve"> </w:t>
-      </w:r>
-      <w:proofErr w:type="spellStart"/>
-      <w:r>
-        <w:t>LePremier</w:t>
-      </w:r>
-      <w:proofErr w:type="spellEnd"/>
-      <w:r>
-        <w:t xml:space="preserve">, </w:t>
-      </w:r>
-      <w:proofErr w:type="spellStart"/>
-      <w:r>
-        <w:t>int</w:t>
-      </w:r>
-      <w:proofErr w:type="spellEnd"/>
-      <w:r>
-        <w:t xml:space="preserve"> </w:t>
-      </w:r>
-      <w:proofErr w:type="spellStart"/>
-      <w:r>
-        <w:t>IncidePremier</w:t>
-      </w:r>
-      <w:proofErr w:type="spellEnd"/>
-      <w:r>
-        <w:t>) : Initialise une instance avec une raison, un premier terme et un indice de premier terme spécifiés.</w:t>
+        <w:t>public suite_geometrique(int LaRaison, int LePremier, int IncidePremier) : Initialise une instance avec une raison, un premier terme et un indice de premier terme spécifiés.</w:t>
       </w:r>
     </w:p>
     <w:p>
@@ -7095,15 +6529,7 @@
         <w:jc w:val="both"/>
       </w:pPr>
       <w:r>
-        <w:t xml:space="preserve">public </w:t>
-      </w:r>
-      <w:proofErr w:type="spellStart"/>
-      <w:r>
-        <w:t>int</w:t>
-      </w:r>
-      <w:proofErr w:type="spellEnd"/>
-      <w:r>
-        <w:t xml:space="preserve"> Raison : Propriété pour accéder et modifier la raison de la suite géométrique.</w:t>
+        <w:t>public int Raison : Propriété pour accéder et modifier la raison de la suite géométrique.</w:t>
       </w:r>
     </w:p>
     <w:p>
@@ -7136,39 +6562,7 @@
         <w:jc w:val="both"/>
       </w:pPr>
       <w:r>
-        <w:t xml:space="preserve">public </w:t>
-      </w:r>
-      <w:proofErr w:type="spellStart"/>
-      <w:r>
-        <w:t>int</w:t>
-      </w:r>
-      <w:proofErr w:type="spellEnd"/>
-      <w:r>
-        <w:t xml:space="preserve"> </w:t>
-      </w:r>
-      <w:proofErr w:type="spellStart"/>
-      <w:r>
-        <w:t>TermeDeRang</w:t>
-      </w:r>
-      <w:proofErr w:type="spellEnd"/>
-      <w:r>
-        <w:t>(</w:t>
-      </w:r>
-      <w:proofErr w:type="spellStart"/>
-      <w:r>
-        <w:t>int</w:t>
-      </w:r>
-      <w:proofErr w:type="spellEnd"/>
-      <w:r>
-        <w:t xml:space="preserve"> </w:t>
-      </w:r>
-      <w:proofErr w:type="spellStart"/>
-      <w:r>
-        <w:t>leRang</w:t>
-      </w:r>
-      <w:proofErr w:type="spellEnd"/>
-      <w:r>
-        <w:t>) : Calcule le terme de rang spécifié dans la suite géométrique.</w:t>
+        <w:t>public int TermeDeRang(int leRang) : Calcule le terme de rang spécifié dans la suite géométrique.</w:t>
       </w:r>
     </w:p>
     <w:p>
@@ -7183,39 +6577,7 @@
         <w:jc w:val="both"/>
       </w:pPr>
       <w:r>
-        <w:t xml:space="preserve">public </w:t>
-      </w:r>
-      <w:proofErr w:type="spellStart"/>
-      <w:r>
-        <w:t>int</w:t>
-      </w:r>
-      <w:proofErr w:type="spellEnd"/>
-      <w:r>
-        <w:t xml:space="preserve"> </w:t>
-      </w:r>
-      <w:proofErr w:type="spellStart"/>
-      <w:r>
-        <w:t>SommeDesTermes</w:t>
-      </w:r>
-      <w:proofErr w:type="spellEnd"/>
-      <w:r>
-        <w:t>(</w:t>
-      </w:r>
-      <w:proofErr w:type="spellStart"/>
-      <w:r>
-        <w:t>int</w:t>
-      </w:r>
-      <w:proofErr w:type="spellEnd"/>
-      <w:r>
-        <w:t xml:space="preserve"> </w:t>
-      </w:r>
-      <w:proofErr w:type="spellStart"/>
-      <w:r>
-        <w:t>rangLaSomme</w:t>
-      </w:r>
-      <w:proofErr w:type="spellEnd"/>
-      <w:r>
-        <w:t>) : Calcule la somme des termes jusqu'au rang spécifié.</w:t>
+        <w:t>public int SommeDesTermes(int rangLaSomme) : Calcule la somme des termes jusqu'au rang spécifié.</w:t>
       </w:r>
     </w:p>
     <w:p>
@@ -7273,13 +6635,8 @@
         </w:tabs>
         <w:jc w:val="both"/>
       </w:pPr>
-      <w:proofErr w:type="spellStart"/>
-      <w:r>
-        <w:t>private</w:t>
-      </w:r>
-      <w:proofErr w:type="spellEnd"/>
-      <w:r>
-        <w:t xml:space="preserve"> string pseudo : Le pseudonyme du joueur.</w:t>
+      <w:r>
+        <w:t>private string pseudo : Le pseudonyme du joueur.</w:t>
       </w:r>
     </w:p>
     <w:p>
@@ -7293,21 +6650,8 @@
         </w:tabs>
         <w:jc w:val="both"/>
       </w:pPr>
-      <w:proofErr w:type="spellStart"/>
-      <w:r>
-        <w:t>private</w:t>
-      </w:r>
-      <w:proofErr w:type="spellEnd"/>
-      <w:r>
-        <w:t xml:space="preserve"> </w:t>
-      </w:r>
-      <w:proofErr w:type="spellStart"/>
-      <w:r>
-        <w:t>int</w:t>
-      </w:r>
-      <w:proofErr w:type="spellEnd"/>
-      <w:r>
-        <w:t xml:space="preserve"> score : Le score du joueur.</w:t>
+      <w:r>
+        <w:t>private int score : Le score du joueur.</w:t>
       </w:r>
     </w:p>
     <w:p>
@@ -7321,38 +6665,9 @@
         </w:tabs>
         <w:jc w:val="both"/>
       </w:pPr>
-      <w:proofErr w:type="spellStart"/>
       <w:r>
         <w:lastRenderedPageBreak/>
-        <w:t>private</w:t>
-      </w:r>
-      <w:proofErr w:type="spellEnd"/>
-      <w:r>
-        <w:t xml:space="preserve"> string </w:t>
-      </w:r>
-      <w:proofErr w:type="spellStart"/>
-      <w:r>
-        <w:t>dateHeure</w:t>
-      </w:r>
-      <w:proofErr w:type="spellEnd"/>
-      <w:r>
-        <w:t xml:space="preserve"> : La date et l'heure sous forme de chaîne (format "dd/MM/</w:t>
-      </w:r>
-      <w:proofErr w:type="spellStart"/>
-      <w:r>
-        <w:t>yyyy</w:t>
-      </w:r>
-      <w:proofErr w:type="spellEnd"/>
-      <w:r>
-        <w:t xml:space="preserve"> </w:t>
-      </w:r>
-      <w:proofErr w:type="spellStart"/>
-      <w:r>
-        <w:t>HH:mm</w:t>
-      </w:r>
-      <w:proofErr w:type="spellEnd"/>
-      <w:r>
-        <w:t>").</w:t>
+        <w:t>private string dateHeure : La date et l'heure sous forme de chaîne (format "dd/MM/yyyy HH:mm").</w:t>
       </w:r>
     </w:p>
     <w:p>
@@ -7385,15 +6700,7 @@
         <w:jc w:val="both"/>
       </w:pPr>
       <w:r>
-        <w:t xml:space="preserve">public joueur(string </w:t>
-      </w:r>
-      <w:proofErr w:type="spellStart"/>
-      <w:r>
-        <w:t>LePseudo</w:t>
-      </w:r>
-      <w:proofErr w:type="spellEnd"/>
-      <w:r>
-        <w:t>) : Initialise un joueur avec un pseudonyme et un score de 0.</w:t>
+        <w:t>public joueur(string LePseudo) : Initialise un joueur avec un pseudonyme et un score de 0.</w:t>
       </w:r>
     </w:p>
     <w:p>
@@ -7408,31 +6715,7 @@
         <w:jc w:val="both"/>
       </w:pPr>
       <w:r>
-        <w:t xml:space="preserve">public joueur(string </w:t>
-      </w:r>
-      <w:proofErr w:type="spellStart"/>
-      <w:r>
-        <w:t>LePseudo</w:t>
-      </w:r>
-      <w:proofErr w:type="spellEnd"/>
-      <w:r>
-        <w:t xml:space="preserve">, </w:t>
-      </w:r>
-      <w:proofErr w:type="spellStart"/>
-      <w:r>
-        <w:t>int</w:t>
-      </w:r>
-      <w:proofErr w:type="spellEnd"/>
-      <w:r>
-        <w:t xml:space="preserve"> </w:t>
-      </w:r>
-      <w:proofErr w:type="spellStart"/>
-      <w:r>
-        <w:t>LeScore</w:t>
-      </w:r>
-      <w:proofErr w:type="spellEnd"/>
-      <w:r>
-        <w:t>) : Initialise un joueur avec un pseudonyme et un score spécifié.</w:t>
+        <w:t>public joueur(string LePseudo, int LeScore) : Initialise un joueur avec un pseudonyme et un score spécifié.</w:t>
       </w:r>
     </w:p>
     <w:p>
@@ -7447,23 +6730,7 @@
         <w:jc w:val="both"/>
       </w:pPr>
       <w:r>
-        <w:t>public joueur(</w:t>
-      </w:r>
-      <w:proofErr w:type="spellStart"/>
-      <w:r>
-        <w:t>int</w:t>
-      </w:r>
-      <w:proofErr w:type="spellEnd"/>
-      <w:r>
-        <w:t xml:space="preserve"> </w:t>
-      </w:r>
-      <w:proofErr w:type="spellStart"/>
-      <w:r>
-        <w:t>LeRang</w:t>
-      </w:r>
-      <w:proofErr w:type="spellEnd"/>
-      <w:r>
-        <w:t>) : Initialise un joueur en fonction de son rang dans le fichier joueurs.txt.</w:t>
+        <w:t>public joueur(int LeRang) : Initialise un joueur en fonction de son rang dans le fichier joueurs.txt.</w:t>
       </w:r>
     </w:p>
     <w:p>
@@ -7511,15 +6778,7 @@
         <w:jc w:val="both"/>
       </w:pPr>
       <w:r>
-        <w:t xml:space="preserve">public </w:t>
-      </w:r>
-      <w:proofErr w:type="spellStart"/>
-      <w:r>
-        <w:t>int</w:t>
-      </w:r>
-      <w:proofErr w:type="spellEnd"/>
-      <w:r>
-        <w:t xml:space="preserve"> Score : Accesseur et mutateur pour le score.</w:t>
+        <w:t>public int Score : Accesseur et mutateur pour le score.</w:t>
       </w:r>
     </w:p>
     <w:p>
@@ -7567,23 +6826,7 @@
         <w:jc w:val="both"/>
       </w:pPr>
       <w:r>
-        <w:t xml:space="preserve">public </w:t>
-      </w:r>
-      <w:proofErr w:type="spellStart"/>
-      <w:r>
-        <w:t>bool</w:t>
-      </w:r>
-      <w:proofErr w:type="spellEnd"/>
-      <w:r>
-        <w:t xml:space="preserve"> Authentification(string </w:t>
-      </w:r>
-      <w:proofErr w:type="spellStart"/>
-      <w:r>
-        <w:t>LePassword</w:t>
-      </w:r>
-      <w:proofErr w:type="spellEnd"/>
-      <w:r>
-        <w:t>) : Authentifie le joueur en vérifiant le mot de passe dans le fichier joueurs.txt. Si le joueur n'existe pas, il est créé avec un score de -6.</w:t>
+        <w:t>public bool Authentification(string LePassword) : Authentifie le joueur en vérifiant le mot de passe dans le fichier joueurs.txt. Si le joueur n'existe pas, il est créé avec un score de -6.</w:t>
       </w:r>
     </w:p>
     <w:p>
@@ -7598,23 +6841,7 @@
         <w:jc w:val="both"/>
       </w:pPr>
       <w:r>
-        <w:t xml:space="preserve">public </w:t>
-      </w:r>
-      <w:proofErr w:type="spellStart"/>
-      <w:r>
-        <w:t>void</w:t>
-      </w:r>
-      <w:proofErr w:type="spellEnd"/>
-      <w:r>
-        <w:t xml:space="preserve"> </w:t>
-      </w:r>
-      <w:proofErr w:type="spellStart"/>
-      <w:r>
-        <w:t>MettreAJourScore</w:t>
-      </w:r>
-      <w:proofErr w:type="spellEnd"/>
-      <w:r>
-        <w:t>() : Met à jour le meilleur score du joueur dans le fichier joueurs.txt si le nouveau score est meilleur.</w:t>
+        <w:t>public void MettreAJourScore() : Met à jour le meilleur score du joueur dans le fichier joueurs.txt si le nouveau score est meilleur.</w:t>
       </w:r>
     </w:p>
     <w:p>
@@ -7629,23 +6856,7 @@
         <w:jc w:val="both"/>
       </w:pPr>
       <w:r>
-        <w:t xml:space="preserve">public </w:t>
-      </w:r>
-      <w:proofErr w:type="spellStart"/>
-      <w:r>
-        <w:t>void</w:t>
-      </w:r>
-      <w:proofErr w:type="spellEnd"/>
-      <w:r>
-        <w:t xml:space="preserve"> </w:t>
-      </w:r>
-      <w:proofErr w:type="spellStart"/>
-      <w:r>
-        <w:t>VerifierExistanceFichier</w:t>
-      </w:r>
-      <w:proofErr w:type="spellEnd"/>
-      <w:r>
-        <w:t>() : Vérifie l'existence du fichier joueurs.txt et le crée s'il n'existe pas.</w:t>
+        <w:t>public void VerifierExistanceFichier() : Vérifie l'existence du fichier joueurs.txt et le crée s'il n'existe pas.</w:t>
       </w:r>
     </w:p>
     <w:p>
@@ -7677,12 +6888,10 @@
         <w:jc w:val="both"/>
       </w:pPr>
       <w:bookmarkStart w:id="8" w:name="_Toc184324792"/>
-      <w:proofErr w:type="spellStart"/>
       <w:r>
         <w:t>Interface_Accueil</w:t>
       </w:r>
       <w:bookmarkEnd w:id="8"/>
-      <w:proofErr w:type="spellEnd"/>
     </w:p>
     <w:p>
       <w:pPr>
@@ -7698,27 +6907,17 @@
         <w:jc w:val="both"/>
       </w:pPr>
       <w:bookmarkStart w:id="9" w:name="_Toc184324793"/>
-      <w:proofErr w:type="spellStart"/>
       <w:r>
         <w:t>Interface_Arithmetique</w:t>
       </w:r>
       <w:bookmarkEnd w:id="9"/>
-      <w:proofErr w:type="spellEnd"/>
-    </w:p>
-    <w:p>
-      <w:pPr>
-        <w:jc w:val="both"/>
-      </w:pPr>
-      <w:r>
-        <w:t xml:space="preserve">Cette classe contient tous les éléments pour faire fonctionner la fenêtre </w:t>
-      </w:r>
-      <w:proofErr w:type="spellStart"/>
-      <w:r>
-        <w:t>Interface_Arithmetique</w:t>
-      </w:r>
-      <w:proofErr w:type="spellEnd"/>
-      <w:r>
-        <w:t>.</w:t>
+    </w:p>
+    <w:p>
+      <w:pPr>
+        <w:jc w:val="both"/>
+      </w:pPr>
+      <w:r>
+        <w:t>Cette classe contient tous les éléments pour faire fonctionner la fenêtre Interface_Arithmetique.</w:t>
       </w:r>
     </w:p>
     <w:p>
@@ -7747,22 +6946,9 @@
         </w:numPr>
         <w:jc w:val="both"/>
       </w:pPr>
-      <w:proofErr w:type="spellStart"/>
       <w:r>
         <w:lastRenderedPageBreak/>
-        <w:t>suite_arithmetique</w:t>
-      </w:r>
-      <w:proofErr w:type="spellEnd"/>
-      <w:r>
-        <w:t xml:space="preserve"> suite : Instance de la classe </w:t>
-      </w:r>
-      <w:proofErr w:type="spellStart"/>
-      <w:r>
-        <w:t>suite_arithmetique</w:t>
-      </w:r>
-      <w:proofErr w:type="spellEnd"/>
-      <w:r>
-        <w:t xml:space="preserve"> représentant la suite arithmétique actuelle.</w:t>
+        <w:t>suite_arithmetique suite : Instance de la classe suite_arithmetique représentant la suite arithmétique actuelle.</w:t>
       </w:r>
     </w:p>
     <w:p>
@@ -7774,15 +6960,7 @@
         <w:jc w:val="both"/>
       </w:pPr>
       <w:r>
-        <w:t>List&lt;</w:t>
-      </w:r>
-      <w:proofErr w:type="spellStart"/>
-      <w:r>
-        <w:t>RadioButton</w:t>
-      </w:r>
-      <w:proofErr w:type="spellEnd"/>
-      <w:r>
-        <w:t>&gt; Boutons : Liste de boutons radio pour sélectionner la monotonie de la suite.</w:t>
+        <w:t>List&lt;RadioButton&gt; Boutons : Liste de boutons radio pour sélectionner la monotonie de la suite.</w:t>
       </w:r>
     </w:p>
     <w:p>
@@ -7794,60 +6972,283 @@
         <w:jc w:val="both"/>
       </w:pPr>
       <w:r>
-        <w:t>Plusieurs entiers (</w:t>
-      </w:r>
-      <w:proofErr w:type="spellStart"/>
-      <w:r>
-        <w:t>rang</w:t>
+        <w:t>Plusieurs entiers (rang</w:t>
       </w:r>
       <w:r>
         <w:rPr>
           <w:i/>
           <w:iCs/>
         </w:rPr>
-        <w:t>terme</w:t>
-      </w:r>
-      <w:proofErr w:type="spellEnd"/>
+        <w:t>terme, rang</w:t>
+      </w:r>
+      <w:r>
+        <w:t>premierTerme, rang</w:t>
+      </w:r>
       <w:r>
         <w:rPr>
           <w:i/>
           <w:iCs/>
         </w:rPr>
-        <w:t xml:space="preserve">, </w:t>
-      </w:r>
-      <w:proofErr w:type="spellStart"/>
+        <w:t>rang, rang</w:t>
+      </w:r>
+      <w:r>
+        <w:t>raison1, rang</w:t>
+      </w:r>
       <w:r>
         <w:rPr>
           <w:i/>
           <w:iCs/>
         </w:rPr>
-        <w:t>rang</w:t>
-      </w:r>
-      <w:r>
-        <w:t>premierTerme</w:t>
-      </w:r>
-      <w:proofErr w:type="spellEnd"/>
-      <w:r>
-        <w:t xml:space="preserve">, </w:t>
-      </w:r>
-      <w:proofErr w:type="spellStart"/>
-      <w:r>
-        <w:t>rang</w:t>
+        <w:t>raison2, rang</w:t>
+      </w:r>
+      <w:r>
+        <w:t>somme) utilisés pour stocker des valeurs aléatoires pour les questions posées à l'utilisateur.</w:t>
+      </w:r>
+    </w:p>
+    <w:p>
+      <w:pPr>
+        <w:numPr>
+          <w:ilvl w:val="0"/>
+          <w:numId w:val="14"/>
+        </w:numPr>
+        <w:jc w:val="both"/>
+        <w:rPr>
+          <w:rStyle w:val="lev"/>
+        </w:rPr>
+      </w:pPr>
+      <w:r>
+        <w:rPr>
+          <w:rStyle w:val="lev"/>
+        </w:rPr>
+        <w:t>Constructeur :</w:t>
+      </w:r>
+    </w:p>
+    <w:p>
+      <w:pPr>
+        <w:numPr>
+          <w:ilvl w:val="1"/>
+          <w:numId w:val="14"/>
+        </w:numPr>
+        <w:jc w:val="both"/>
+      </w:pPr>
+      <w:r>
+        <w:t>public Interface_Arithmetique() : Initialise les composants de l'interface, crée une nouvelle suite arithmétique et ajoute les boutons radio à la liste Boutons.</w:t>
+      </w:r>
+    </w:p>
+    <w:p>
+      <w:pPr>
+        <w:numPr>
+          <w:ilvl w:val="0"/>
+          <w:numId w:val="14"/>
+        </w:numPr>
+        <w:jc w:val="both"/>
+        <w:rPr>
+          <w:rStyle w:val="lev"/>
+        </w:rPr>
+      </w:pPr>
+      <w:r>
+        <w:rPr>
+          <w:rStyle w:val="lev"/>
+        </w:rPr>
+        <w:t>Méthodes principales :</w:t>
+      </w:r>
+    </w:p>
+    <w:p>
+      <w:pPr>
+        <w:numPr>
+          <w:ilvl w:val="1"/>
+          <w:numId w:val="14"/>
+        </w:numPr>
+        <w:jc w:val="both"/>
+      </w:pPr>
+      <w:r>
+        <w:t>public void nouvelle_suite() : Initialise une nouvelle suite arithmétique et met à jour les champs de l'interface avec des valeurs aléatoires.</w:t>
+      </w:r>
+    </w:p>
+    <w:p>
+      <w:pPr>
+        <w:numPr>
+          <w:ilvl w:val="1"/>
+          <w:numId w:val="14"/>
+        </w:numPr>
+        <w:jc w:val="both"/>
+      </w:pPr>
+      <w:r>
+        <w:t>public void Correction(string reponse, int solution, Label monLabel) : Vérifie la réponse de l'utilisateur par rapport à une solution entière et met à jour un label de vérification.</w:t>
+      </w:r>
+    </w:p>
+    <w:p>
+      <w:pPr>
+        <w:numPr>
+          <w:ilvl w:val="1"/>
+          <w:numId w:val="14"/>
+        </w:numPr>
+        <w:jc w:val="both"/>
+      </w:pPr>
+      <w:r>
+        <w:t>public void Correction(string reponse, string solution, Label monLabel) : Vérifie la réponse de l'utilisateur par rapport à une solution chaîne de caractères et met à jour un label de vérification.</w:t>
+      </w:r>
+    </w:p>
+    <w:p>
+      <w:pPr>
+        <w:numPr>
+          <w:ilvl w:val="0"/>
+          <w:numId w:val="14"/>
+        </w:numPr>
+        <w:jc w:val="both"/>
+        <w:rPr>
+          <w:rStyle w:val="lev"/>
+        </w:rPr>
+      </w:pPr>
+      <w:r>
+        <w:rPr>
+          <w:rStyle w:val="lev"/>
+        </w:rPr>
+        <w:t>Méthodes de mise à jour :</w:t>
+      </w:r>
+    </w:p>
+    <w:p>
+      <w:pPr>
+        <w:numPr>
+          <w:ilvl w:val="1"/>
+          <w:numId w:val="14"/>
+        </w:numPr>
+        <w:jc w:val="both"/>
+      </w:pPr>
+      <w:r>
+        <w:t>public void MaJ_UnTerme(), public void MaJ_premierTerme(), public void MaJ_rang(), public void MaJ_raison(), public void MaJ_somme(), public void MaJ_monotonie() : Ces méthodes mettent à jour les champs de l'interface pour chaque type de question (un terme, premier terme, rang, raison, somme, monotonie) avec les valeurs de la suite arithmétique actuelle.</w:t>
+      </w:r>
+    </w:p>
+    <w:p>
+      <w:pPr>
+        <w:numPr>
+          <w:ilvl w:val="0"/>
+          <w:numId w:val="14"/>
+        </w:numPr>
+        <w:jc w:val="both"/>
+        <w:rPr>
+          <w:rStyle w:val="lev"/>
+        </w:rPr>
+      </w:pPr>
+      <w:r>
+        <w:rPr>
+          <w:rStyle w:val="lev"/>
+        </w:rPr>
+        <w:t>Gestion des événements :</w:t>
+      </w:r>
+    </w:p>
+    <w:p>
+      <w:pPr>
+        <w:numPr>
+          <w:ilvl w:val="1"/>
+          <w:numId w:val="14"/>
+        </w:numPr>
+        <w:jc w:val="both"/>
+      </w:pPr>
+      <w:r>
+        <w:t>Plusieurs méthodes de gestion des événements (btn_nouvelle_terme_Click, btn_valider_terme_Click, etc.) pour chaque bouton de l'interface. Ces méthodes appellent nouvelle_suite() pour générer une nouvelle suite ou Correction() pour vérifier les réponses de l'utilisateur.</w:t>
+      </w:r>
+    </w:p>
+    <w:p>
+      <w:pPr>
+        <w:jc w:val="both"/>
+      </w:pPr>
+      <w:r>
+        <w:t xml:space="preserve">En résumé, la classe Interface_Arithmetique gère l'interface utilisateur pour poser des questions sur les suites arithmétiques, vérifier les réponses de l'utilisateur et afficher les </w:t>
+      </w:r>
+      <w:r>
+        <w:lastRenderedPageBreak/>
+        <w:t>résultats. Elle utilise des méthodes de mise à jour pour rafraîchir les champs de l'interface avec les valeurs de la suite arithmétique actuelle.</w:t>
+      </w:r>
+    </w:p>
+    <w:p>
+      <w:pPr>
+        <w:pStyle w:val="Titre2"/>
+        <w:jc w:val="both"/>
+      </w:pPr>
+      <w:bookmarkStart w:id="10" w:name="_Toc184324794"/>
+      <w:r>
+        <w:t>Interface_Geometrique</w:t>
+      </w:r>
+      <w:bookmarkEnd w:id="10"/>
+    </w:p>
+    <w:p>
+      <w:pPr>
+        <w:jc w:val="both"/>
+      </w:pPr>
+      <w:r>
+        <w:t>Le code de cette interface est très succinct. Chaque bouton du menu et sous-menu est associé à une méthode pour lancer la fenêtre adaptée. Il est très similaire à celui de Interface_Arithmetique, mais les objets suites traités sont des suite_geometrique.</w:t>
+      </w:r>
+    </w:p>
+    <w:p>
+      <w:pPr>
+        <w:numPr>
+          <w:ilvl w:val="0"/>
+          <w:numId w:val="15"/>
+        </w:numPr>
+        <w:jc w:val="both"/>
+        <w:rPr>
+          <w:rStyle w:val="lev"/>
+        </w:rPr>
+      </w:pPr>
+      <w:r>
+        <w:rPr>
+          <w:rStyle w:val="lev"/>
+        </w:rPr>
+        <w:t>Attributs principaux :</w:t>
+      </w:r>
+    </w:p>
+    <w:p>
+      <w:pPr>
+        <w:numPr>
+          <w:ilvl w:val="1"/>
+          <w:numId w:val="15"/>
+        </w:numPr>
+        <w:jc w:val="both"/>
+      </w:pPr>
+      <w:r>
+        <w:t>suite_geometrique suite : Instance de la classe suite_geometrique représentant la suite géométrique actuelle.</w:t>
+      </w:r>
+    </w:p>
+    <w:p>
+      <w:pPr>
+        <w:numPr>
+          <w:ilvl w:val="1"/>
+          <w:numId w:val="15"/>
+        </w:numPr>
+        <w:jc w:val="both"/>
+      </w:pPr>
+      <w:r>
+        <w:t>List&lt;RadioButton&gt; Boutons : Liste de boutons radio pour sélectionner la monotonie de la suite.</w:t>
+      </w:r>
+    </w:p>
+    <w:p>
+      <w:pPr>
+        <w:numPr>
+          <w:ilvl w:val="1"/>
+          <w:numId w:val="15"/>
+        </w:numPr>
+        <w:jc w:val="both"/>
+      </w:pPr>
+      <w:r>
+        <w:t>Plusieurs entiers (rang</w:t>
       </w:r>
       <w:r>
         <w:rPr>
           <w:i/>
           <w:iCs/>
         </w:rPr>
-        <w:t>rang</w:t>
-      </w:r>
-      <w:proofErr w:type="spellEnd"/>
+        <w:t>terme, rang</w:t>
+      </w:r>
+      <w:r>
+        <w:t>premierTerme, rang</w:t>
+      </w:r>
       <w:r>
         <w:rPr>
           <w:i/>
           <w:iCs/>
         </w:rPr>
-        <w:t>, rang</w:t>
+        <w:t>rang, rang</w:t>
       </w:r>
       <w:r>
         <w:t>raison1, rang</w:t>
@@ -7857,29 +7258,17 @@
           <w:i/>
           <w:iCs/>
         </w:rPr>
-        <w:t xml:space="preserve">raison2, </w:t>
-      </w:r>
-      <w:proofErr w:type="spellStart"/>
-      <w:r>
-        <w:rPr>
-          <w:i/>
-          <w:iCs/>
-        </w:rPr>
-        <w:t>rang</w:t>
-      </w:r>
-      <w:r>
-        <w:t>somme</w:t>
-      </w:r>
-      <w:proofErr w:type="spellEnd"/>
-      <w:r>
-        <w:t>) utilisés pour stocker des valeurs aléatoires pour les questions posées à l'utilisateur.</w:t>
+        <w:t>raison2, rang</w:t>
+      </w:r>
+      <w:r>
+        <w:t>somme) utilisés pour stocker des valeurs aléatoires pour les questions posées à l'utilisateur.</w:t>
       </w:r>
     </w:p>
     <w:p>
       <w:pPr>
         <w:numPr>
           <w:ilvl w:val="0"/>
-          <w:numId w:val="14"/>
+          <w:numId w:val="15"/>
         </w:numPr>
         <w:jc w:val="both"/>
         <w:rPr>
@@ -7897,27 +7286,19 @@
       <w:pPr>
         <w:numPr>
           <w:ilvl w:val="1"/>
-          <w:numId w:val="14"/>
+          <w:numId w:val="15"/>
         </w:numPr>
         <w:jc w:val="both"/>
       </w:pPr>
       <w:r>
-        <w:t xml:space="preserve">public </w:t>
-      </w:r>
-      <w:proofErr w:type="spellStart"/>
-      <w:r>
-        <w:t>Interface_Arithmetique</w:t>
-      </w:r>
-      <w:proofErr w:type="spellEnd"/>
-      <w:r>
-        <w:t>() : Initialise les composants de l'interface, crée une nouvelle suite arithmétique et ajoute les boutons radio à la liste Boutons.</w:t>
+        <w:t>public Interface_Geometrique() : Initialise les composants de l'interface, crée une nouvelle suite géométrique et ajoute les boutons radio à la liste Boutons.</w:t>
       </w:r>
     </w:p>
     <w:p>
       <w:pPr>
         <w:numPr>
           <w:ilvl w:val="0"/>
-          <w:numId w:val="14"/>
+          <w:numId w:val="15"/>
         </w:numPr>
         <w:jc w:val="both"/>
         <w:rPr>
@@ -7935,115 +7316,43 @@
       <w:pPr>
         <w:numPr>
           <w:ilvl w:val="1"/>
-          <w:numId w:val="14"/>
+          <w:numId w:val="15"/>
         </w:numPr>
         <w:jc w:val="both"/>
       </w:pPr>
       <w:r>
-        <w:t xml:space="preserve">public </w:t>
-      </w:r>
-      <w:proofErr w:type="spellStart"/>
-      <w:r>
-        <w:t>void</w:t>
-      </w:r>
-      <w:proofErr w:type="spellEnd"/>
-      <w:r>
-        <w:t xml:space="preserve"> </w:t>
-      </w:r>
-      <w:proofErr w:type="spellStart"/>
-      <w:r>
-        <w:t>nouvelle_suite</w:t>
-      </w:r>
-      <w:proofErr w:type="spellEnd"/>
-      <w:r>
-        <w:t>() : Initialise une nouvelle suite arithmétique et met à jour les champs de l'interface avec des valeurs aléatoires.</w:t>
+        <w:t>public void nouvelle_suite() : Initialise une nouvelle suite géométrique et met à jour les champs de l'interface avec des valeurs aléatoires. Elle s'assure également que rang_raison1 est toujours inférieur à rang_raison2.</w:t>
       </w:r>
     </w:p>
     <w:p>
       <w:pPr>
         <w:numPr>
           <w:ilvl w:val="1"/>
-          <w:numId w:val="14"/>
+          <w:numId w:val="15"/>
         </w:numPr>
         <w:jc w:val="both"/>
       </w:pPr>
       <w:r>
-        <w:t xml:space="preserve">public </w:t>
-      </w:r>
-      <w:proofErr w:type="spellStart"/>
-      <w:r>
-        <w:t>void</w:t>
-      </w:r>
-      <w:proofErr w:type="spellEnd"/>
-      <w:r>
-        <w:t xml:space="preserve"> Correction(string </w:t>
-      </w:r>
-      <w:proofErr w:type="spellStart"/>
-      <w:r>
-        <w:t>reponse</w:t>
-      </w:r>
-      <w:proofErr w:type="spellEnd"/>
-      <w:r>
-        <w:t xml:space="preserve">, </w:t>
-      </w:r>
-      <w:proofErr w:type="spellStart"/>
-      <w:r>
-        <w:t>int</w:t>
-      </w:r>
-      <w:proofErr w:type="spellEnd"/>
-      <w:r>
-        <w:t xml:space="preserve"> solution, Label </w:t>
-      </w:r>
-      <w:proofErr w:type="spellStart"/>
-      <w:r>
-        <w:t>monLabel</w:t>
-      </w:r>
-      <w:proofErr w:type="spellEnd"/>
-      <w:r>
-        <w:t>) : Vérifie la réponse de l'utilisateur par rapport à une solution entière et met à jour un label de vérification.</w:t>
+        <w:t>public void Correction(string reponse, int solution, Label monLabel) : Vérifie la réponse de l'utilisateur par rapport à une solution entière et met à jour un label de vérification.</w:t>
       </w:r>
     </w:p>
     <w:p>
       <w:pPr>
         <w:numPr>
           <w:ilvl w:val="1"/>
-          <w:numId w:val="14"/>
+          <w:numId w:val="15"/>
         </w:numPr>
         <w:jc w:val="both"/>
       </w:pPr>
       <w:r>
-        <w:t xml:space="preserve">public </w:t>
-      </w:r>
-      <w:proofErr w:type="spellStart"/>
-      <w:r>
-        <w:t>void</w:t>
-      </w:r>
-      <w:proofErr w:type="spellEnd"/>
-      <w:r>
-        <w:t xml:space="preserve"> Correction(string </w:t>
-      </w:r>
-      <w:proofErr w:type="spellStart"/>
-      <w:r>
-        <w:t>reponse</w:t>
-      </w:r>
-      <w:proofErr w:type="spellEnd"/>
-      <w:r>
-        <w:t xml:space="preserve">, string solution, Label </w:t>
-      </w:r>
-      <w:proofErr w:type="spellStart"/>
-      <w:r>
-        <w:t>monLabel</w:t>
-      </w:r>
-      <w:proofErr w:type="spellEnd"/>
-      <w:r>
-        <w:t>) : Vérifie la réponse de l'utilisateur par rapport à une solution chaîne de caractères et met à jour un label de vérification.</w:t>
+        <w:t>public void Correction(string reponse, string solution, Label monLabel) : Vérifie la réponse de l'utilisateur par rapport à une solution chaîne de caractères et met à jour un label de vérification.</w:t>
       </w:r>
     </w:p>
     <w:p>
       <w:pPr>
         <w:numPr>
           <w:ilvl w:val="0"/>
-          <w:numId w:val="14"/>
+          <w:numId w:val="15"/>
         </w:numPr>
         <w:jc w:val="both"/>
         <w:rPr>
@@ -8061,662 +7370,12 @@
       <w:pPr>
         <w:numPr>
           <w:ilvl w:val="1"/>
-          <w:numId w:val="14"/>
-        </w:numPr>
-        <w:jc w:val="both"/>
-      </w:pPr>
-      <w:r>
-        <w:t xml:space="preserve">public </w:t>
-      </w:r>
-      <w:proofErr w:type="spellStart"/>
-      <w:r>
-        <w:t>void</w:t>
-      </w:r>
-      <w:proofErr w:type="spellEnd"/>
-      <w:r>
-        <w:t xml:space="preserve"> </w:t>
-      </w:r>
-      <w:proofErr w:type="spellStart"/>
-      <w:r>
-        <w:t>MaJ_UnTerme</w:t>
-      </w:r>
-      <w:proofErr w:type="spellEnd"/>
-      <w:r>
-        <w:t xml:space="preserve">(), public </w:t>
-      </w:r>
-      <w:proofErr w:type="spellStart"/>
-      <w:r>
-        <w:t>void</w:t>
-      </w:r>
-      <w:proofErr w:type="spellEnd"/>
-      <w:r>
-        <w:t xml:space="preserve"> </w:t>
-      </w:r>
-      <w:proofErr w:type="spellStart"/>
-      <w:r>
-        <w:t>MaJ_premierTerme</w:t>
-      </w:r>
-      <w:proofErr w:type="spellEnd"/>
-      <w:r>
-        <w:t xml:space="preserve">(), public </w:t>
-      </w:r>
-      <w:proofErr w:type="spellStart"/>
-      <w:r>
-        <w:t>void</w:t>
-      </w:r>
-      <w:proofErr w:type="spellEnd"/>
-      <w:r>
-        <w:t xml:space="preserve"> </w:t>
-      </w:r>
-      <w:proofErr w:type="spellStart"/>
-      <w:r>
-        <w:t>MaJ_rang</w:t>
-      </w:r>
-      <w:proofErr w:type="spellEnd"/>
-      <w:r>
-        <w:t xml:space="preserve">(), public </w:t>
-      </w:r>
-      <w:proofErr w:type="spellStart"/>
-      <w:r>
-        <w:t>void</w:t>
-      </w:r>
-      <w:proofErr w:type="spellEnd"/>
-      <w:r>
-        <w:t xml:space="preserve"> </w:t>
-      </w:r>
-      <w:proofErr w:type="spellStart"/>
-      <w:r>
-        <w:t>MaJ_raison</w:t>
-      </w:r>
-      <w:proofErr w:type="spellEnd"/>
-      <w:r>
-        <w:t xml:space="preserve">(), public </w:t>
-      </w:r>
-      <w:proofErr w:type="spellStart"/>
-      <w:r>
-        <w:t>void</w:t>
-      </w:r>
-      <w:proofErr w:type="spellEnd"/>
-      <w:r>
-        <w:t xml:space="preserve"> </w:t>
-      </w:r>
-      <w:proofErr w:type="spellStart"/>
-      <w:r>
-        <w:t>MaJ_somme</w:t>
-      </w:r>
-      <w:proofErr w:type="spellEnd"/>
-      <w:r>
-        <w:t xml:space="preserve">(), public </w:t>
-      </w:r>
-      <w:proofErr w:type="spellStart"/>
-      <w:r>
-        <w:t>void</w:t>
-      </w:r>
-      <w:proofErr w:type="spellEnd"/>
-      <w:r>
-        <w:t xml:space="preserve"> </w:t>
-      </w:r>
-      <w:proofErr w:type="spellStart"/>
-      <w:r>
-        <w:t>MaJ_monotonie</w:t>
-      </w:r>
-      <w:proofErr w:type="spellEnd"/>
-      <w:r>
-        <w:t>() : Ces méthodes mettent à jour les champs de l'interface pour chaque type de question (un terme, premier terme, rang, raison, somme, monotonie) avec les valeurs de la suite arithmétique actuelle.</w:t>
-      </w:r>
-    </w:p>
-    <w:p>
-      <w:pPr>
-        <w:numPr>
-          <w:ilvl w:val="0"/>
-          <w:numId w:val="14"/>
-        </w:numPr>
-        <w:jc w:val="both"/>
-        <w:rPr>
-          <w:rStyle w:val="lev"/>
-        </w:rPr>
-      </w:pPr>
-      <w:r>
-        <w:rPr>
-          <w:rStyle w:val="lev"/>
-        </w:rPr>
-        <w:t>Gestion des événements :</w:t>
-      </w:r>
-    </w:p>
-    <w:p>
-      <w:pPr>
-        <w:numPr>
-          <w:ilvl w:val="1"/>
-          <w:numId w:val="14"/>
-        </w:numPr>
-        <w:jc w:val="both"/>
-      </w:pPr>
-      <w:r>
-        <w:t>Plusieurs méthodes de gestion des événements (</w:t>
-      </w:r>
-      <w:proofErr w:type="spellStart"/>
-      <w:r>
-        <w:t>btn_nouvelle_terme_Click</w:t>
-      </w:r>
-      <w:proofErr w:type="spellEnd"/>
-      <w:r>
-        <w:t xml:space="preserve">, </w:t>
-      </w:r>
-      <w:proofErr w:type="spellStart"/>
-      <w:r>
-        <w:t>btn_valider_terme_Click</w:t>
-      </w:r>
-      <w:proofErr w:type="spellEnd"/>
-      <w:r>
-        <w:t xml:space="preserve">, etc.) pour chaque bouton de l'interface. Ces méthodes appellent </w:t>
-      </w:r>
-      <w:proofErr w:type="spellStart"/>
-      <w:r>
-        <w:t>nouvelle_suite</w:t>
-      </w:r>
-      <w:proofErr w:type="spellEnd"/>
-      <w:r>
-        <w:t>() pour générer une nouvelle suite ou Correction() pour vérifier les réponses de l'utilisateur.</w:t>
-      </w:r>
-    </w:p>
-    <w:p>
-      <w:pPr>
-        <w:jc w:val="both"/>
-      </w:pPr>
-      <w:r>
-        <w:t xml:space="preserve">En résumé, la classe </w:t>
-      </w:r>
-      <w:proofErr w:type="spellStart"/>
-      <w:r>
-        <w:t>Interface_Arithmetique</w:t>
-      </w:r>
-      <w:proofErr w:type="spellEnd"/>
-      <w:r>
-        <w:t xml:space="preserve"> gère l'interface utilisateur pour poser des questions sur les suites arithmétiques, vérifier les réponses de l'utilisateur et afficher les </w:t>
-      </w:r>
-      <w:r>
-        <w:lastRenderedPageBreak/>
-        <w:t>résultats. Elle utilise des méthodes de mise à jour pour rafraîchir les champs de l'interface avec les valeurs de la suite arithmétique actuelle.</w:t>
-      </w:r>
-    </w:p>
-    <w:p>
-      <w:pPr>
-        <w:pStyle w:val="Titre2"/>
-        <w:jc w:val="both"/>
-      </w:pPr>
-      <w:bookmarkStart w:id="10" w:name="_Toc184324794"/>
-      <w:proofErr w:type="spellStart"/>
-      <w:r>
-        <w:t>Interface_Geometrique</w:t>
-      </w:r>
-      <w:bookmarkEnd w:id="10"/>
-      <w:proofErr w:type="spellEnd"/>
-    </w:p>
-    <w:p>
-      <w:pPr>
-        <w:jc w:val="both"/>
-      </w:pPr>
-      <w:r>
-        <w:t xml:space="preserve">Le code de cette interface est très succinct. Chaque bouton du menu et sous-menu est associé à une méthode pour lancer la fenêtre adaptée. Il est très similaire à celui de </w:t>
-      </w:r>
-      <w:proofErr w:type="spellStart"/>
-      <w:r>
-        <w:t>Interface_Arithmetique</w:t>
-      </w:r>
-      <w:proofErr w:type="spellEnd"/>
-      <w:r>
-        <w:t xml:space="preserve">, mais les objets suites traités sont des </w:t>
-      </w:r>
-      <w:proofErr w:type="spellStart"/>
-      <w:r>
-        <w:t>suite_geometrique</w:t>
-      </w:r>
-      <w:proofErr w:type="spellEnd"/>
-      <w:r>
-        <w:t>.</w:t>
-      </w:r>
-    </w:p>
-    <w:p>
-      <w:pPr>
-        <w:numPr>
-          <w:ilvl w:val="0"/>
           <w:numId w:val="15"/>
         </w:numPr>
         <w:jc w:val="both"/>
-        <w:rPr>
-          <w:rStyle w:val="lev"/>
-        </w:rPr>
-      </w:pPr>
-      <w:r>
-        <w:rPr>
-          <w:rStyle w:val="lev"/>
-        </w:rPr>
-        <w:t>Attributs principaux :</w:t>
-      </w:r>
-    </w:p>
-    <w:p>
-      <w:pPr>
-        <w:numPr>
-          <w:ilvl w:val="1"/>
-          <w:numId w:val="15"/>
-        </w:numPr>
-        <w:jc w:val="both"/>
-      </w:pPr>
-      <w:proofErr w:type="spellStart"/>
-      <w:r>
-        <w:t>suite_geometrique</w:t>
-      </w:r>
-      <w:proofErr w:type="spellEnd"/>
-      <w:r>
-        <w:t xml:space="preserve"> suite : Instance de la classe </w:t>
-      </w:r>
-      <w:proofErr w:type="spellStart"/>
-      <w:r>
-        <w:t>suite_geometrique</w:t>
-      </w:r>
-      <w:proofErr w:type="spellEnd"/>
-      <w:r>
-        <w:t xml:space="preserve"> représentant la suite géométrique actuelle.</w:t>
-      </w:r>
-    </w:p>
-    <w:p>
-      <w:pPr>
-        <w:numPr>
-          <w:ilvl w:val="1"/>
-          <w:numId w:val="15"/>
-        </w:numPr>
-        <w:jc w:val="both"/>
-      </w:pPr>
-      <w:r>
-        <w:t>List&lt;</w:t>
-      </w:r>
-      <w:proofErr w:type="spellStart"/>
-      <w:r>
-        <w:t>RadioButton</w:t>
-      </w:r>
-      <w:proofErr w:type="spellEnd"/>
-      <w:r>
-        <w:t>&gt; Boutons : Liste de boutons radio pour sélectionner la monotonie de la suite.</w:t>
-      </w:r>
-    </w:p>
-    <w:p>
-      <w:pPr>
-        <w:numPr>
-          <w:ilvl w:val="1"/>
-          <w:numId w:val="15"/>
-        </w:numPr>
-        <w:jc w:val="both"/>
-      </w:pPr>
-      <w:r>
-        <w:t>Plusieurs entiers (</w:t>
-      </w:r>
-      <w:proofErr w:type="spellStart"/>
-      <w:r>
-        <w:t>rang</w:t>
-      </w:r>
-      <w:r>
-        <w:rPr>
-          <w:i/>
-          <w:iCs/>
-        </w:rPr>
-        <w:t>terme</w:t>
-      </w:r>
-      <w:proofErr w:type="spellEnd"/>
-      <w:r>
-        <w:rPr>
-          <w:i/>
-          <w:iCs/>
-        </w:rPr>
-        <w:t xml:space="preserve">, </w:t>
-      </w:r>
-      <w:proofErr w:type="spellStart"/>
-      <w:r>
-        <w:rPr>
-          <w:i/>
-          <w:iCs/>
-        </w:rPr>
-        <w:t>rang</w:t>
-      </w:r>
-      <w:r>
-        <w:t>premierTerme</w:t>
-      </w:r>
-      <w:proofErr w:type="spellEnd"/>
-      <w:r>
-        <w:t xml:space="preserve">, </w:t>
-      </w:r>
-      <w:proofErr w:type="spellStart"/>
-      <w:r>
-        <w:t>rang</w:t>
-      </w:r>
-      <w:r>
-        <w:rPr>
-          <w:i/>
-          <w:iCs/>
-        </w:rPr>
-        <w:t>rang</w:t>
-      </w:r>
-      <w:proofErr w:type="spellEnd"/>
-      <w:r>
-        <w:rPr>
-          <w:i/>
-          <w:iCs/>
-        </w:rPr>
-        <w:t>, rang</w:t>
-      </w:r>
-      <w:r>
-        <w:t>raison1, rang</w:t>
-      </w:r>
-      <w:r>
-        <w:rPr>
-          <w:i/>
-          <w:iCs/>
-        </w:rPr>
-        <w:t xml:space="preserve">raison2, </w:t>
-      </w:r>
-      <w:proofErr w:type="spellStart"/>
-      <w:r>
-        <w:rPr>
-          <w:i/>
-          <w:iCs/>
-        </w:rPr>
-        <w:t>rang</w:t>
-      </w:r>
-      <w:r>
-        <w:t>somme</w:t>
-      </w:r>
-      <w:proofErr w:type="spellEnd"/>
-      <w:r>
-        <w:t>) utilisés pour stocker des valeurs aléatoires pour les questions posées à l'utilisateur.</w:t>
-      </w:r>
-    </w:p>
-    <w:p>
-      <w:pPr>
-        <w:numPr>
-          <w:ilvl w:val="0"/>
-          <w:numId w:val="15"/>
-        </w:numPr>
-        <w:jc w:val="both"/>
-        <w:rPr>
-          <w:rStyle w:val="lev"/>
-        </w:rPr>
-      </w:pPr>
-      <w:r>
-        <w:rPr>
-          <w:rStyle w:val="lev"/>
-        </w:rPr>
-        <w:t>Constructeur :</w:t>
-      </w:r>
-    </w:p>
-    <w:p>
-      <w:pPr>
-        <w:numPr>
-          <w:ilvl w:val="1"/>
-          <w:numId w:val="15"/>
-        </w:numPr>
-        <w:jc w:val="both"/>
-      </w:pPr>
-      <w:r>
-        <w:t xml:space="preserve">public </w:t>
-      </w:r>
-      <w:proofErr w:type="spellStart"/>
-      <w:r>
-        <w:t>Interface_Geometrique</w:t>
-      </w:r>
-      <w:proofErr w:type="spellEnd"/>
-      <w:r>
-        <w:t>() : Initialise les composants de l'interface, crée une nouvelle suite géométrique et ajoute les boutons radio à la liste Boutons.</w:t>
-      </w:r>
-    </w:p>
-    <w:p>
-      <w:pPr>
-        <w:numPr>
-          <w:ilvl w:val="0"/>
-          <w:numId w:val="15"/>
-        </w:numPr>
-        <w:jc w:val="both"/>
-        <w:rPr>
-          <w:rStyle w:val="lev"/>
-        </w:rPr>
-      </w:pPr>
-      <w:r>
-        <w:rPr>
-          <w:rStyle w:val="lev"/>
-        </w:rPr>
-        <w:t>Méthodes principales :</w:t>
-      </w:r>
-    </w:p>
-    <w:p>
-      <w:pPr>
-        <w:numPr>
-          <w:ilvl w:val="1"/>
-          <w:numId w:val="15"/>
-        </w:numPr>
-        <w:jc w:val="both"/>
-      </w:pPr>
-      <w:r>
-        <w:t xml:space="preserve">public </w:t>
-      </w:r>
-      <w:proofErr w:type="spellStart"/>
-      <w:r>
-        <w:t>void</w:t>
-      </w:r>
-      <w:proofErr w:type="spellEnd"/>
-      <w:r>
-        <w:t xml:space="preserve"> </w:t>
-      </w:r>
-      <w:proofErr w:type="spellStart"/>
-      <w:r>
-        <w:t>nouvelle_suite</w:t>
-      </w:r>
-      <w:proofErr w:type="spellEnd"/>
-      <w:r>
-        <w:t>() : Initialise une nouvelle suite géométrique et met à jour les champs de l'interface avec des valeurs aléatoires. Elle s'assure également que rang_raison1 est toujours inférieur à rang_raison2.</w:t>
-      </w:r>
-    </w:p>
-    <w:p>
-      <w:pPr>
-        <w:numPr>
-          <w:ilvl w:val="1"/>
-          <w:numId w:val="15"/>
-        </w:numPr>
-        <w:jc w:val="both"/>
-      </w:pPr>
-      <w:r>
-        <w:t xml:space="preserve">public </w:t>
-      </w:r>
-      <w:proofErr w:type="spellStart"/>
-      <w:r>
-        <w:t>void</w:t>
-      </w:r>
-      <w:proofErr w:type="spellEnd"/>
-      <w:r>
-        <w:t xml:space="preserve"> Correction(string </w:t>
-      </w:r>
-      <w:proofErr w:type="spellStart"/>
-      <w:r>
-        <w:t>reponse</w:t>
-      </w:r>
-      <w:proofErr w:type="spellEnd"/>
-      <w:r>
-        <w:t xml:space="preserve">, </w:t>
-      </w:r>
-      <w:proofErr w:type="spellStart"/>
-      <w:r>
-        <w:t>int</w:t>
-      </w:r>
-      <w:proofErr w:type="spellEnd"/>
-      <w:r>
-        <w:t xml:space="preserve"> solution, Label </w:t>
-      </w:r>
-      <w:proofErr w:type="spellStart"/>
-      <w:r>
-        <w:t>monLabel</w:t>
-      </w:r>
-      <w:proofErr w:type="spellEnd"/>
-      <w:r>
-        <w:t>) : Vérifie la réponse de l'utilisateur par rapport à une solution entière et met à jour un label de vérification.</w:t>
-      </w:r>
-    </w:p>
-    <w:p>
-      <w:pPr>
-        <w:numPr>
-          <w:ilvl w:val="1"/>
-          <w:numId w:val="15"/>
-        </w:numPr>
-        <w:jc w:val="both"/>
-      </w:pPr>
-      <w:r>
-        <w:t xml:space="preserve">public </w:t>
-      </w:r>
-      <w:proofErr w:type="spellStart"/>
-      <w:r>
-        <w:t>void</w:t>
-      </w:r>
-      <w:proofErr w:type="spellEnd"/>
-      <w:r>
-        <w:t xml:space="preserve"> Correction(string </w:t>
-      </w:r>
-      <w:proofErr w:type="spellStart"/>
-      <w:r>
-        <w:t>reponse</w:t>
-      </w:r>
-      <w:proofErr w:type="spellEnd"/>
-      <w:r>
-        <w:t xml:space="preserve">, string solution, Label </w:t>
-      </w:r>
-      <w:proofErr w:type="spellStart"/>
-      <w:r>
-        <w:t>monLabel</w:t>
-      </w:r>
-      <w:proofErr w:type="spellEnd"/>
-      <w:r>
-        <w:t>) : Vérifie la réponse de l'utilisateur par rapport à une solution chaîne de caractères et met à jour un label de vérification.</w:t>
-      </w:r>
-    </w:p>
-    <w:p>
-      <w:pPr>
-        <w:numPr>
-          <w:ilvl w:val="0"/>
-          <w:numId w:val="15"/>
-        </w:numPr>
-        <w:jc w:val="both"/>
-        <w:rPr>
-          <w:rStyle w:val="lev"/>
-        </w:rPr>
-      </w:pPr>
-      <w:r>
-        <w:rPr>
-          <w:rStyle w:val="lev"/>
-        </w:rPr>
-        <w:t>Méthodes de mise à jour :</w:t>
-      </w:r>
-    </w:p>
-    <w:p>
-      <w:pPr>
-        <w:numPr>
-          <w:ilvl w:val="1"/>
-          <w:numId w:val="15"/>
-        </w:numPr>
-        <w:jc w:val="both"/>
-      </w:pPr>
-      <w:r>
-        <w:t xml:space="preserve">public </w:t>
-      </w:r>
-      <w:proofErr w:type="spellStart"/>
-      <w:r>
-        <w:t>void</w:t>
-      </w:r>
-      <w:proofErr w:type="spellEnd"/>
-      <w:r>
-        <w:t xml:space="preserve"> </w:t>
-      </w:r>
-      <w:proofErr w:type="spellStart"/>
-      <w:r>
-        <w:t>MaJ_UnTerme</w:t>
-      </w:r>
-      <w:proofErr w:type="spellEnd"/>
-      <w:r>
-        <w:t xml:space="preserve">(), public </w:t>
-      </w:r>
-      <w:proofErr w:type="spellStart"/>
-      <w:r>
-        <w:t>void</w:t>
-      </w:r>
-      <w:proofErr w:type="spellEnd"/>
-      <w:r>
-        <w:t xml:space="preserve"> </w:t>
-      </w:r>
-      <w:proofErr w:type="spellStart"/>
-      <w:r>
-        <w:t>MaJ_premierTerme</w:t>
-      </w:r>
-      <w:proofErr w:type="spellEnd"/>
-      <w:r>
-        <w:t xml:space="preserve">(), public </w:t>
-      </w:r>
-      <w:proofErr w:type="spellStart"/>
-      <w:r>
-        <w:t>void</w:t>
-      </w:r>
-      <w:proofErr w:type="spellEnd"/>
-      <w:r>
-        <w:t xml:space="preserve"> </w:t>
-      </w:r>
-      <w:proofErr w:type="spellStart"/>
-      <w:r>
-        <w:t>MaJ_rang</w:t>
-      </w:r>
-      <w:proofErr w:type="spellEnd"/>
-      <w:r>
-        <w:t xml:space="preserve">(), public </w:t>
-      </w:r>
-      <w:proofErr w:type="spellStart"/>
-      <w:r>
-        <w:t>void</w:t>
-      </w:r>
-      <w:proofErr w:type="spellEnd"/>
-      <w:r>
-        <w:t xml:space="preserve"> </w:t>
-      </w:r>
-      <w:proofErr w:type="spellStart"/>
-      <w:r>
-        <w:t>MaJ_raison</w:t>
-      </w:r>
-      <w:proofErr w:type="spellEnd"/>
-      <w:r>
-        <w:t xml:space="preserve">(), public </w:t>
-      </w:r>
-      <w:proofErr w:type="spellStart"/>
-      <w:r>
-        <w:t>void</w:t>
-      </w:r>
-      <w:proofErr w:type="spellEnd"/>
-      <w:r>
-        <w:t xml:space="preserve"> </w:t>
-      </w:r>
-      <w:proofErr w:type="spellStart"/>
-      <w:r>
-        <w:t>MaJ_somme</w:t>
-      </w:r>
-      <w:proofErr w:type="spellEnd"/>
-      <w:r>
-        <w:t xml:space="preserve">(), public </w:t>
-      </w:r>
-      <w:proofErr w:type="spellStart"/>
-      <w:r>
-        <w:t>void</w:t>
-      </w:r>
-      <w:proofErr w:type="spellEnd"/>
-      <w:r>
-        <w:t xml:space="preserve"> </w:t>
-      </w:r>
-      <w:proofErr w:type="spellStart"/>
-      <w:r>
-        <w:t>MaJ_monotonie</w:t>
-      </w:r>
-      <w:proofErr w:type="spellEnd"/>
-      <w:r>
-        <w:t>() : Ces méthodes mettent à jour les champs de l'interface pour chaque type de question (un terme, premier terme, rang, raison, somme, monotonie) avec les valeurs de la suite géométrique actuelle.</w:t>
+      </w:pPr>
+      <w:r>
+        <w:t>public void MaJ_UnTerme(), public void MaJ_premierTerme(), public void MaJ_rang(), public void MaJ_raison(), public void MaJ_somme(), public void MaJ_monotonie() : Ces méthodes mettent à jour les champs de l'interface pour chaque type de question (un terme, premier terme, rang, raison, somme, monotonie) avec les valeurs de la suite géométrique actuelle.</w:t>
       </w:r>
     </w:p>
     <w:p>
@@ -8747,47 +7406,15 @@
         <w:jc w:val="both"/>
       </w:pPr>
       <w:r>
-        <w:t>Plusieurs méthodes de gestion des événements (</w:t>
-      </w:r>
-      <w:proofErr w:type="spellStart"/>
-      <w:r>
-        <w:t>btn_nouvelle_terme_Click</w:t>
-      </w:r>
-      <w:proofErr w:type="spellEnd"/>
-      <w:r>
-        <w:t xml:space="preserve">, </w:t>
-      </w:r>
-      <w:proofErr w:type="spellStart"/>
-      <w:r>
-        <w:t>btn_valider_terme_Click</w:t>
-      </w:r>
-      <w:proofErr w:type="spellEnd"/>
-      <w:r>
-        <w:t xml:space="preserve">, etc.) pour chaque bouton de l'interface. Ces méthodes appellent </w:t>
-      </w:r>
-      <w:proofErr w:type="spellStart"/>
-      <w:r>
-        <w:t>nouvelle_suite</w:t>
-      </w:r>
-      <w:proofErr w:type="spellEnd"/>
-      <w:r>
-        <w:t>() pour générer une nouvelle suite ou Correction() pour vérifier les réponses de l'utilisateur.</w:t>
-      </w:r>
-    </w:p>
-    <w:p>
-      <w:pPr>
-        <w:jc w:val="both"/>
-      </w:pPr>
-      <w:r>
-        <w:t xml:space="preserve">En résumé, la classe </w:t>
-      </w:r>
-      <w:proofErr w:type="spellStart"/>
-      <w:r>
-        <w:t>Interface_Geometrique</w:t>
-      </w:r>
-      <w:proofErr w:type="spellEnd"/>
-      <w:r>
-        <w:t xml:space="preserve"> gère l'interface utilisateur pour poser des questions sur les suites géométriques, vérifier les réponses de l'utilisateur et afficher les résultats. Elle utilise des méthodes de mise à jour pour rafraîchir les champs de l'interface avec les valeurs de la suite géométrique actuelle.</w:t>
+        <w:t>Plusieurs méthodes de gestion des événements (btn_nouvelle_terme_Click, btn_valider_terme_Click, etc.) pour chaque bouton de l'interface. Ces méthodes appellent nouvelle_suite() pour générer une nouvelle suite ou Correction() pour vérifier les réponses de l'utilisateur.</w:t>
+      </w:r>
+    </w:p>
+    <w:p>
+      <w:pPr>
+        <w:jc w:val="both"/>
+      </w:pPr>
+      <w:r>
+        <w:t>En résumé, la classe Interface_Geometrique gère l'interface utilisateur pour poser des questions sur les suites géométriques, vérifier les réponses de l'utilisateur et afficher les résultats. Elle utilise des méthodes de mise à jour pour rafraîchir les champs de l'interface avec les valeurs de la suite géométrique actuelle.</w:t>
       </w:r>
     </w:p>
     <w:p>
@@ -8796,35 +7423,17 @@
         <w:jc w:val="both"/>
       </w:pPr>
       <w:bookmarkStart w:id="11" w:name="_Toc184324795"/>
-      <w:proofErr w:type="spellStart"/>
       <w:r>
         <w:t>Interface_InitialisationJeu</w:t>
       </w:r>
       <w:bookmarkEnd w:id="11"/>
-      <w:proofErr w:type="spellEnd"/>
-    </w:p>
-    <w:p>
-      <w:pPr>
-        <w:jc w:val="both"/>
-      </w:pPr>
-      <w:r>
-        <w:t xml:space="preserve">La classe </w:t>
-      </w:r>
-      <w:proofErr w:type="spellStart"/>
-      <w:r>
-        <w:t>Interface_InitialisationJeu</w:t>
-      </w:r>
-      <w:proofErr w:type="spellEnd"/>
-      <w:r>
-        <w:t xml:space="preserve"> hérite de </w:t>
-      </w:r>
-      <w:proofErr w:type="spellStart"/>
-      <w:r>
-        <w:t>Form</w:t>
-      </w:r>
-      <w:proofErr w:type="spellEnd"/>
-      <w:r>
-        <w:t xml:space="preserve"> et représente une interface utilisateur pour initialiser et gérer une partie de jeu impliquant des suites numériques. Elle contient plusieurs attributs et méthodes pour gérer les interactions de l'utilisateur et le déroulement de la partie.</w:t>
+    </w:p>
+    <w:p>
+      <w:pPr>
+        <w:jc w:val="both"/>
+      </w:pPr>
+      <w:r>
+        <w:t>La classe Interface_InitialisationJeu contient plusieurs attributs et méthodes pour gérer les interactions de l'utilisateur et le déroulement de la partie.</w:t>
       </w:r>
     </w:p>
     <w:p>
@@ -8854,13 +7463,8 @@
         </w:numPr>
         <w:jc w:val="both"/>
       </w:pPr>
-      <w:proofErr w:type="spellStart"/>
-      <w:r>
-        <w:t>bool</w:t>
-      </w:r>
-      <w:proofErr w:type="spellEnd"/>
-      <w:r>
-        <w:t xml:space="preserve"> chrono : Indique si le jeu se déroule avec un chronomètre.</w:t>
+      <w:r>
+        <w:t>bool chrono : Indique si le jeu se déroule avec un chronomètre.</w:t>
       </w:r>
     </w:p>
     <w:p>
@@ -8883,13 +7487,8 @@
         </w:numPr>
         <w:jc w:val="both"/>
       </w:pPr>
-      <w:proofErr w:type="spellStart"/>
-      <w:r>
-        <w:t>int</w:t>
-      </w:r>
-      <w:proofErr w:type="spellEnd"/>
-      <w:r>
-        <w:t xml:space="preserve"> tour : Indique le tour actuel (1 pour le joueur 1, 2 pour le joueur 2).</w:t>
+      <w:r>
+        <w:t>int tour : Indique le tour actuel (1 pour le joueur 1, 2 pour le joueur 2).</w:t>
       </w:r>
     </w:p>
     <w:p>
@@ -8900,13 +7499,8 @@
         </w:numPr>
         <w:jc w:val="both"/>
       </w:pPr>
-      <w:proofErr w:type="spellStart"/>
-      <w:r>
-        <w:t>int</w:t>
-      </w:r>
-      <w:proofErr w:type="spellEnd"/>
-      <w:r>
-        <w:t xml:space="preserve"> question : Indique le numéro de la question actuelle.</w:t>
+      <w:r>
+        <w:t>int question : Indique le numéro de la question actuelle.</w:t>
       </w:r>
     </w:p>
     <w:p>
@@ -8917,21 +7511,8 @@
         </w:numPr>
         <w:jc w:val="both"/>
       </w:pPr>
-      <w:proofErr w:type="spellStart"/>
-      <w:r>
-        <w:t>int</w:t>
-      </w:r>
-      <w:proofErr w:type="spellEnd"/>
-      <w:r>
-        <w:t xml:space="preserve"> </w:t>
-      </w:r>
-      <w:proofErr w:type="spellStart"/>
-      <w:r>
-        <w:t>nbQuestions</w:t>
-      </w:r>
-      <w:proofErr w:type="spellEnd"/>
-      <w:r>
-        <w:t xml:space="preserve"> : Nombre total de questions dans la partie.</w:t>
+      <w:r>
+        <w:t>int nbQuestions : Nombre total de questions dans la partie.</w:t>
       </w:r>
     </w:p>
     <w:p>
@@ -8942,13 +7523,8 @@
         </w:numPr>
         <w:jc w:val="both"/>
       </w:pPr>
-      <w:proofErr w:type="spellStart"/>
-      <w:r>
-        <w:t>int</w:t>
-      </w:r>
-      <w:proofErr w:type="spellEnd"/>
-      <w:r>
-        <w:t xml:space="preserve"> suite : Indique le type de suite (0 pour arithmétique, 1 pour géométrique).</w:t>
+      <w:r>
+        <w:t>int suite : Indique le type de suite (0 pour arithmétique, 1 pour géométrique).</w:t>
       </w:r>
     </w:p>
     <w:p>
@@ -8979,15 +7555,7 @@
         <w:jc w:val="both"/>
       </w:pPr>
       <w:r>
-        <w:t xml:space="preserve">public </w:t>
-      </w:r>
-      <w:proofErr w:type="spellStart"/>
-      <w:r>
-        <w:t>Interface_InitialisationJeu</w:t>
-      </w:r>
-      <w:proofErr w:type="spellEnd"/>
-      <w:r>
-        <w:t>() : Initialise les composants de l'interface.</w:t>
+        <w:t>public Interface_InitialisationJeu() : Initialise les composants de l'interface.</w:t>
       </w:r>
     </w:p>
     <w:p>
@@ -8999,39 +7567,7 @@
         <w:jc w:val="both"/>
       </w:pPr>
       <w:r>
-        <w:t xml:space="preserve">public </w:t>
-      </w:r>
-      <w:proofErr w:type="spellStart"/>
-      <w:r>
-        <w:t>Interface_InitialisationJeu</w:t>
-      </w:r>
-      <w:proofErr w:type="spellEnd"/>
-      <w:r>
-        <w:t>(</w:t>
-      </w:r>
-      <w:proofErr w:type="spellStart"/>
-      <w:r>
-        <w:t>bool</w:t>
-      </w:r>
-      <w:proofErr w:type="spellEnd"/>
-      <w:r>
-        <w:t xml:space="preserve"> </w:t>
-      </w:r>
-      <w:proofErr w:type="spellStart"/>
-      <w:r>
-        <w:t>AvecChrono</w:t>
-      </w:r>
-      <w:proofErr w:type="spellEnd"/>
-      <w:r>
-        <w:t xml:space="preserve">) : Initialise les composants de l'interface et active le chronomètre si </w:t>
-      </w:r>
-      <w:proofErr w:type="spellStart"/>
-      <w:r>
-        <w:t>AvecChrono</w:t>
-      </w:r>
-      <w:proofErr w:type="spellEnd"/>
-      <w:r>
-        <w:t xml:space="preserve"> est vrai.</w:t>
+        <w:t>public Interface_InitialisationJeu(bool AvecChrono) : Initialise les composants de l'interface et active le chronomètre si AvecChrono est vrai.</w:t>
       </w:r>
     </w:p>
     <w:p>
@@ -9062,47 +7598,7 @@
         <w:jc w:val="both"/>
       </w:pPr>
       <w:r>
-        <w:t xml:space="preserve">public </w:t>
-      </w:r>
-      <w:proofErr w:type="spellStart"/>
-      <w:r>
-        <w:t>void</w:t>
-      </w:r>
-      <w:proofErr w:type="spellEnd"/>
-      <w:r>
-        <w:t xml:space="preserve"> </w:t>
-      </w:r>
-      <w:proofErr w:type="spellStart"/>
-      <w:r>
-        <w:t>btn_ok_Click</w:t>
-      </w:r>
-      <w:proofErr w:type="spellEnd"/>
-      <w:r>
-        <w:t>(</w:t>
-      </w:r>
-      <w:proofErr w:type="spellStart"/>
-      <w:r>
-        <w:t>object</w:t>
-      </w:r>
-      <w:proofErr w:type="spellEnd"/>
-      <w:r>
-        <w:t xml:space="preserve"> </w:t>
-      </w:r>
-      <w:proofErr w:type="spellStart"/>
-      <w:r>
-        <w:t>sender</w:t>
-      </w:r>
-      <w:proofErr w:type="spellEnd"/>
-      <w:r>
-        <w:t xml:space="preserve">, </w:t>
-      </w:r>
-      <w:proofErr w:type="spellStart"/>
-      <w:r>
-        <w:t>EventArgs</w:t>
-      </w:r>
-      <w:proofErr w:type="spellEnd"/>
-      <w:r>
-        <w:t xml:space="preserve"> e) : Gère l'événement de clic sur le bouton "OK". Récupère les pseudos et mots de passe des joueurs, vérifie leur validité, crée les instances des joueurs et lance la partie.</w:t>
+        <w:t>public void btn_ok_Click(object sender, EventArgs e) : Gère l'événement de clic sur le bouton "OK". Récupère les pseudos et mots de passe des joueurs, vérifie leur validité, crée les instances des joueurs et lance la partie.</w:t>
       </w:r>
     </w:p>
     <w:p>
@@ -9115,31 +7611,7 @@
       </w:pPr>
       <w:r>
         <w:lastRenderedPageBreak/>
-        <w:t xml:space="preserve">public </w:t>
-      </w:r>
-      <w:proofErr w:type="spellStart"/>
-      <w:r>
-        <w:t>void</w:t>
-      </w:r>
-      <w:proofErr w:type="spellEnd"/>
-      <w:r>
-        <w:t xml:space="preserve"> </w:t>
-      </w:r>
-      <w:proofErr w:type="spellStart"/>
-      <w:r>
-        <w:t>JouerPartie</w:t>
-      </w:r>
-      <w:proofErr w:type="spellEnd"/>
-      <w:r>
-        <w:t xml:space="preserve">() : Gère le déroulement de la partie en appelant </w:t>
-      </w:r>
-      <w:proofErr w:type="spellStart"/>
-      <w:r>
-        <w:t>JouerQuestion</w:t>
-      </w:r>
-      <w:proofErr w:type="spellEnd"/>
-      <w:r>
-        <w:t>() pour chaque question et chaque joueur. Affiche les scores à la fin de la partie.</w:t>
+        <w:t>public void JouerPartie() : Gère le déroulement de la partie en appelant JouerQuestion() pour chaque question et chaque joueur. Affiche les scores à la fin de la partie.</w:t>
       </w:r>
     </w:p>
     <w:p>
@@ -9151,55 +7623,15 @@
         <w:jc w:val="both"/>
       </w:pPr>
       <w:r>
-        <w:t xml:space="preserve">public </w:t>
-      </w:r>
-      <w:proofErr w:type="spellStart"/>
-      <w:r>
-        <w:t>void</w:t>
-      </w:r>
-      <w:proofErr w:type="spellEnd"/>
-      <w:r>
-        <w:t xml:space="preserve"> </w:t>
-      </w:r>
-      <w:proofErr w:type="spellStart"/>
-      <w:r>
-        <w:t>JouerQuestion</w:t>
-      </w:r>
-      <w:proofErr w:type="spellEnd"/>
-      <w:r>
-        <w:t xml:space="preserve">(joueur joueur, </w:t>
-      </w:r>
-      <w:proofErr w:type="spellStart"/>
-      <w:r>
-        <w:t>int</w:t>
-      </w:r>
-      <w:proofErr w:type="spellEnd"/>
-      <w:r>
-        <w:t xml:space="preserve"> </w:t>
-      </w:r>
-      <w:proofErr w:type="spellStart"/>
-      <w:r>
-        <w:t>QuestionNum</w:t>
-      </w:r>
-      <w:proofErr w:type="spellEnd"/>
-      <w:r>
-        <w:t>) : Gère le déroulement d'une question pour un joueur en affichant l'interface de jeu correspondante.</w:t>
-      </w:r>
-    </w:p>
-    <w:p>
-      <w:pPr>
-        <w:jc w:val="both"/>
-      </w:pPr>
-      <w:r>
-        <w:t xml:space="preserve">En résumé, la classe </w:t>
-      </w:r>
-      <w:proofErr w:type="spellStart"/>
-      <w:r>
-        <w:t>Interface_InitialisationJeu</w:t>
-      </w:r>
-      <w:proofErr w:type="spellEnd"/>
-      <w:r>
-        <w:t xml:space="preserve"> gère l'interface utilisateur pour initialiser une partie de jeu, vérifier les informations des joueurs, et orchestrer le déroulement de la partie en posant des questions aux joueurs et en affichant les scores à la fin.</w:t>
+        <w:t>public void JouerQuestion(joueur joueur, int QuestionNum) : Gère le déroulement d'une question pour un joueur en affichant l'interface de jeu correspondante.</w:t>
+      </w:r>
+    </w:p>
+    <w:p>
+      <w:pPr>
+        <w:jc w:val="both"/>
+      </w:pPr>
+      <w:r>
+        <w:t>En résumé, la classe Interface_InitialisationJeu gère l'interface utilisateur pour initialiser une partie de jeu, vérifier les informations des joueurs, et orchestrer le déroulement de la partie en posant des questions aux joueurs et en affichant les scores à la fin.</w:t>
       </w:r>
     </w:p>
     <w:p>
@@ -9208,35 +7640,17 @@
         <w:jc w:val="both"/>
       </w:pPr>
       <w:bookmarkStart w:id="12" w:name="_Toc184324796"/>
-      <w:proofErr w:type="spellStart"/>
       <w:r>
         <w:t>Interface_Jeu</w:t>
       </w:r>
       <w:bookmarkEnd w:id="12"/>
-      <w:proofErr w:type="spellEnd"/>
-    </w:p>
-    <w:p>
-      <w:pPr>
-        <w:jc w:val="both"/>
-      </w:pPr>
-      <w:r>
-        <w:t>La classe </w:t>
-      </w:r>
-      <w:proofErr w:type="spellStart"/>
-      <w:r>
-        <w:t>Interface_Jeu</w:t>
-      </w:r>
-      <w:proofErr w:type="spellEnd"/>
-      <w:r>
-        <w:t> hérite de </w:t>
-      </w:r>
-      <w:proofErr w:type="spellStart"/>
-      <w:r>
-        <w:t>Form</w:t>
-      </w:r>
-      <w:proofErr w:type="spellEnd"/>
-      <w:r>
-        <w:t> et représente une interface utilisateur pour jouer à un jeu de questions sur les suites numériques. Elle contient plusieurs attributs et méthodes pour gérer les interactions de l'utilisateur et le déroulement des questions.</w:t>
+    </w:p>
+    <w:p>
+      <w:pPr>
+        <w:jc w:val="both"/>
+      </w:pPr>
+      <w:r>
+        <w:t>La classe Interface_Jeu contient plusieurs attributs et méthodes pour gérer les interactions de l'utilisateur et le déroulement des questions.</w:t>
       </w:r>
     </w:p>
     <w:p>
@@ -9265,53 +7679,8 @@
         </w:numPr>
         <w:jc w:val="both"/>
       </w:pPr>
-      <w:proofErr w:type="spellStart"/>
-      <w:r>
-        <w:t>suite_arithmetique</w:t>
-      </w:r>
-      <w:proofErr w:type="spellEnd"/>
-      <w:r>
-        <w:t xml:space="preserve"> </w:t>
-      </w:r>
-      <w:proofErr w:type="spellStart"/>
-      <w:r>
-        <w:t>suiteArithmetique</w:t>
-      </w:r>
-      <w:proofErr w:type="spellEnd"/>
-      <w:r>
-        <w:t> et </w:t>
-      </w:r>
-      <w:proofErr w:type="spellStart"/>
-      <w:r>
-        <w:t>suite_geometrique</w:t>
-      </w:r>
-      <w:proofErr w:type="spellEnd"/>
-      <w:r>
-        <w:t xml:space="preserve"> </w:t>
-      </w:r>
-      <w:proofErr w:type="spellStart"/>
-      <w:r>
-        <w:t>suiteGeometrique</w:t>
-      </w:r>
-      <w:proofErr w:type="spellEnd"/>
-      <w:r>
-        <w:t> : Instances des classes </w:t>
-      </w:r>
-      <w:proofErr w:type="spellStart"/>
-      <w:r>
-        <w:t>suite_arithmetique</w:t>
-      </w:r>
-      <w:proofErr w:type="spellEnd"/>
-      <w:r>
-        <w:t> et </w:t>
-      </w:r>
-      <w:proofErr w:type="spellStart"/>
-      <w:r>
-        <w:t>suite_geometrique</w:t>
-      </w:r>
-      <w:proofErr w:type="spellEnd"/>
-      <w:r>
-        <w:t> représentant les suites arithmétiques et géométriques respectivement.</w:t>
+      <w:r>
+        <w:t>suite_arithmetique suiteArithmetique et suite_geometrique suiteGeometrique : Instances des classes suite_arithmetique et suite_geometrique représentant les suites arithmétiques et géométriques respectivement.</w:t>
       </w:r>
     </w:p>
     <w:p>
@@ -9323,15 +7692,7 @@
         <w:jc w:val="both"/>
       </w:pPr>
       <w:r>
-        <w:t>List&lt;</w:t>
-      </w:r>
-      <w:proofErr w:type="spellStart"/>
-      <w:r>
-        <w:t>RadioButton</w:t>
-      </w:r>
-      <w:proofErr w:type="spellEnd"/>
-      <w:r>
-        <w:t>&gt; Boutons : Liste de boutons radio pour sélectionner la monotonie de la suite.</w:t>
+        <w:t>List&lt;RadioButton&gt; Boutons : Liste de boutons radio pour sélectionner la monotonie de la suite.</w:t>
       </w:r>
     </w:p>
     <w:p>
@@ -9354,21 +7715,8 @@
         </w:numPr>
         <w:jc w:val="both"/>
       </w:pPr>
-      <w:proofErr w:type="spellStart"/>
-      <w:r>
-        <w:t>int</w:t>
-      </w:r>
-      <w:proofErr w:type="spellEnd"/>
-      <w:r>
-        <w:t xml:space="preserve"> rang, </w:t>
-      </w:r>
-      <w:proofErr w:type="spellStart"/>
-      <w:r>
-        <w:t>int</w:t>
-      </w:r>
-      <w:proofErr w:type="spellEnd"/>
-      <w:r>
-        <w:t xml:space="preserve"> rang2 : Variables pour stocker les rangs utilisés dans les questions.</w:t>
+      <w:r>
+        <w:t>int rang, int rang2 : Variables pour stocker les rangs utilisés dans les questions.</w:t>
       </w:r>
     </w:p>
     <w:p>
@@ -9379,13 +7727,8 @@
         </w:numPr>
         <w:jc w:val="both"/>
       </w:pPr>
-      <w:proofErr w:type="spellStart"/>
-      <w:r>
-        <w:t>int</w:t>
-      </w:r>
-      <w:proofErr w:type="spellEnd"/>
-      <w:r>
-        <w:t xml:space="preserve"> suite : Indique le type de suite (0 pour arithmétique, 1 pour géométrique).</w:t>
+      <w:r>
+        <w:t>int suite : Indique le type de suite (0 pour arithmétique, 1 pour géométrique).</w:t>
       </w:r>
     </w:p>
     <w:p>
@@ -9396,13 +7739,8 @@
         </w:numPr>
         <w:jc w:val="both"/>
       </w:pPr>
-      <w:proofErr w:type="spellStart"/>
-      <w:r>
-        <w:t>int</w:t>
-      </w:r>
-      <w:proofErr w:type="spellEnd"/>
-      <w:r>
-        <w:t xml:space="preserve"> tour : Indique le tour actuel (1 pour le joueur 1, 2 pour le joueur 2).</w:t>
+      <w:r>
+        <w:t>int tour : Indique le tour actuel (1 pour le joueur 1, 2 pour le joueur 2).</w:t>
       </w:r>
     </w:p>
     <w:p>
@@ -9413,13 +7751,8 @@
         </w:numPr>
         <w:jc w:val="both"/>
       </w:pPr>
-      <w:proofErr w:type="spellStart"/>
-      <w:r>
-        <w:t>int</w:t>
-      </w:r>
-      <w:proofErr w:type="spellEnd"/>
-      <w:r>
-        <w:t xml:space="preserve"> question : Numéro de la question actuelle.</w:t>
+      <w:r>
+        <w:t>int question : Numéro de la question actuelle.</w:t>
       </w:r>
     </w:p>
     <w:p>
@@ -9430,13 +7763,8 @@
         </w:numPr>
         <w:jc w:val="both"/>
       </w:pPr>
-      <w:proofErr w:type="spellStart"/>
-      <w:r>
-        <w:t>bool</w:t>
-      </w:r>
-      <w:proofErr w:type="spellEnd"/>
-      <w:r>
-        <w:t xml:space="preserve"> chrono : Indique si le jeu se déroule avec un chronomètre.</w:t>
+      <w:r>
+        <w:t>bool chrono : Indique si le jeu se déroule avec un chronomètre.</w:t>
       </w:r>
     </w:p>
     <w:p>
@@ -9447,37 +7775,8 @@
         </w:numPr>
         <w:jc w:val="both"/>
       </w:pPr>
-      <w:proofErr w:type="spellStart"/>
-      <w:r>
-        <w:t>DateTime</w:t>
-      </w:r>
-      <w:proofErr w:type="spellEnd"/>
-      <w:r>
-        <w:t xml:space="preserve"> </w:t>
-      </w:r>
-      <w:proofErr w:type="spellStart"/>
-      <w:r>
-        <w:t>debutChrono</w:t>
-      </w:r>
-      <w:proofErr w:type="spellEnd"/>
-      <w:r>
-        <w:t>, </w:t>
-      </w:r>
-      <w:proofErr w:type="spellStart"/>
-      <w:r>
-        <w:t>DateTime</w:t>
-      </w:r>
-      <w:proofErr w:type="spellEnd"/>
-      <w:r>
-        <w:t xml:space="preserve"> </w:t>
-      </w:r>
-      <w:proofErr w:type="spellStart"/>
-      <w:r>
-        <w:t>finChrono</w:t>
-      </w:r>
-      <w:proofErr w:type="spellEnd"/>
-      <w:r>
-        <w:t> : Variables pour stocker les temps de début et de fin du chronomètre.</w:t>
+      <w:r>
+        <w:t>DateTime debutChrono, DateTime finChrono : Variables pour stocker les temps de début et de fin du chronomètre.</w:t>
       </w:r>
     </w:p>
     <w:p>
@@ -9508,71 +7807,7 @@
       </w:pPr>
       <w:r>
         <w:lastRenderedPageBreak/>
-        <w:t xml:space="preserve">public </w:t>
-      </w:r>
-      <w:proofErr w:type="spellStart"/>
-      <w:r>
-        <w:t>Interface_Jeu</w:t>
-      </w:r>
-      <w:proofErr w:type="spellEnd"/>
-      <w:r>
-        <w:t xml:space="preserve">(joueur LeJoueur1, joueur LeJoueur2, </w:t>
-      </w:r>
-      <w:proofErr w:type="spellStart"/>
-      <w:r>
-        <w:t>int</w:t>
-      </w:r>
-      <w:proofErr w:type="spellEnd"/>
-      <w:r>
-        <w:t xml:space="preserve"> Letour, </w:t>
-      </w:r>
-      <w:proofErr w:type="spellStart"/>
-      <w:r>
-        <w:t>int</w:t>
-      </w:r>
-      <w:proofErr w:type="spellEnd"/>
-      <w:r>
-        <w:t xml:space="preserve"> </w:t>
-      </w:r>
-      <w:proofErr w:type="spellStart"/>
-      <w:r>
-        <w:t>nQuestion</w:t>
-      </w:r>
-      <w:proofErr w:type="spellEnd"/>
-      <w:r>
-        <w:t xml:space="preserve">, </w:t>
-      </w:r>
-      <w:proofErr w:type="spellStart"/>
-      <w:r>
-        <w:t>bool</w:t>
-      </w:r>
-      <w:proofErr w:type="spellEnd"/>
-      <w:r>
-        <w:t xml:space="preserve"> </w:t>
-      </w:r>
-      <w:proofErr w:type="spellStart"/>
-      <w:r>
-        <w:t>AvecChrono</w:t>
-      </w:r>
-      <w:proofErr w:type="spellEnd"/>
-      <w:r>
-        <w:t xml:space="preserve">, </w:t>
-      </w:r>
-      <w:proofErr w:type="spellStart"/>
-      <w:r>
-        <w:t>int</w:t>
-      </w:r>
-      <w:proofErr w:type="spellEnd"/>
-      <w:r>
-        <w:t xml:space="preserve"> </w:t>
-      </w:r>
-      <w:proofErr w:type="spellStart"/>
-      <w:r>
-        <w:t>LaSuite</w:t>
-      </w:r>
-      <w:proofErr w:type="spellEnd"/>
-      <w:r>
-        <w:t>) : Initialise les composants de l'interface et les attributs de la classe en fonction des paramètres passés.</w:t>
+        <w:t>public Interface_Jeu(joueur LeJoueur1, joueur LeJoueur2, int Letour, int nQuestion, bool AvecChrono, int LaSuite) : Initialise les composants de l'interface et les attributs de la classe en fonction des paramètres passés.</w:t>
       </w:r>
     </w:p>
     <w:p>
@@ -9602,55 +7837,7 @@
         <w:jc w:val="both"/>
       </w:pPr>
       <w:r>
-        <w:t xml:space="preserve">public </w:t>
-      </w:r>
-      <w:proofErr w:type="spellStart"/>
-      <w:r>
-        <w:t>void</w:t>
-      </w:r>
-      <w:proofErr w:type="spellEnd"/>
-      <w:r>
-        <w:t xml:space="preserve"> InitialiserQuestion1(), public </w:t>
-      </w:r>
-      <w:proofErr w:type="spellStart"/>
-      <w:r>
-        <w:t>void</w:t>
-      </w:r>
-      <w:proofErr w:type="spellEnd"/>
-      <w:r>
-        <w:t xml:space="preserve"> InitialiserQuestion2(), public </w:t>
-      </w:r>
-      <w:proofErr w:type="spellStart"/>
-      <w:r>
-        <w:t>void</w:t>
-      </w:r>
-      <w:proofErr w:type="spellEnd"/>
-      <w:r>
-        <w:t xml:space="preserve"> InitialiserQuestion3(), public </w:t>
-      </w:r>
-      <w:proofErr w:type="spellStart"/>
-      <w:r>
-        <w:t>void</w:t>
-      </w:r>
-      <w:proofErr w:type="spellEnd"/>
-      <w:r>
-        <w:t xml:space="preserve"> InitialiserQuestion4(), public </w:t>
-      </w:r>
-      <w:proofErr w:type="spellStart"/>
-      <w:r>
-        <w:t>void</w:t>
-      </w:r>
-      <w:proofErr w:type="spellEnd"/>
-      <w:r>
-        <w:t xml:space="preserve"> InitialiserQuestion5(), public </w:t>
-      </w:r>
-      <w:proofErr w:type="spellStart"/>
-      <w:r>
-        <w:t>void</w:t>
-      </w:r>
-      <w:proofErr w:type="spellEnd"/>
-      <w:r>
-        <w:t xml:space="preserve"> InitialiserQuestion6() : Méthodes pour initialiser les différentes questions du jeu. Chaque méthode configure l'interface et les variables nécessaires pour poser une question spécifique.</w:t>
+        <w:t>public void InitialiserQuestion1(), public void InitialiserQuestion2(), public void InitialiserQuestion3(), public void InitialiserQuestion4(), public void InitialiserQuestion5(), public void InitialiserQuestion6() : Méthodes pour initialiser les différentes questions du jeu. Chaque méthode configure l'interface et les variables nécessaires pour poser une question spécifique.</w:t>
       </w:r>
     </w:p>
     <w:p>
@@ -9662,47 +7849,7 @@
         <w:jc w:val="both"/>
       </w:pPr>
       <w:r>
-        <w:t xml:space="preserve">public </w:t>
-      </w:r>
-      <w:proofErr w:type="spellStart"/>
-      <w:r>
-        <w:t>void</w:t>
-      </w:r>
-      <w:proofErr w:type="spellEnd"/>
-      <w:r>
-        <w:t xml:space="preserve"> </w:t>
-      </w:r>
-      <w:proofErr w:type="spellStart"/>
-      <w:r>
-        <w:t>btn_valider_Click</w:t>
-      </w:r>
-      <w:proofErr w:type="spellEnd"/>
-      <w:r>
-        <w:t>(</w:t>
-      </w:r>
-      <w:proofErr w:type="spellStart"/>
-      <w:r>
-        <w:t>object</w:t>
-      </w:r>
-      <w:proofErr w:type="spellEnd"/>
-      <w:r>
-        <w:t xml:space="preserve"> </w:t>
-      </w:r>
-      <w:proofErr w:type="spellStart"/>
-      <w:r>
-        <w:t>sender</w:t>
-      </w:r>
-      <w:proofErr w:type="spellEnd"/>
-      <w:r>
-        <w:t xml:space="preserve">, </w:t>
-      </w:r>
-      <w:proofErr w:type="spellStart"/>
-      <w:r>
-        <w:t>EventArgs</w:t>
-      </w:r>
-      <w:proofErr w:type="spellEnd"/>
-      <w:r>
-        <w:t xml:space="preserve"> e) : Gère l'événement de clic sur le bouton "Valider". Récupère la réponse de l'utilisateur, la compare à la solution et met à jour le score du joueur en conséquence.</w:t>
+        <w:t>public void btn_valider_Click(object sender, EventArgs e) : Gère l'événement de clic sur le bouton "Valider". Récupère la réponse de l'utilisateur, la compare à la solution et met à jour le score du joueur en conséquence.</w:t>
       </w:r>
     </w:p>
     <w:p>
@@ -9714,47 +7861,7 @@
         <w:jc w:val="both"/>
       </w:pPr>
       <w:r>
-        <w:t xml:space="preserve">public </w:t>
-      </w:r>
-      <w:proofErr w:type="spellStart"/>
-      <w:r>
-        <w:t>void</w:t>
-      </w:r>
-      <w:proofErr w:type="spellEnd"/>
-      <w:r>
-        <w:t xml:space="preserve"> </w:t>
-      </w:r>
-      <w:proofErr w:type="spellStart"/>
-      <w:r>
-        <w:t>button_passer_Click</w:t>
-      </w:r>
-      <w:proofErr w:type="spellEnd"/>
-      <w:r>
-        <w:t>(</w:t>
-      </w:r>
-      <w:proofErr w:type="spellStart"/>
-      <w:r>
-        <w:t>object</w:t>
-      </w:r>
-      <w:proofErr w:type="spellEnd"/>
-      <w:r>
-        <w:t xml:space="preserve"> </w:t>
-      </w:r>
-      <w:proofErr w:type="spellStart"/>
-      <w:r>
-        <w:t>sender</w:t>
-      </w:r>
-      <w:proofErr w:type="spellEnd"/>
-      <w:r>
-        <w:t xml:space="preserve">, </w:t>
-      </w:r>
-      <w:proofErr w:type="spellStart"/>
-      <w:r>
-        <w:t>EventArgs</w:t>
-      </w:r>
-      <w:proofErr w:type="spellEnd"/>
-      <w:r>
-        <w:t xml:space="preserve"> e) : Gère l'événement de clic sur le bouton "Passer". Ferme simplement le formulaire sans modifier les scores.</w:t>
+        <w:t>public void button_passer_Click(object sender, EventArgs e) : Gère l'événement de clic sur le bouton "Passer". Ferme simplement le formulaire sans modifier les scores.</w:t>
       </w:r>
     </w:p>
     <w:p>
@@ -9766,23 +7873,7 @@
         <w:jc w:val="both"/>
       </w:pPr>
       <w:r>
-        <w:t xml:space="preserve">public </w:t>
-      </w:r>
-      <w:proofErr w:type="spellStart"/>
-      <w:r>
-        <w:t>void</w:t>
-      </w:r>
-      <w:proofErr w:type="spellEnd"/>
-      <w:r>
-        <w:t xml:space="preserve"> Correction(string </w:t>
-      </w:r>
-      <w:proofErr w:type="spellStart"/>
-      <w:r>
-        <w:t>reponse</w:t>
-      </w:r>
-      <w:proofErr w:type="spellEnd"/>
-      <w:r>
-        <w:t>, string solution) : Vérifie la réponse de l'utilisateur par rapport à la solution et met à jour le score du joueur en conséquence. Si le chronomètre est activé, des points supplémentaires peuvent être attribués en fonction du temps écoulé.</w:t>
+        <w:t>public void Correction(string reponse, string solution) : Vérifie la réponse de l'utilisateur par rapport à la solution et met à jour le score du joueur en conséquence. Si le chronomètre est activé, des points supplémentaires peuvent être attribués en fonction du temps écoulé.</w:t>
       </w:r>
     </w:p>
     <w:p>
@@ -9794,47 +7885,7 @@
         <w:jc w:val="both"/>
       </w:pPr>
       <w:r>
-        <w:t xml:space="preserve">public </w:t>
-      </w:r>
-      <w:proofErr w:type="spellStart"/>
-      <w:r>
-        <w:t>void</w:t>
-      </w:r>
-      <w:proofErr w:type="spellEnd"/>
-      <w:r>
-        <w:t xml:space="preserve"> </w:t>
-      </w:r>
-      <w:proofErr w:type="spellStart"/>
-      <w:r>
-        <w:t>button_scores_Click</w:t>
-      </w:r>
-      <w:proofErr w:type="spellEnd"/>
-      <w:r>
-        <w:t>(</w:t>
-      </w:r>
-      <w:proofErr w:type="spellStart"/>
-      <w:r>
-        <w:t>object</w:t>
-      </w:r>
-      <w:proofErr w:type="spellEnd"/>
-      <w:r>
-        <w:t xml:space="preserve"> </w:t>
-      </w:r>
-      <w:proofErr w:type="spellStart"/>
-      <w:r>
-        <w:t>sender</w:t>
-      </w:r>
-      <w:proofErr w:type="spellEnd"/>
-      <w:r>
-        <w:t xml:space="preserve">, </w:t>
-      </w:r>
-      <w:proofErr w:type="spellStart"/>
-      <w:r>
-        <w:t>EventArgs</w:t>
-      </w:r>
-      <w:proofErr w:type="spellEnd"/>
-      <w:r>
-        <w:t xml:space="preserve"> e) : Affiche les scores actuels des deux joueurs.</w:t>
+        <w:t>public void button_scores_Click(object sender, EventArgs e) : Affiche les scores actuels des deux joueurs.</w:t>
       </w:r>
     </w:p>
     <w:p>
@@ -9846,63 +7897,15 @@
         <w:jc w:val="both"/>
       </w:pPr>
       <w:r>
-        <w:t xml:space="preserve">public </w:t>
-      </w:r>
-      <w:proofErr w:type="spellStart"/>
-      <w:r>
-        <w:t>void</w:t>
-      </w:r>
-      <w:proofErr w:type="spellEnd"/>
-      <w:r>
-        <w:t xml:space="preserve"> </w:t>
-      </w:r>
-      <w:proofErr w:type="spellStart"/>
-      <w:r>
-        <w:t>button_regles_Click</w:t>
-      </w:r>
-      <w:proofErr w:type="spellEnd"/>
-      <w:r>
-        <w:t>(</w:t>
-      </w:r>
-      <w:proofErr w:type="spellStart"/>
-      <w:r>
-        <w:t>object</w:t>
-      </w:r>
-      <w:proofErr w:type="spellEnd"/>
-      <w:r>
-        <w:t xml:space="preserve"> </w:t>
-      </w:r>
-      <w:proofErr w:type="spellStart"/>
-      <w:r>
-        <w:t>sender</w:t>
-      </w:r>
-      <w:proofErr w:type="spellEnd"/>
-      <w:r>
-        <w:t xml:space="preserve">, </w:t>
-      </w:r>
-      <w:proofErr w:type="spellStart"/>
-      <w:r>
-        <w:t>EventArgs</w:t>
-      </w:r>
-      <w:proofErr w:type="spellEnd"/>
-      <w:r>
-        <w:t xml:space="preserve"> e) : Affiche les règles du jeu.</w:t>
-      </w:r>
-    </w:p>
-    <w:p>
-      <w:pPr>
-        <w:jc w:val="both"/>
-      </w:pPr>
-      <w:r>
-        <w:t>En résumé, la classe </w:t>
-      </w:r>
-      <w:proofErr w:type="spellStart"/>
-      <w:r>
-        <w:t>Interface_Jeu</w:t>
-      </w:r>
-      <w:proofErr w:type="spellEnd"/>
-      <w:r>
-        <w:t> gère l'interface utilisateur pour poser des questions sur les suites numériques, vérifier les réponses des joueurs, et mettre à jour les scores en conséquence. Elle utilise des méthodes spécifiques pour initialiser chaque question et gérer les interactions de l'utilisateur.</w:t>
+        <w:t>public void button_regles_Click(object sender, EventArgs e) : Affiche les règles du jeu.</w:t>
+      </w:r>
+    </w:p>
+    <w:p>
+      <w:pPr>
+        <w:jc w:val="both"/>
+      </w:pPr>
+      <w:r>
+        <w:t>En résumé, la classe Interface_Jeu gère l'interface utilisateur pour poser des questions sur les suites numériques, vérifier les réponses des joueurs, et mettre à jour les scores en conséquence. Elle utilise des méthodes spécifiques pour initialiser chaque question et gérer les interactions de l'utilisateur.</w:t>
       </w:r>
     </w:p>
     <w:p>
@@ -9911,41 +7914,17 @@
         <w:jc w:val="both"/>
       </w:pPr>
       <w:bookmarkStart w:id="13" w:name="_Toc184324797"/>
-      <w:proofErr w:type="spellStart"/>
       <w:r>
         <w:t>Interface_MeilleurScore</w:t>
       </w:r>
       <w:bookmarkEnd w:id="13"/>
-      <w:proofErr w:type="spellEnd"/>
-    </w:p>
-    <w:p>
-      <w:pPr>
-        <w:jc w:val="both"/>
-      </w:pPr>
-      <w:r>
-        <w:t>La classe </w:t>
-      </w:r>
-      <w:proofErr w:type="spellStart"/>
-      <w:r>
-        <w:t>Interface_MeilleurScore</w:t>
-      </w:r>
-      <w:proofErr w:type="spellEnd"/>
-      <w:r>
-        <w:t> hérite de </w:t>
-      </w:r>
-      <w:proofErr w:type="spellStart"/>
-      <w:r>
-        <w:t>Form</w:t>
-      </w:r>
-      <w:proofErr w:type="spellEnd"/>
-      <w:r>
-        <w:t xml:space="preserve"> et représente une interface utilisateur </w:t>
-      </w:r>
-      <w:r>
-        <w:t>p</w:t>
-      </w:r>
-      <w:r>
-        <w:t>our afficher les meilleurs scores des joueurs. Elle contient un constructeur pour initialiser l'interface et afficher les informations des joueurs.</w:t>
+    </w:p>
+    <w:p>
+      <w:pPr>
+        <w:jc w:val="both"/>
+      </w:pPr>
+      <w:r>
+        <w:t>La classe Interface_MeilleurScore  contient un constructeur pour initialiser l'interface et afficher les informations des joueurs.</w:t>
       </w:r>
     </w:p>
     <w:p>
@@ -9975,35 +7954,19 @@
         <w:jc w:val="both"/>
       </w:pPr>
       <w:r>
-        <w:t xml:space="preserve">public </w:t>
-      </w:r>
-      <w:proofErr w:type="spellStart"/>
-      <w:r>
-        <w:t>Interface_MeilleurScore</w:t>
-      </w:r>
-      <w:proofErr w:type="spellEnd"/>
-      <w:r>
-        <w:t xml:space="preserve">() : Initialise les composants de l'interface et met à jour les labels pour afficher les pseudos, scores et dates des 10 </w:t>
+        <w:t xml:space="preserve">public Interface_MeilleurScore() : Initialise les composants de l'interface et met à jour les labels pour afficher les pseudos, scores et dates des 10 meilleurs joueurs. Pour chaque joueur, une instance de la classe joueur est </w:t>
       </w:r>
       <w:r>
         <w:lastRenderedPageBreak/>
-        <w:t>meilleurs joueurs. Pour chaque joueur, une instance de la classe joueur est créée en utilisant un indice, et les informations du joueur sont assignées aux contrôles correspondants de l'interface.</w:t>
-      </w:r>
-    </w:p>
-    <w:p>
-      <w:pPr>
-        <w:jc w:val="both"/>
-      </w:pPr>
-      <w:r>
-        <w:t>En résumé, la classe </w:t>
-      </w:r>
-      <w:proofErr w:type="spellStart"/>
-      <w:r>
-        <w:t>Interface_MeilleurScore</w:t>
-      </w:r>
-      <w:proofErr w:type="spellEnd"/>
-      <w:r>
-        <w:t> gère l'interface utilisateur pour afficher les meilleurs scores des joueurs. Elle initialise les composants de l'interface et met à jour les labels avec les informations des 10 meilleurs joueurs.</w:t>
+        <w:t>créée en utilisant un indice, et les informations du joueur sont assignées aux contrôles correspondants de l'interface.</w:t>
+      </w:r>
+    </w:p>
+    <w:p>
+      <w:pPr>
+        <w:jc w:val="both"/>
+      </w:pPr>
+      <w:r>
+        <w:t>En résumé, la classe Interface_MeilleurScore gère l'interface utilisateur pour afficher les meilleurs scores des joueurs. Elle initialise les composants de l'interface et met à jour les labels avec les informations des 10 meilleurs joueurs.</w:t>
       </w:r>
     </w:p>
     <w:p>
@@ -10012,35 +7975,17 @@
         <w:jc w:val="both"/>
       </w:pPr>
       <w:bookmarkStart w:id="14" w:name="_Toc184324798"/>
-      <w:proofErr w:type="spellStart"/>
       <w:r>
         <w:t>Interface_Score</w:t>
       </w:r>
       <w:bookmarkEnd w:id="14"/>
-      <w:proofErr w:type="spellEnd"/>
-    </w:p>
-    <w:p>
-      <w:pPr>
-        <w:jc w:val="both"/>
-      </w:pPr>
-      <w:r>
-        <w:t>La classe </w:t>
-      </w:r>
-      <w:proofErr w:type="spellStart"/>
-      <w:r>
-        <w:t>Interface_Score</w:t>
-      </w:r>
-      <w:proofErr w:type="spellEnd"/>
-      <w:r>
-        <w:t> hérite de </w:t>
-      </w:r>
-      <w:proofErr w:type="spellStart"/>
-      <w:r>
-        <w:t>Form</w:t>
-      </w:r>
-      <w:proofErr w:type="spellEnd"/>
-      <w:r>
-        <w:t> et représente une interface utilisateur pour afficher les scores des joueurs à la fin d'une partie. Elle contient un constructeur pour initialiser l'interface et afficher les résultats, ainsi que des méthodes pour gérer les interactions de l'utilisateur.</w:t>
+    </w:p>
+    <w:p>
+      <w:pPr>
+        <w:jc w:val="both"/>
+      </w:pPr>
+      <w:r>
+        <w:t>La classe Interface_Score  contient un constructeur pour initialiser l'interface et afficher les résultats, ainsi que des méthodes pour gérer les interactions de l'utilisateur.</w:t>
       </w:r>
     </w:p>
     <w:p>
@@ -10070,15 +8015,7 @@
         <w:jc w:val="both"/>
       </w:pPr>
       <w:r>
-        <w:t xml:space="preserve">public </w:t>
-      </w:r>
-      <w:proofErr w:type="spellStart"/>
-      <w:r>
-        <w:t>Interface_Score</w:t>
-      </w:r>
-      <w:proofErr w:type="spellEnd"/>
-      <w:r>
-        <w:t>(joueur joueur1, joueur joueur2) : Initialise les composants de l'interface et affiche les scores des deux joueurs. Détermine le vainqueur en comparant les scores des joueurs et met à jour le label correspondant avec le pseudo du vainqueur et la couleur appropriée (rouge pour le joueur 1, bleu pour le joueur 2, noir en cas d'égalité).</w:t>
+        <w:t>public Interface_Score(joueur joueur1, joueur joueur2) : Initialise les composants de l'interface et affiche les scores des deux joueurs. Détermine le vainqueur en comparant les scores des joueurs et met à jour le label correspondant avec le pseudo du vainqueur et la couleur appropriée (rouge pour le joueur 1, bleu pour le joueur 2, noir en cas d'égalité).</w:t>
       </w:r>
     </w:p>
     <w:p>
@@ -10108,55 +8045,7 @@
         <w:jc w:val="both"/>
       </w:pPr>
       <w:r>
-        <w:t xml:space="preserve">public </w:t>
-      </w:r>
-      <w:proofErr w:type="spellStart"/>
-      <w:r>
-        <w:t>void</w:t>
-      </w:r>
-      <w:proofErr w:type="spellEnd"/>
-      <w:r>
-        <w:t xml:space="preserve"> </w:t>
-      </w:r>
-      <w:proofErr w:type="spellStart"/>
-      <w:r>
-        <w:t>btn_nouvelle_Click</w:t>
-      </w:r>
-      <w:proofErr w:type="spellEnd"/>
-      <w:r>
-        <w:t>(</w:t>
-      </w:r>
-      <w:proofErr w:type="spellStart"/>
-      <w:r>
-        <w:t>object</w:t>
-      </w:r>
-      <w:proofErr w:type="spellEnd"/>
-      <w:r>
-        <w:t xml:space="preserve"> </w:t>
-      </w:r>
-      <w:proofErr w:type="spellStart"/>
-      <w:r>
-        <w:t>sender</w:t>
-      </w:r>
-      <w:proofErr w:type="spellEnd"/>
-      <w:r>
-        <w:t xml:space="preserve">, </w:t>
-      </w:r>
-      <w:proofErr w:type="spellStart"/>
-      <w:r>
-        <w:t>EventArgs</w:t>
-      </w:r>
-      <w:proofErr w:type="spellEnd"/>
-      <w:r>
-        <w:t xml:space="preserve"> e) : Gère l'événement de clic sur le bouton "Nouvelle Partie". Ferme l'interface et renvoie un résultat de dialogue </w:t>
-      </w:r>
-      <w:proofErr w:type="spellStart"/>
-      <w:r>
-        <w:t>DialogResult.OK</w:t>
-      </w:r>
-      <w:proofErr w:type="spellEnd"/>
-      <w:r>
-        <w:t> pour indiquer qu'une nouvelle partie doit être lancée.</w:t>
+        <w:t>public void btn_nouvelle_Click(object sender, EventArgs e) : Gère l'événement de clic sur le bouton "Nouvelle Partie". Ferme l'interface et renvoie un résultat de dialogue DialogResult.OK pour indiquer qu'une nouvelle partie doit être lancée.</w:t>
       </w:r>
     </w:p>
     <w:p>
@@ -10168,71 +8057,15 @@
         <w:jc w:val="both"/>
       </w:pPr>
       <w:r>
-        <w:t xml:space="preserve">public </w:t>
-      </w:r>
-      <w:proofErr w:type="spellStart"/>
-      <w:r>
-        <w:t>void</w:t>
-      </w:r>
-      <w:proofErr w:type="spellEnd"/>
-      <w:r>
-        <w:t xml:space="preserve"> </w:t>
-      </w:r>
-      <w:proofErr w:type="spellStart"/>
-      <w:r>
-        <w:t>btn_menu_Click</w:t>
-      </w:r>
-      <w:proofErr w:type="spellEnd"/>
-      <w:r>
-        <w:t>(</w:t>
-      </w:r>
-      <w:proofErr w:type="spellStart"/>
-      <w:r>
-        <w:t>object</w:t>
-      </w:r>
-      <w:proofErr w:type="spellEnd"/>
-      <w:r>
-        <w:t xml:space="preserve"> </w:t>
-      </w:r>
-      <w:proofErr w:type="spellStart"/>
-      <w:r>
-        <w:t>sender</w:t>
-      </w:r>
-      <w:proofErr w:type="spellEnd"/>
-      <w:r>
-        <w:t xml:space="preserve">, </w:t>
-      </w:r>
-      <w:proofErr w:type="spellStart"/>
-      <w:r>
-        <w:t>EventArgs</w:t>
-      </w:r>
-      <w:proofErr w:type="spellEnd"/>
-      <w:r>
-        <w:t xml:space="preserve"> e) : Gère l'événement de clic sur le bouton "Menu". Ferme l'interface et renvoie un résultat de dialogue </w:t>
-      </w:r>
-      <w:proofErr w:type="spellStart"/>
-      <w:r>
-        <w:t>DialogResult.Cancel</w:t>
-      </w:r>
-      <w:proofErr w:type="spellEnd"/>
-      <w:r>
-        <w:t> pour indiquer que l'utilisateur souhaite retourner au menu principal.</w:t>
-      </w:r>
-    </w:p>
-    <w:p>
-      <w:pPr>
-        <w:jc w:val="both"/>
-      </w:pPr>
-      <w:r>
-        <w:t>En résumé, la classe </w:t>
-      </w:r>
-      <w:proofErr w:type="spellStart"/>
-      <w:r>
-        <w:t>Interface_Score</w:t>
-      </w:r>
-      <w:proofErr w:type="spellEnd"/>
-      <w:r>
-        <w:t> gère l'interface utilisateur pour afficher les scores des joueurs à la fin d'une partie, déterminer le vainqueur et permettre à l'utilisateur de lancer une nouvelle partie ou de retourner au menu principal.</w:t>
+        <w:t>public void btn_menu_Click(object sender, EventArgs e) : Gère l'événement de clic sur le bouton "Menu". Ferme l'interface et renvoie un résultat de dialogue DialogResult.Cancel pour indiquer que l'utilisateur souhaite retourner au menu principal.</w:t>
+      </w:r>
+    </w:p>
+    <w:p>
+      <w:pPr>
+        <w:jc w:val="both"/>
+      </w:pPr>
+      <w:r>
+        <w:t>En résumé, la classe Interface_Score gère l'interface utilisateur pour afficher les scores des joueurs à la fin d'une partie, déterminer le vainqueur et permettre à l'utilisateur de lancer une nouvelle partie ou de retourner au menu principal.</w:t>
       </w:r>
       <w:r>
         <w:br w:type="page"/>
@@ -10256,12 +8089,10 @@
         <w:jc w:val="both"/>
       </w:pPr>
       <w:bookmarkStart w:id="16" w:name="_Toc184324800"/>
-      <w:proofErr w:type="spellStart"/>
       <w:r>
         <w:t>Program.cs</w:t>
       </w:r>
       <w:bookmarkEnd w:id="16"/>
-      <w:proofErr w:type="spellEnd"/>
     </w:p>
     <w:p>
       <w:pPr>
@@ -10310,16 +8141,10 @@
     </w:p>
     <w:p>
       <w:pPr>
-        <w:jc w:val="both"/>
-      </w:pPr>
-    </w:p>
-    <w:p>
-      <w:pPr>
         <w:pStyle w:val="Titre2"/>
         <w:jc w:val="both"/>
       </w:pPr>
       <w:bookmarkStart w:id="17" w:name="_Toc184324801"/>
-      <w:proofErr w:type="spellStart"/>
       <w:r>
         <w:lastRenderedPageBreak/>
         <w:t>Interface_</w:t>
@@ -10328,7 +8153,6 @@
         <w:t>Accueil</w:t>
       </w:r>
       <w:bookmarkEnd w:id="17"/>
-      <w:proofErr w:type="spellEnd"/>
     </w:p>
     <w:p>
       <w:pPr>
@@ -10391,12 +8215,10 @@
         <w:jc w:val="both"/>
       </w:pPr>
       <w:bookmarkStart w:id="18" w:name="_Toc184324802"/>
-      <w:proofErr w:type="spellStart"/>
       <w:r>
         <w:t>Interface_Arithmetique</w:t>
       </w:r>
       <w:bookmarkEnd w:id="18"/>
-      <w:proofErr w:type="spellEnd"/>
     </w:p>
     <w:p>
       <w:pPr>
@@ -10454,13 +8276,11 @@
         <w:jc w:val="both"/>
       </w:pPr>
       <w:bookmarkStart w:id="19" w:name="_Toc184324803"/>
-      <w:proofErr w:type="spellStart"/>
       <w:r>
         <w:lastRenderedPageBreak/>
         <w:t>Interface_Geometrique</w:t>
       </w:r>
       <w:bookmarkEnd w:id="19"/>
-      <w:proofErr w:type="spellEnd"/>
     </w:p>
     <w:p>
       <w:pPr>
@@ -10518,12 +8338,10 @@
         <w:jc w:val="both"/>
       </w:pPr>
       <w:bookmarkStart w:id="20" w:name="_Toc184324804"/>
-      <w:proofErr w:type="spellStart"/>
       <w:r>
         <w:t>Interface_InitialisationJeu</w:t>
       </w:r>
       <w:bookmarkEnd w:id="20"/>
-      <w:proofErr w:type="spellEnd"/>
     </w:p>
     <w:p>
       <w:pPr>
@@ -10581,13 +8399,11 @@
         <w:jc w:val="both"/>
       </w:pPr>
       <w:bookmarkStart w:id="21" w:name="_Toc184324805"/>
-      <w:proofErr w:type="spellStart"/>
       <w:r>
         <w:lastRenderedPageBreak/>
         <w:t>Interface_Jeu</w:t>
       </w:r>
       <w:bookmarkEnd w:id="21"/>
-      <w:proofErr w:type="spellEnd"/>
     </w:p>
     <w:p>
       <w:pPr>
@@ -10640,12 +8456,10 @@
         <w:jc w:val="both"/>
       </w:pPr>
       <w:bookmarkStart w:id="22" w:name="_Toc184324806"/>
-      <w:proofErr w:type="spellStart"/>
       <w:r>
         <w:t>Interface_MeilleurScore</w:t>
       </w:r>
       <w:bookmarkEnd w:id="22"/>
-      <w:proofErr w:type="spellEnd"/>
     </w:p>
     <w:p>
       <w:pPr>
@@ -10703,13 +8517,11 @@
         <w:jc w:val="both"/>
       </w:pPr>
       <w:bookmarkStart w:id="23" w:name="_Toc184324807"/>
-      <w:proofErr w:type="spellStart"/>
       <w:r>
         <w:lastRenderedPageBreak/>
         <w:t>Interface_Score</w:t>
       </w:r>
       <w:bookmarkEnd w:id="23"/>
-      <w:proofErr w:type="spellEnd"/>
     </w:p>
     <w:p>
       <w:pPr>
